--- a/Documentos/📘 Documento de Identidade Visual.docx
+++ b/Documentos/📘 Documento de Identidade Visual.docx
@@ -22,41 +22,16 @@
           <w:b/>
           <w:bCs/>
         </w:rPr>
-        <w:t xml:space="preserve"> Documento de Identidade Visual – </w:t>
-      </w:r>
-      <w:proofErr w:type="spellStart"/>
-      <w:r>
-        <w:rPr>
-          <w:b/>
-          <w:bCs/>
-        </w:rPr>
-        <w:t>ShareO</w:t>
-      </w:r>
-      <w:proofErr w:type="spellEnd"/>
-    </w:p>
-    <w:p>
-      <w:r>
-        <w:rPr>
-          <w:b/>
-          <w:bCs/>
-        </w:rPr>
-        <w:t xml:space="preserve">Versão 1.0 | </w:t>
-      </w:r>
-      <w:proofErr w:type="gramStart"/>
-      <w:r>
-        <w:rPr>
-          <w:b/>
-          <w:bCs/>
-        </w:rPr>
-        <w:t>Maio</w:t>
-      </w:r>
-      <w:proofErr w:type="gramEnd"/>
-      <w:r>
-        <w:rPr>
-          <w:b/>
-          <w:bCs/>
-        </w:rPr>
-        <w:t xml:space="preserve"> 2026</w:t>
+        <w:t xml:space="preserve"> Documento de Identidade Visual – ShareO</w:t>
+      </w:r>
+    </w:p>
+    <w:p>
+      <w:r>
+        <w:rPr>
+          <w:b/>
+          <w:bCs/>
+        </w:rPr>
+        <w:t>Versão 1.0 | Maio 2026</w:t>
       </w:r>
     </w:p>
     <w:p/>
@@ -123,17 +98,8 @@
           <w:i/>
           <w:iCs/>
         </w:rPr>
-        <w:t>mobile-</w:t>
-      </w:r>
-      <w:proofErr w:type="spellStart"/>
-      <w:r>
-        <w:rPr>
-          <w:i/>
-          <w:iCs/>
-        </w:rPr>
-        <w:t>first</w:t>
-      </w:r>
-      <w:proofErr w:type="spellEnd"/>
+        <w:t>mobile-first</w:t>
+      </w:r>
       <w:r>
         <w:t>, adaptando-se fluentemente a diferentes tamanhos de tela.</w:t>
       </w:r>
@@ -438,7 +404,7 @@
           </w:tcPr>
           <w:p>
             <w:r>
-              <w:t>Chamadas de ação, ícones</w:t>
+              <w:t>Badges, ícones, fundos decorativos — não usar com texto branco (contraste 2.07:1 — reprovado WCAG AA)</w:t>
             </w:r>
           </w:p>
         </w:tc>
@@ -732,17 +698,8 @@
                 <w:b/>
                 <w:bCs/>
               </w:rPr>
-              <w:t xml:space="preserve">Hero </w:t>
-            </w:r>
-            <w:proofErr w:type="spellStart"/>
-            <w:r>
-              <w:rPr>
-                <w:b/>
-                <w:bCs/>
-              </w:rPr>
-              <w:t>Section</w:t>
-            </w:r>
-            <w:proofErr w:type="spellEnd"/>
+              <w:t>Hero Section</w:t>
+            </w:r>
           </w:p>
         </w:tc>
         <w:tc>
@@ -1014,21 +971,7 @@
         <w:rPr>
           <w:rFonts w:ascii="Segoe UI Emoji" w:hAnsi="Segoe UI Emoji" w:cs="Segoe UI Emoji"/>
         </w:rPr>
-        <w:t xml:space="preserve">Subtítulos: </w:t>
-      </w:r>
-      <w:proofErr w:type="spellStart"/>
-      <w:r>
-        <w:rPr>
-          <w:rFonts w:ascii="Segoe UI Emoji" w:hAnsi="Segoe UI Emoji" w:cs="Segoe UI Emoji"/>
-        </w:rPr>
-        <w:t>Medium</w:t>
-      </w:r>
-      <w:proofErr w:type="spellEnd"/>
-      <w:r>
-        <w:rPr>
-          <w:rFonts w:ascii="Segoe UI Emoji" w:hAnsi="Segoe UI Emoji" w:cs="Segoe UI Emoji"/>
-        </w:rPr>
-        <w:t>, 18–22px</w:t>
+        <w:t>Subtítulos: Medium, 18–22px</w:t>
       </w:r>
     </w:p>
     <w:p>
@@ -1196,18 +1139,8 @@
           <w:b/>
           <w:bCs/>
         </w:rPr>
-        <w:t>📱 6. Diretrizes Mobile-</w:t>
-      </w:r>
-      <w:proofErr w:type="spellStart"/>
-      <w:r>
-        <w:rPr>
-          <w:rFonts w:ascii="Segoe UI Emoji" w:hAnsi="Segoe UI Emoji" w:cs="Segoe UI Emoji"/>
-          <w:b/>
-          <w:bCs/>
-        </w:rPr>
-        <w:t>First</w:t>
-      </w:r>
-      <w:proofErr w:type="spellEnd"/>
+        <w:t>📱 6. Diretrizes Mobile-First</w:t>
+      </w:r>
     </w:p>
     <w:p>
       <w:pPr>
@@ -1452,113 +1385,61 @@
           <w:b/>
           <w:bCs/>
         </w:rPr>
-        <w:t xml:space="preserve">🌍 Guia de Marca Visual – </w:t>
-      </w:r>
-      <w:proofErr w:type="spellStart"/>
-      <w:r>
+        <w:t>🌍 Guia de Marca Visual – ShareO</w:t>
+      </w:r>
+    </w:p>
+    <w:p>
+      <w:pPr>
         <w:rPr>
           <w:rFonts w:ascii="Segoe UI Emoji" w:hAnsi="Segoe UI Emoji" w:cs="Segoe UI Emoji"/>
           <w:b/>
           <w:bCs/>
         </w:rPr>
-        <w:t>ShareO</w:t>
-      </w:r>
-      <w:proofErr w:type="spellEnd"/>
-    </w:p>
-    <w:p>
-      <w:pPr>
+      </w:pPr>
+      <w:r>
         <w:rPr>
           <w:rFonts w:ascii="Segoe UI Emoji" w:hAnsi="Segoe UI Emoji" w:cs="Segoe UI Emoji"/>
           <w:b/>
           <w:bCs/>
         </w:rPr>
-      </w:pPr>
-      <w:r>
+        <w:t>Versão 1.0 | Mobile</w:t>
+        <w:noBreakHyphen/>
+        <w:t>First | Acessível e Sustentável</w:t>
+      </w:r>
+    </w:p>
+    <w:p>
+      <w:pPr>
         <w:rPr>
           <w:rFonts w:ascii="Segoe UI Emoji" w:hAnsi="Segoe UI Emoji" w:cs="Segoe UI Emoji"/>
           <w:b/>
           <w:bCs/>
         </w:rPr>
-        <w:t>Versão 1.0 | Mobile</w:t>
-      </w:r>
+      </w:pPr>
       <w:r>
         <w:rPr>
           <w:rFonts w:ascii="Segoe UI Emoji" w:hAnsi="Segoe UI Emoji" w:cs="Segoe UI Emoji"/>
           <w:b/>
           <w:bCs/>
         </w:rPr>
-        <w:noBreakHyphen/>
-      </w:r>
-      <w:proofErr w:type="spellStart"/>
-      <w:r>
+        <w:t>🧭 1. Conceito e Propósito</w:t>
+      </w:r>
+    </w:p>
+    <w:p>
+      <w:pPr>
         <w:rPr>
           <w:rFonts w:ascii="Segoe UI Emoji" w:hAnsi="Segoe UI Emoji" w:cs="Segoe UI Emoji"/>
           <w:b/>
           <w:bCs/>
         </w:rPr>
-        <w:t>First</w:t>
-      </w:r>
-      <w:proofErr w:type="spellEnd"/>
+      </w:pPr>
       <w:r>
         <w:rPr>
           <w:rFonts w:ascii="Segoe UI Emoji" w:hAnsi="Segoe UI Emoji" w:cs="Segoe UI Emoji"/>
           <w:b/>
           <w:bCs/>
         </w:rPr>
-        <w:t xml:space="preserve"> | Acessível e Sustentável</w:t>
-      </w:r>
-    </w:p>
-    <w:p>
-      <w:pPr>
-        <w:rPr>
-          <w:rFonts w:ascii="Segoe UI Emoji" w:hAnsi="Segoe UI Emoji" w:cs="Segoe UI Emoji"/>
-          <w:b/>
-          <w:bCs/>
-        </w:rPr>
-      </w:pPr>
-      <w:r>
-        <w:rPr>
-          <w:rFonts w:ascii="Segoe UI Emoji" w:hAnsi="Segoe UI Emoji" w:cs="Segoe UI Emoji"/>
-          <w:b/>
-          <w:bCs/>
-        </w:rPr>
-        <w:t>🧭 1. Conceito e Propósito</w:t>
-      </w:r>
-    </w:p>
-    <w:p>
-      <w:pPr>
-        <w:rPr>
-          <w:rFonts w:ascii="Segoe UI Emoji" w:hAnsi="Segoe UI Emoji" w:cs="Segoe UI Emoji"/>
-          <w:b/>
-          <w:bCs/>
-        </w:rPr>
-      </w:pPr>
-      <w:r>
-        <w:rPr>
-          <w:rFonts w:ascii="Segoe UI Emoji" w:hAnsi="Segoe UI Emoji" w:cs="Segoe UI Emoji"/>
-          <w:b/>
-          <w:bCs/>
-        </w:rPr>
         <w:lastRenderedPageBreak/>
-        <w:t xml:space="preserve">A </w:t>
-      </w:r>
-      <w:proofErr w:type="spellStart"/>
-      <w:r>
-        <w:rPr>
-          <w:rFonts w:ascii="Segoe UI Emoji" w:hAnsi="Segoe UI Emoji" w:cs="Segoe UI Emoji"/>
-          <w:b/>
-          <w:bCs/>
-        </w:rPr>
-        <w:t>ShareO</w:t>
-      </w:r>
-      <w:proofErr w:type="spellEnd"/>
-      <w:r>
-        <w:rPr>
-          <w:rFonts w:ascii="Segoe UI Emoji" w:hAnsi="Segoe UI Emoji" w:cs="Segoe UI Emoji"/>
-          <w:b/>
-          <w:bCs/>
-        </w:rPr>
-        <w:t xml:space="preserve"> é uma plataforma de compartilhamento e aluguel que promove o uso consciente de recursos. O design deve refletir sustentabilidade, confiança e comunidade, com foco em experiência inclusiva e navegação intuitiva.</w:t>
+        <w:t>A ShareO é uma plataforma de compartilhamento e aluguel que promove o uso consciente de recursos. O design deve refletir sustentabilidade, confiança e comunidade, com foco em experiência inclusiva e navegação intuitiva.</w:t>
       </w:r>
     </w:p>
     <w:p>
@@ -2151,17 +2032,8 @@
                 <w:b/>
                 <w:bCs/>
               </w:rPr>
-              <w:t xml:space="preserve">Hero </w:t>
-            </w:r>
-            <w:proofErr w:type="spellStart"/>
-            <w:r>
-              <w:rPr>
-                <w:b/>
-                <w:bCs/>
-              </w:rPr>
-              <w:t>Section</w:t>
-            </w:r>
-            <w:proofErr w:type="spellEnd"/>
+              <w:t>Hero Section</w:t>
+            </w:r>
           </w:p>
         </w:tc>
         <w:tc>
@@ -2462,15 +2334,7 @@
         <w:t>Subtítulos:</w:t>
       </w:r>
       <w:r>
-        <w:t xml:space="preserve"> </w:t>
-      </w:r>
-      <w:proofErr w:type="spellStart"/>
-      <w:r>
-        <w:t>Medium</w:t>
-      </w:r>
-      <w:proofErr w:type="spellEnd"/>
-      <w:r>
-        <w:t>, 18–22px</w:t>
+        <w:t xml:space="preserve"> Medium, 18–22px</w:t>
       </w:r>
     </w:p>
     <w:p>
@@ -2826,13 +2690,8 @@
           </w:tcPr>
           <w:p>
             <w:r>
-              <w:t xml:space="preserve">Reutilizar, Economizar, </w:t>
-            </w:r>
-            <w:proofErr w:type="gramStart"/>
-            <w:r>
-              <w:t>Conectar</w:t>
-            </w:r>
-            <w:proofErr w:type="gramEnd"/>
+              <w:t>Reutilizar, Economizar, Conectar</w:t>
+            </w:r>
           </w:p>
         </w:tc>
       </w:tr>
@@ -2903,23 +2762,9 @@
           <w:bCs/>
         </w:rPr>
         <w:t xml:space="preserve"> 6. Diretrizes Mobile</w:t>
-      </w:r>
-      <w:r>
-        <w:rPr>
-          <w:b/>
-          <w:bCs/>
-        </w:rPr>
         <w:noBreakHyphen/>
-      </w:r>
-      <w:proofErr w:type="spellStart"/>
-      <w:r>
-        <w:rPr>
-          <w:b/>
-          <w:bCs/>
-        </w:rPr>
         <w:t>First</w:t>
       </w:r>
-      <w:proofErr w:type="spellEnd"/>
     </w:p>
     <w:p>
       <w:pPr>
@@ -3175,17 +3020,8 @@
           <w:b/>
           <w:bCs/>
         </w:rPr>
-        <w:t xml:space="preserve">apresentação em slides do guia de marca visual da </w:t>
-      </w:r>
-      <w:proofErr w:type="spellStart"/>
-      <w:r>
-        <w:rPr>
-          <w:b/>
-          <w:bCs/>
-        </w:rPr>
-        <w:t>ShareO</w:t>
-      </w:r>
-      <w:proofErr w:type="spellEnd"/>
+        <w:t>apresentação em slides do guia de marca visual da ShareO</w:t>
+      </w:r>
       <w:r>
         <w:t xml:space="preserve"> pronta para ser usada com sua equipe ou investidores. Ela organiza todas as diretrizes que definimos em um formato claro e visualmente impactante, com foco em </w:t>
       </w:r>
@@ -3226,15 +3062,7 @@
         <w:t>Introdução</w:t>
       </w:r>
       <w:r>
-        <w:t xml:space="preserve"> – Título, logo </w:t>
-      </w:r>
-      <w:proofErr w:type="gramStart"/>
-      <w:r>
-        <w:t>e</w:t>
-      </w:r>
-      <w:proofErr w:type="gramEnd"/>
-      <w:r>
-        <w:t xml:space="preserve"> mensagem-chave.</w:t>
+        <w:t xml:space="preserve"> – Título, logo e mensagem-chave.</w:t>
       </w:r>
     </w:p>
     <w:p>
@@ -3270,15 +3098,7 @@
         <w:t>Paleta de Cores</w:t>
       </w:r>
       <w:r>
-        <w:t xml:space="preserve"> – Azul e verde acessíveis com códigos </w:t>
-      </w:r>
-      <w:proofErr w:type="spellStart"/>
-      <w:r>
-        <w:t>hex</w:t>
-      </w:r>
-      <w:proofErr w:type="spellEnd"/>
-      <w:r>
-        <w:t>.</w:t>
+        <w:t xml:space="preserve"> – Azul e verde acessíveis com códigos hex.</w:t>
       </w:r>
     </w:p>
     <w:p>
@@ -3296,15 +3116,7 @@
         <w:t>Layout Responsivo</w:t>
       </w:r>
       <w:r>
-        <w:t xml:space="preserve"> – Estrutura mobile-</w:t>
-      </w:r>
-      <w:proofErr w:type="spellStart"/>
-      <w:r>
-        <w:t>first</w:t>
-      </w:r>
-      <w:proofErr w:type="spellEnd"/>
-      <w:r>
-        <w:t xml:space="preserve"> com cabeçalho, hero, benefícios e rodapé.</w:t>
+        <w:t xml:space="preserve"> – Estrutura mobile-first com cabeçalho, hero, benefícios e rodapé.</w:t>
       </w:r>
     </w:p>
     <w:p>
@@ -3355,17 +3167,8 @@
           <w:b/>
           <w:bCs/>
         </w:rPr>
-        <w:t>Diretrizes Mobile-</w:t>
-      </w:r>
-      <w:proofErr w:type="spellStart"/>
-      <w:r>
-        <w:rPr>
-          <w:b/>
-          <w:bCs/>
-        </w:rPr>
-        <w:t>First</w:t>
-      </w:r>
-      <w:proofErr w:type="spellEnd"/>
+        <w:t>Diretrizes Mobile-First</w:t>
+      </w:r>
       <w:r>
         <w:t xml:space="preserve"> – Layout vertical, botões tocáveis, menus simples.</w:t>
       </w:r>
@@ -3531,21 +3334,10 @@
           <w:b/>
           <w:bCs/>
         </w:rPr>
-        <w:t xml:space="preserve">ícones circulares das categorias da </w:t>
-      </w:r>
-      <w:proofErr w:type="spellStart"/>
-      <w:r>
-        <w:rPr>
-          <w:b/>
-          <w:bCs/>
-        </w:rPr>
-        <w:t>ShareO</w:t>
-      </w:r>
-      <w:proofErr w:type="spellEnd"/>
+        <w:t>ícones circulares das categorias da ShareO</w:t>
+      </w:r>
       <w:r>
         <w:t>, criados seguindo o padrão visual que definimos — com estilo limpo, sustentável e coerente com a identidade azul</w:t>
-      </w:r>
-      <w:r>
         <w:noBreakHyphen/>
         <w:t>verde da marca.</w:t>
       </w:r>
@@ -3822,17 +3614,8 @@
           <w:b/>
           <w:bCs/>
         </w:rPr>
-        <w:t xml:space="preserve"> Guia de Aplicação dos Ícones – </w:t>
-      </w:r>
-      <w:proofErr w:type="spellStart"/>
-      <w:r>
-        <w:rPr>
-          <w:b/>
-          <w:bCs/>
-        </w:rPr>
-        <w:t>ShareO</w:t>
-      </w:r>
-      <w:proofErr w:type="spellEnd"/>
+        <w:t xml:space="preserve"> Guia de Aplicação dos Ícones – ShareO</w:t>
+      </w:r>
     </w:p>
     <w:p>
       <w:r>
@@ -3841,29 +3624,8 @@
           <w:bCs/>
         </w:rPr>
         <w:t>Versão 1.0 | Mobile</w:t>
-      </w:r>
-      <w:r>
-        <w:rPr>
-          <w:b/>
-          <w:bCs/>
-        </w:rPr>
         <w:noBreakHyphen/>
-      </w:r>
-      <w:proofErr w:type="spellStart"/>
-      <w:r>
-        <w:rPr>
-          <w:b/>
-          <w:bCs/>
-        </w:rPr>
-        <w:t>First</w:t>
-      </w:r>
-      <w:proofErr w:type="spellEnd"/>
-      <w:r>
-        <w:rPr>
-          <w:b/>
-          <w:bCs/>
-        </w:rPr>
-        <w:t xml:space="preserve"> | Acessível e Sustentável</w:t>
+        <w:t>First | Acessível e Sustentável</w:t>
       </w:r>
     </w:p>
     <w:p>
@@ -3905,8 +3667,6 @@
       </w:r>
       <w:r>
         <w:t>: todos os ícones devem manter o formato circular com borda azul</w:t>
-      </w:r>
-      <w:r>
         <w:noBreakHyphen/>
         <w:t>acinzentada (#144D81).</w:t>
       </w:r>
@@ -4087,13 +3847,8 @@
           </w:tcPr>
           <w:p>
             <w:r>
-              <w:t>48×48 </w:t>
-            </w:r>
-            <w:proofErr w:type="spellStart"/>
-            <w:r>
-              <w:t>px</w:t>
-            </w:r>
-            <w:proofErr w:type="spellEnd"/>
+              <w:t>48×48 px</w:t>
+            </w:r>
           </w:p>
         </w:tc>
         <w:tc>
@@ -4137,13 +3892,8 @@
           </w:tcPr>
           <w:p>
             <w:r>
-              <w:t>64×64 </w:t>
-            </w:r>
-            <w:proofErr w:type="spellStart"/>
-            <w:r>
-              <w:t>px</w:t>
-            </w:r>
-            <w:proofErr w:type="spellEnd"/>
+              <w:t>64×64 px</w:t>
+            </w:r>
           </w:p>
         </w:tc>
         <w:tc>
@@ -4188,13 +3938,8 @@
           </w:tcPr>
           <w:p>
             <w:r>
-              <w:t>32×32 </w:t>
-            </w:r>
-            <w:proofErr w:type="spellStart"/>
-            <w:r>
-              <w:t>px</w:t>
-            </w:r>
-            <w:proofErr w:type="spellEnd"/>
+              <w:t>32×32 px</w:t>
+            </w:r>
           </w:p>
         </w:tc>
         <w:tc>
@@ -4238,13 +3983,8 @@
           </w:tcPr>
           <w:p>
             <w:r>
-              <w:t>96×96 </w:t>
-            </w:r>
-            <w:proofErr w:type="spellStart"/>
-            <w:r>
-              <w:t>px</w:t>
-            </w:r>
-            <w:proofErr w:type="spellEnd"/>
+              <w:t>96×96 px</w:t>
+            </w:r>
           </w:p>
         </w:tc>
         <w:tc>
@@ -4299,17 +4039,8 @@
           <w:b/>
           <w:bCs/>
         </w:rPr>
-        <w:t>8 </w:t>
-      </w:r>
-      <w:proofErr w:type="spellStart"/>
-      <w:r>
-        <w:rPr>
-          <w:b/>
-          <w:bCs/>
-        </w:rPr>
-        <w:t>px</w:t>
-      </w:r>
-      <w:proofErr w:type="spellEnd"/>
+        <w:t>8 px</w:t>
+      </w:r>
       <w:r>
         <w:t xml:space="preserve"> entre ícones.</w:t>
       </w:r>
@@ -4321,30 +4052,16 @@
           <w:numId w:val="16"/>
         </w:numPr>
       </w:pPr>
-      <w:proofErr w:type="spellStart"/>
-      <w:r>
-        <w:t>Padding</w:t>
-      </w:r>
-      <w:proofErr w:type="spellEnd"/>
-      <w:r>
-        <w:t xml:space="preserve"> interno de </w:t>
-      </w:r>
-      <w:r>
-        <w:rPr>
-          <w:b/>
-          <w:bCs/>
-        </w:rPr>
-        <w:t>12 </w:t>
-      </w:r>
-      <w:proofErr w:type="spellStart"/>
-      <w:r>
-        <w:rPr>
-          <w:b/>
-          <w:bCs/>
-        </w:rPr>
-        <w:t>px</w:t>
-      </w:r>
-      <w:proofErr w:type="spellEnd"/>
+      <w:r>
+        <w:t xml:space="preserve">Padding interno de </w:t>
+      </w:r>
+      <w:r>
+        <w:rPr>
+          <w:b/>
+          <w:bCs/>
+        </w:rPr>
+        <w:t>12 px</w:t>
+      </w:r>
       <w:r>
         <w:t xml:space="preserve"> dentro do círculo.</w:t>
       </w:r>
@@ -4546,8 +4263,6 @@
           <w:p>
             <w:r>
               <w:t>Azul</w:t>
-            </w:r>
-            <w:r>
               <w:noBreakHyphen/>
               <w:t>marinho (#003366)</w:t>
             </w:r>
@@ -4605,17 +4320,8 @@
           <w:i/>
           <w:iCs/>
         </w:rPr>
-        <w:t xml:space="preserve">Montserrat </w:t>
-      </w:r>
-      <w:proofErr w:type="spellStart"/>
-      <w:r>
-        <w:rPr>
-          <w:i/>
-          <w:iCs/>
-        </w:rPr>
-        <w:t>Medium</w:t>
-      </w:r>
-      <w:proofErr w:type="spellEnd"/>
+        <w:t>Montserrat Medium</w:t>
+      </w:r>
     </w:p>
     <w:p>
       <w:pPr>
@@ -4625,23 +4331,7 @@
         </w:numPr>
       </w:pPr>
       <w:r>
-        <w:t>Tamanho: 14 </w:t>
-      </w:r>
-      <w:proofErr w:type="spellStart"/>
-      <w:r>
-        <w:t>px</w:t>
-      </w:r>
-      <w:proofErr w:type="spellEnd"/>
-      <w:r>
-        <w:t xml:space="preserve"> (mobile) / 16 </w:t>
-      </w:r>
-      <w:proofErr w:type="spellStart"/>
-      <w:r>
-        <w:t>px</w:t>
-      </w:r>
-      <w:proofErr w:type="spellEnd"/>
-      <w:r>
-        <w:t xml:space="preserve"> (web)</w:t>
+        <w:t>Tamanho: 14 px (mobile) / 16 px (web)</w:t>
       </w:r>
     </w:p>
     <w:p>
@@ -4653,8 +4343,6 @@
       </w:pPr>
       <w:r>
         <w:t>Cor: Azul</w:t>
-      </w:r>
-      <w:r>
         <w:noBreakHyphen/>
         <w:t>marinho (#003366)</w:t>
       </w:r>
@@ -4667,13 +4355,8 @@
         </w:numPr>
       </w:pPr>
       <w:r>
-        <w:t>Espaçamento entre ícone e texto: 6 </w:t>
-      </w:r>
-      <w:proofErr w:type="spellStart"/>
-      <w:r>
-        <w:t>px</w:t>
-      </w:r>
-      <w:proofErr w:type="spellEnd"/>
+        <w:t>Espaçamento entre ícone e texto: 6 px</w:t>
+      </w:r>
     </w:p>
     <w:p>
       <w:pPr>
@@ -4713,15 +4396,7 @@
         <w:t>Menu horizontal</w:t>
       </w:r>
       <w:r>
-        <w:t xml:space="preserve">: ícones alinhados com </w:t>
-      </w:r>
-      <w:proofErr w:type="spellStart"/>
-      <w:r>
-        <w:t>labels</w:t>
-      </w:r>
-      <w:proofErr w:type="spellEnd"/>
-      <w:r>
-        <w:t xml:space="preserve"> abaixo.</w:t>
+        <w:t>: ícones alinhados com labels abaixo.</w:t>
       </w:r>
     </w:p>
     <w:p>
@@ -4831,15 +4506,7 @@
         </w:numPr>
       </w:pPr>
       <w:r>
-        <w:t xml:space="preserve">Usar </w:t>
-      </w:r>
-      <w:proofErr w:type="spellStart"/>
-      <w:r>
-        <w:t>SVGs</w:t>
-      </w:r>
-      <w:proofErr w:type="spellEnd"/>
-      <w:r>
-        <w:t xml:space="preserve"> para escalabilidade e leveza.</w:t>
+        <w:t>Usar SVGs para escalabilidade e leveza.</w:t>
       </w:r>
     </w:p>
     <w:p>
@@ -4920,27 +4587,10 @@
           <w:b/>
           <w:bCs/>
         </w:rPr>
-        <w:t xml:space="preserve">guia visual de aplicação dos ícones </w:t>
-      </w:r>
-      <w:proofErr w:type="spellStart"/>
-      <w:r>
-        <w:rPr>
-          <w:b/>
-          <w:bCs/>
-        </w:rPr>
-        <w:t>ShareO</w:t>
-      </w:r>
-      <w:proofErr w:type="spellEnd"/>
-      <w:r>
-        <w:t xml:space="preserve">, mostrando como cada categoria deve ser usada em diferentes contextos — menus, cards, </w:t>
-      </w:r>
-      <w:proofErr w:type="gramStart"/>
-      <w:r>
-        <w:t>filtros e telas mobile</w:t>
-      </w:r>
-      <w:proofErr w:type="gramEnd"/>
-      <w:r>
-        <w:t>.</w:t>
+        <w:t>guia visual de aplicação dos ícones ShareO</w:t>
+      </w:r>
+      <w:r>
+        <w:t>, mostrando como cada categoria deve ser usada em diferentes contextos — menus, cards, filtros e telas mobile.</w:t>
       </w:r>
     </w:p>
     <w:p>
@@ -4963,23 +4613,7 @@
         <w:t>Tamanhos e escalas</w:t>
       </w:r>
       <w:r>
-        <w:t xml:space="preserve"> (32 </w:t>
-      </w:r>
-      <w:proofErr w:type="spellStart"/>
-      <w:r>
-        <w:t>px</w:t>
-      </w:r>
-      <w:proofErr w:type="spellEnd"/>
-      <w:r>
-        <w:t xml:space="preserve"> a 96 </w:t>
-      </w:r>
-      <w:proofErr w:type="spellStart"/>
-      <w:r>
-        <w:t>px</w:t>
-      </w:r>
-      <w:proofErr w:type="spellEnd"/>
-      <w:r>
-        <w:t>) para uso em listas, menus e destaques.</w:t>
+        <w:t xml:space="preserve"> (32 px a 96 px) para uso em listas, menus e destaques.</w:t>
       </w:r>
     </w:p>
     <w:p>
@@ -5094,33 +4728,11 @@
           <w:bCs/>
         </w:rPr>
         <w:t>UI/UX e front</w:t>
-      </w:r>
-      <w:r>
-        <w:rPr>
-          <w:b/>
-          <w:bCs/>
-        </w:rPr>
         <w:noBreakHyphen/>
-      </w:r>
-      <w:proofErr w:type="spellStart"/>
-      <w:r>
-        <w:rPr>
-          <w:b/>
-          <w:bCs/>
-        </w:rPr>
         <w:t>end</w:t>
       </w:r>
-      <w:proofErr w:type="spellEnd"/>
-      <w:r>
-        <w:t xml:space="preserve">, garantindo que os ícones mantenham o padrão sustentável e responsivo da </w:t>
-      </w:r>
-      <w:proofErr w:type="spellStart"/>
-      <w:r>
-        <w:t>ShareO</w:t>
-      </w:r>
-      <w:proofErr w:type="spellEnd"/>
-      <w:r>
-        <w:t xml:space="preserve"> em todas as plataformas.</w:t>
+      <w:r>
+        <w:t>, garantindo que os ícones mantenham o padrão sustentável e responsivo da ShareO em todas as plataformas.</w:t>
       </w:r>
     </w:p>
     <w:p>
@@ -5144,17 +4756,8 @@
           <w:b/>
           <w:bCs/>
         </w:rPr>
-        <w:t xml:space="preserve"> Manual Técnico de Implementação – Ícones </w:t>
-      </w:r>
-      <w:proofErr w:type="spellStart"/>
-      <w:r>
-        <w:rPr>
-          <w:b/>
-          <w:bCs/>
-        </w:rPr>
-        <w:t>ShareO</w:t>
-      </w:r>
-      <w:proofErr w:type="spellEnd"/>
+        <w:t xml:space="preserve"> Manual Técnico de Implementação – Ícones ShareO</w:t>
+      </w:r>
     </w:p>
     <w:p>
       <w:r>
@@ -5163,29 +4766,8 @@
           <w:bCs/>
         </w:rPr>
         <w:t>Versão 1.0 | Mobile</w:t>
-      </w:r>
-      <w:r>
-        <w:rPr>
-          <w:b/>
-          <w:bCs/>
-        </w:rPr>
         <w:noBreakHyphen/>
-      </w:r>
-      <w:proofErr w:type="spellStart"/>
-      <w:r>
-        <w:rPr>
-          <w:b/>
-          <w:bCs/>
-        </w:rPr>
-        <w:t>First</w:t>
-      </w:r>
-      <w:proofErr w:type="spellEnd"/>
-      <w:r>
-        <w:rPr>
-          <w:b/>
-          <w:bCs/>
-        </w:rPr>
-        <w:t xml:space="preserve"> | Acessível e Sustentável</w:t>
+        <w:t>First | Acessível e Sustentável</w:t>
       </w:r>
     </w:p>
     <w:p>
@@ -5340,31 +4922,7 @@
           </w:tcPr>
           <w:p>
             <w:r>
-              <w:t>/</w:t>
-            </w:r>
-            <w:proofErr w:type="spellStart"/>
-            <w:r>
-              <w:t>assets</w:t>
-            </w:r>
-            <w:proofErr w:type="spellEnd"/>
-            <w:r>
-              <w:t>/</w:t>
-            </w:r>
-            <w:proofErr w:type="spellStart"/>
-            <w:r>
-              <w:t>icons</w:t>
-            </w:r>
-            <w:proofErr w:type="spellEnd"/>
-            <w:r>
-              <w:t>/</w:t>
-            </w:r>
-            <w:proofErr w:type="spellStart"/>
-            <w:r>
-              <w:t>shareo</w:t>
-            </w:r>
-            <w:proofErr w:type="spellEnd"/>
-            <w:r>
-              <w:t>/</w:t>
+              <w:t>/assets/icons/shareo/</w:t>
             </w:r>
           </w:p>
         </w:tc>
@@ -5409,21 +4967,8 @@
           </w:tcPr>
           <w:p>
             <w:r>
-              <w:t>/</w:t>
-            </w:r>
-            <w:proofErr w:type="spellStart"/>
-            <w:r>
-              <w:t>assets</w:t>
-            </w:r>
-            <w:proofErr w:type="spellEnd"/>
-            <w:r>
-              <w:t>/sprites/</w:t>
-            </w:r>
-            <w:proofErr w:type="spellStart"/>
-            <w:r>
-              <w:t>shareo-icons.svg</w:t>
-            </w:r>
-            <w:proofErr w:type="spellEnd"/>
+              <w:t>/assets/sprites/shareo-icons.svg</w:t>
+            </w:r>
           </w:p>
         </w:tc>
       </w:tr>
@@ -5438,7 +4983,6 @@
             <w:hideMark/>
           </w:tcPr>
           <w:p>
-            <w:proofErr w:type="spellStart"/>
             <w:r>
               <w:rPr>
                 <w:b/>
@@ -5446,62 +4990,29 @@
               </w:rPr>
               <w:t>Fallbacks</w:t>
             </w:r>
-            <w:proofErr w:type="spellEnd"/>
-          </w:p>
-        </w:tc>
-        <w:tc>
-          <w:tcPr>
-            <w:tcW w:w="0" w:type="auto"/>
-            <w:vAlign w:val="center"/>
-            <w:hideMark/>
-          </w:tcPr>
-          <w:p>
-            <w:r>
-              <w:t>.png (64 </w:t>
-            </w:r>
-            <w:proofErr w:type="spellStart"/>
-            <w:r>
-              <w:t>px</w:t>
-            </w:r>
-            <w:proofErr w:type="spellEnd"/>
-            <w:r>
-              <w:t>)</w:t>
-            </w:r>
-          </w:p>
-        </w:tc>
-        <w:tc>
-          <w:tcPr>
-            <w:tcW w:w="0" w:type="auto"/>
-            <w:vAlign w:val="center"/>
-            <w:hideMark/>
-          </w:tcPr>
-          <w:p>
-            <w:r>
-              <w:t>/</w:t>
-            </w:r>
-            <w:proofErr w:type="spellStart"/>
-            <w:r>
-              <w:t>assets</w:t>
-            </w:r>
-            <w:proofErr w:type="spellEnd"/>
-            <w:r>
-              <w:t>/</w:t>
-            </w:r>
-            <w:proofErr w:type="spellStart"/>
-            <w:r>
-              <w:t>icons</w:t>
-            </w:r>
-            <w:proofErr w:type="spellEnd"/>
-            <w:r>
-              <w:t>/</w:t>
-            </w:r>
-            <w:proofErr w:type="spellStart"/>
-            <w:r>
-              <w:t>fallback</w:t>
-            </w:r>
-            <w:proofErr w:type="spellEnd"/>
-            <w:r>
-              <w:t>/</w:t>
+          </w:p>
+        </w:tc>
+        <w:tc>
+          <w:tcPr>
+            <w:tcW w:w="0" w:type="auto"/>
+            <w:vAlign w:val="center"/>
+            <w:hideMark/>
+          </w:tcPr>
+          <w:p>
+            <w:r>
+              <w:t>.png (64 px)</w:t>
+            </w:r>
+          </w:p>
+        </w:tc>
+        <w:tc>
+          <w:tcPr>
+            <w:tcW w:w="0" w:type="auto"/>
+            <w:vAlign w:val="center"/>
+            <w:hideMark/>
+          </w:tcPr>
+          <w:p>
+            <w:r>
+              <w:t>/assets/icons/fallback/</w:t>
             </w:r>
           </w:p>
         </w:tc>
@@ -5536,115 +5047,28 @@
       </w:r>
     </w:p>
     <w:p>
-      <w:proofErr w:type="spellStart"/>
       <w:r>
         <w:t>html</w:t>
       </w:r>
-      <w:proofErr w:type="spellEnd"/>
-    </w:p>
-    <w:p>
-      <w:proofErr w:type="gramStart"/>
-      <w:r>
-        <w:t>&lt;!--</w:t>
-      </w:r>
-      <w:proofErr w:type="gramEnd"/>
-      <w:r>
-        <w:t xml:space="preserve"> Exemplo de ícone de categoria --&gt;</w:t>
-      </w:r>
-    </w:p>
-    <w:p>
-      <w:r>
-        <w:t>&lt;</w:t>
-      </w:r>
-      <w:proofErr w:type="spellStart"/>
-      <w:r>
-        <w:t>div</w:t>
-      </w:r>
-      <w:proofErr w:type="spellEnd"/>
-      <w:r>
-        <w:t xml:space="preserve"> </w:t>
-      </w:r>
-      <w:proofErr w:type="spellStart"/>
-      <w:r>
-        <w:t>class</w:t>
-      </w:r>
-      <w:proofErr w:type="spellEnd"/>
-      <w:r>
-        <w:t>="</w:t>
-      </w:r>
-      <w:proofErr w:type="spellStart"/>
-      <w:r>
-        <w:t>icon-wrapper</w:t>
-      </w:r>
-      <w:proofErr w:type="spellEnd"/>
-      <w:r>
-        <w:t>"&gt;</w:t>
-      </w:r>
-    </w:p>
-    <w:p>
-      <w:r>
-        <w:t xml:space="preserve">  &lt;svg </w:t>
-      </w:r>
-      <w:proofErr w:type="spellStart"/>
-      <w:r>
-        <w:t>class</w:t>
-      </w:r>
-      <w:proofErr w:type="spellEnd"/>
-      <w:r>
-        <w:t>="</w:t>
-      </w:r>
-      <w:proofErr w:type="spellStart"/>
-      <w:r>
-        <w:t>icon</w:t>
-      </w:r>
-      <w:proofErr w:type="spellEnd"/>
-      <w:r>
-        <w:t xml:space="preserve"> </w:t>
-      </w:r>
-      <w:proofErr w:type="spellStart"/>
-      <w:r>
-        <w:t>icon</w:t>
-      </w:r>
-      <w:proofErr w:type="spellEnd"/>
-      <w:r>
-        <w:t>-casa-jardim" aria-</w:t>
-      </w:r>
-      <w:proofErr w:type="spellStart"/>
-      <w:r>
-        <w:t>label</w:t>
-      </w:r>
-      <w:proofErr w:type="spellEnd"/>
-      <w:r>
-        <w:t>="Casa e Jardim"&gt;</w:t>
-      </w:r>
-    </w:p>
-    <w:p>
-      <w:r>
-        <w:t xml:space="preserve">    &lt;use </w:t>
-      </w:r>
-      <w:proofErr w:type="spellStart"/>
-      <w:r>
-        <w:t>href</w:t>
-      </w:r>
-      <w:proofErr w:type="spellEnd"/>
-      <w:r>
-        <w:t>="/</w:t>
-      </w:r>
-      <w:proofErr w:type="spellStart"/>
-      <w:r>
-        <w:t>assets</w:t>
-      </w:r>
-      <w:proofErr w:type="spellEnd"/>
-      <w:r>
-        <w:t>/sprites/</w:t>
-      </w:r>
-      <w:proofErr w:type="spellStart"/>
-      <w:r>
-        <w:t>shareo-icons.svg#casa-jardim</w:t>
-      </w:r>
-      <w:proofErr w:type="spellEnd"/>
-      <w:r>
-        <w:t>"&gt;&lt;/use&gt;</w:t>
+    </w:p>
+    <w:p>
+      <w:r>
+        <w:t>&lt;!-- Exemplo de ícone de categoria --&gt;</w:t>
+      </w:r>
+    </w:p>
+    <w:p>
+      <w:r>
+        <w:t>&lt;div class="icon-wrapper"&gt;</w:t>
+      </w:r>
+    </w:p>
+    <w:p>
+      <w:r>
+        <w:t xml:space="preserve">  &lt;svg class="icon icon-casa-jardim" aria-label="Casa e Jardim"&gt;</w:t>
+      </w:r>
+    </w:p>
+    <w:p>
+      <w:r>
+        <w:t xml:space="preserve">    &lt;use href="/assets/sprites/shareo-icons.svg#casa-jardim"&gt;&lt;/use&gt;</w:t>
       </w:r>
     </w:p>
     <w:p>
@@ -5654,52 +5078,12 @@
     </w:p>
     <w:p>
       <w:r>
-        <w:t xml:space="preserve">  &lt;</w:t>
-      </w:r>
-      <w:proofErr w:type="spellStart"/>
-      <w:r>
-        <w:t>span</w:t>
-      </w:r>
-      <w:proofErr w:type="spellEnd"/>
-      <w:r>
-        <w:t xml:space="preserve"> </w:t>
-      </w:r>
-      <w:proofErr w:type="spellStart"/>
-      <w:r>
-        <w:t>class</w:t>
-      </w:r>
-      <w:proofErr w:type="spellEnd"/>
-      <w:r>
-        <w:t>="</w:t>
-      </w:r>
-      <w:proofErr w:type="spellStart"/>
-      <w:r>
-        <w:t>icon-label</w:t>
-      </w:r>
-      <w:proofErr w:type="spellEnd"/>
-      <w:r>
-        <w:t>"&gt;Casa e Jardim&lt;/</w:t>
-      </w:r>
-      <w:proofErr w:type="spellStart"/>
-      <w:r>
-        <w:t>span</w:t>
-      </w:r>
-      <w:proofErr w:type="spellEnd"/>
-      <w:r>
-        <w:t>&gt;</w:t>
-      </w:r>
-    </w:p>
-    <w:p>
-      <w:r>
-        <w:t>&lt;/</w:t>
-      </w:r>
-      <w:proofErr w:type="spellStart"/>
-      <w:r>
-        <w:t>div</w:t>
-      </w:r>
-      <w:proofErr w:type="spellEnd"/>
-      <w:r>
-        <w:t>&gt;</w:t>
+        <w:t xml:space="preserve">  &lt;span class="icon-label"&gt;Casa e Jardim&lt;/span&gt;</w:t>
+      </w:r>
+    </w:p>
+    <w:p>
+      <w:r>
+        <w:t>&lt;/div&gt;</w:t>
       </w:r>
     </w:p>
     <w:p>
@@ -5726,75 +5110,28 @@
       </w:r>
     </w:p>
     <w:p>
-      <w:proofErr w:type="spellStart"/>
       <w:r>
         <w:t>css</w:t>
       </w:r>
-      <w:proofErr w:type="spellEnd"/>
-    </w:p>
-    <w:p>
-      <w:proofErr w:type="gramStart"/>
-      <w:r>
-        <w:t>.</w:t>
-      </w:r>
-      <w:proofErr w:type="spellStart"/>
-      <w:r>
-        <w:t>icon</w:t>
-      </w:r>
-      <w:proofErr w:type="gramEnd"/>
-      <w:r>
-        <w:t>-wrapper</w:t>
-      </w:r>
-      <w:proofErr w:type="spellEnd"/>
-      <w:r>
-        <w:t xml:space="preserve"> {</w:t>
-      </w:r>
-    </w:p>
-    <w:p>
-      <w:r>
-        <w:t xml:space="preserve">  display: </w:t>
-      </w:r>
-      <w:proofErr w:type="spellStart"/>
-      <w:r>
-        <w:t>flex</w:t>
-      </w:r>
-      <w:proofErr w:type="spellEnd"/>
-      <w:r>
-        <w:t>;</w:t>
-      </w:r>
-    </w:p>
-    <w:p>
-      <w:r>
-        <w:t xml:space="preserve">  </w:t>
-      </w:r>
-      <w:proofErr w:type="spellStart"/>
-      <w:r>
-        <w:t>flex-direction</w:t>
-      </w:r>
-      <w:proofErr w:type="spellEnd"/>
-      <w:r>
-        <w:t xml:space="preserve">: </w:t>
-      </w:r>
-      <w:proofErr w:type="spellStart"/>
-      <w:r>
-        <w:t>column</w:t>
-      </w:r>
-      <w:proofErr w:type="spellEnd"/>
-      <w:r>
-        <w:t>;</w:t>
-      </w:r>
-    </w:p>
-    <w:p>
-      <w:r>
-        <w:t xml:space="preserve">  </w:t>
-      </w:r>
-      <w:proofErr w:type="spellStart"/>
-      <w:r>
-        <w:t>align-items</w:t>
-      </w:r>
-      <w:proofErr w:type="spellEnd"/>
-      <w:r>
-        <w:t>: center;</w:t>
+    </w:p>
+    <w:p>
+      <w:r>
+        <w:t>.icon-wrapper {</w:t>
+      </w:r>
+    </w:p>
+    <w:p>
+      <w:r>
+        <w:t xml:space="preserve">  display: flex;</w:t>
+      </w:r>
+    </w:p>
+    <w:p>
+      <w:r>
+        <w:t xml:space="preserve">  flex-direction: column;</w:t>
+      </w:r>
+    </w:p>
+    <w:p>
+      <w:r>
+        <w:t xml:space="preserve">  align-items: center;</w:t>
       </w:r>
     </w:p>
     <w:p>
@@ -5809,57 +5146,23 @@
     </w:p>
     <w:p/>
     <w:p>
-      <w:proofErr w:type="gramStart"/>
-      <w:r>
-        <w:t>.</w:t>
-      </w:r>
-      <w:proofErr w:type="spellStart"/>
-      <w:r>
-        <w:t>icon</w:t>
-      </w:r>
-      <w:proofErr w:type="spellEnd"/>
-      <w:proofErr w:type="gramEnd"/>
-      <w:r>
-        <w:t xml:space="preserve"> {</w:t>
-      </w:r>
-    </w:p>
-    <w:p>
-      <w:r>
-        <w:t xml:space="preserve">  </w:t>
-      </w:r>
-      <w:proofErr w:type="spellStart"/>
-      <w:r>
-        <w:t>width</w:t>
-      </w:r>
-      <w:proofErr w:type="spellEnd"/>
-      <w:r>
-        <w:t>: 64px;</w:t>
-      </w:r>
-    </w:p>
-    <w:p>
-      <w:r>
-        <w:t xml:space="preserve">  </w:t>
-      </w:r>
-      <w:proofErr w:type="spellStart"/>
-      <w:r>
-        <w:t>height</w:t>
-      </w:r>
-      <w:proofErr w:type="spellEnd"/>
-      <w:r>
-        <w:t>: 64px;</w:t>
-      </w:r>
-    </w:p>
-    <w:p>
-      <w:r>
-        <w:t xml:space="preserve">  </w:t>
-      </w:r>
-      <w:proofErr w:type="spellStart"/>
-      <w:r>
-        <w:t>border-radius</w:t>
-      </w:r>
-      <w:proofErr w:type="spellEnd"/>
-      <w:r>
-        <w:t>: 50%;</w:t>
+      <w:r>
+        <w:t>.icon {</w:t>
+      </w:r>
+    </w:p>
+    <w:p>
+      <w:r>
+        <w:t xml:space="preserve">  width: 64px;</w:t>
+      </w:r>
+    </w:p>
+    <w:p>
+      <w:r>
+        <w:t xml:space="preserve">  height: 64px;</w:t>
+      </w:r>
+    </w:p>
+    <w:p>
+      <w:r>
+        <w:t xml:space="preserve">  border-radius: 50%;</w:t>
       </w:r>
     </w:p>
     <w:p>
@@ -5870,41 +5173,12 @@
     </w:p>
     <w:p>
       <w:r>
-        <w:t xml:space="preserve">  </w:t>
-      </w:r>
-      <w:proofErr w:type="spellStart"/>
-      <w:r>
-        <w:t>padding</w:t>
-      </w:r>
-      <w:proofErr w:type="spellEnd"/>
-      <w:r>
-        <w:t>: 12px;</w:t>
-      </w:r>
-    </w:p>
-    <w:p>
-      <w:r>
-        <w:t xml:space="preserve">  box-</w:t>
-      </w:r>
-      <w:proofErr w:type="spellStart"/>
-      <w:r>
-        <w:t>shadow</w:t>
-      </w:r>
-      <w:proofErr w:type="spellEnd"/>
-      <w:r>
-        <w:t xml:space="preserve">: 0 2px 6px </w:t>
-      </w:r>
-      <w:proofErr w:type="spellStart"/>
-      <w:proofErr w:type="gramStart"/>
-      <w:r>
-        <w:t>rgba</w:t>
-      </w:r>
-      <w:proofErr w:type="spellEnd"/>
-      <w:r>
-        <w:t>(</w:t>
-      </w:r>
-      <w:proofErr w:type="gramEnd"/>
-      <w:r>
-        <w:t>0,0,0,0.1);</w:t>
+        <w:t xml:space="preserve">  padding: 12px;</w:t>
+      </w:r>
+    </w:p>
+    <w:p>
+      <w:r>
+        <w:t xml:space="preserve">  box-shadow: 0 2px 6px rgba(0,0,0,0.1);</w:t>
       </w:r>
     </w:p>
     <w:p>
@@ -5914,55 +5188,18 @@
     </w:p>
     <w:p/>
     <w:p>
-      <w:proofErr w:type="gramStart"/>
-      <w:r>
-        <w:t>.</w:t>
-      </w:r>
-      <w:proofErr w:type="spellStart"/>
-      <w:r>
-        <w:t>icon</w:t>
-      </w:r>
-      <w:proofErr w:type="gramEnd"/>
-      <w:r>
-        <w:t>-label</w:t>
-      </w:r>
-      <w:proofErr w:type="spellEnd"/>
-      <w:r>
-        <w:t xml:space="preserve"> {</w:t>
-      </w:r>
-    </w:p>
-    <w:p>
-      <w:r>
-        <w:t xml:space="preserve">  </w:t>
-      </w:r>
-      <w:proofErr w:type="spellStart"/>
-      <w:r>
-        <w:t>font-family</w:t>
-      </w:r>
-      <w:proofErr w:type="spellEnd"/>
-      <w:r>
-        <w:t xml:space="preserve">: 'Montserrat', </w:t>
-      </w:r>
-      <w:proofErr w:type="spellStart"/>
-      <w:r>
-        <w:t>sans-serif</w:t>
-      </w:r>
-      <w:proofErr w:type="spellEnd"/>
-      <w:r>
-        <w:t>;</w:t>
-      </w:r>
-    </w:p>
-    <w:p>
-      <w:r>
-        <w:t xml:space="preserve">  </w:t>
-      </w:r>
-      <w:proofErr w:type="spellStart"/>
-      <w:r>
-        <w:t>font-size</w:t>
-      </w:r>
-      <w:proofErr w:type="spellEnd"/>
-      <w:r>
-        <w:t>: 14px;</w:t>
+      <w:r>
+        <w:t>.icon-label {</w:t>
+      </w:r>
+    </w:p>
+    <w:p>
+      <w:r>
+        <w:t xml:space="preserve">  font-family: 'Montserrat', sans-serif;</w:t>
+      </w:r>
+    </w:p>
+    <w:p>
+      <w:r>
+        <w:t xml:space="preserve">  font-size: 14px;</w:t>
       </w:r>
     </w:p>
     <w:p>
@@ -5972,15 +5209,7 @@
     </w:p>
     <w:p>
       <w:r>
-        <w:t xml:space="preserve">  </w:t>
-      </w:r>
-      <w:proofErr w:type="spellStart"/>
-      <w:r>
-        <w:t>text-align</w:t>
-      </w:r>
-      <w:proofErr w:type="spellEnd"/>
-      <w:r>
-        <w:t>: center;</w:t>
+        <w:t xml:space="preserve">  text-align: center;</w:t>
       </w:r>
     </w:p>
     <w:p>
@@ -6012,11 +5241,9 @@
       </w:r>
     </w:p>
     <w:p>
-      <w:proofErr w:type="spellStart"/>
       <w:r>
         <w:t>css</w:t>
       </w:r>
-      <w:proofErr w:type="spellEnd"/>
     </w:p>
     <w:p>
       <w:r>
@@ -6024,23 +5251,8 @@
       </w:r>
     </w:p>
     <w:p>
-      <w:proofErr w:type="spellStart"/>
-      <w:proofErr w:type="gramStart"/>
-      <w:r>
-        <w:t>body.light</w:t>
-      </w:r>
-      <w:proofErr w:type="spellEnd"/>
-      <w:r>
-        <w:t xml:space="preserve"> .</w:t>
-      </w:r>
-      <w:proofErr w:type="spellStart"/>
-      <w:r>
-        <w:t>icon</w:t>
-      </w:r>
-      <w:proofErr w:type="spellEnd"/>
-      <w:proofErr w:type="gramEnd"/>
-      <w:r>
-        <w:t xml:space="preserve"> {</w:t>
+      <w:r>
+        <w:t>body.light .icon {</w:t>
       </w:r>
     </w:p>
     <w:p>
@@ -6050,15 +5262,7 @@
     </w:p>
     <w:p>
       <w:r>
-        <w:t xml:space="preserve">  </w:t>
-      </w:r>
-      <w:proofErr w:type="spellStart"/>
-      <w:r>
-        <w:t>fill</w:t>
-      </w:r>
-      <w:proofErr w:type="spellEnd"/>
-      <w:r>
-        <w:t>: #007B3C;</w:t>
+        <w:t xml:space="preserve">  fill: #007B3C;</w:t>
       </w:r>
     </w:p>
     <w:p>
@@ -6073,23 +5277,8 @@
       </w:r>
     </w:p>
     <w:p>
-      <w:proofErr w:type="spellStart"/>
-      <w:proofErr w:type="gramStart"/>
-      <w:r>
-        <w:t>body.dark</w:t>
-      </w:r>
-      <w:proofErr w:type="spellEnd"/>
-      <w:r>
-        <w:t xml:space="preserve"> .</w:t>
-      </w:r>
-      <w:proofErr w:type="spellStart"/>
-      <w:r>
-        <w:t>icon</w:t>
-      </w:r>
-      <w:proofErr w:type="spellEnd"/>
-      <w:proofErr w:type="gramEnd"/>
-      <w:r>
-        <w:t xml:space="preserve"> {</w:t>
+      <w:r>
+        <w:t>body.dark .icon {</w:t>
       </w:r>
     </w:p>
     <w:p>
@@ -6099,15 +5288,7 @@
     </w:p>
     <w:p>
       <w:r>
-        <w:t xml:space="preserve">  </w:t>
-      </w:r>
-      <w:proofErr w:type="spellStart"/>
-      <w:r>
-        <w:t>fill</w:t>
-      </w:r>
-      <w:proofErr w:type="spellEnd"/>
-      <w:r>
-        <w:t>: #59C686;</w:t>
+        <w:t xml:space="preserve">  fill: #59C686;</w:t>
       </w:r>
     </w:p>
     <w:p>
@@ -6139,80 +5320,33 @@
       </w:r>
     </w:p>
     <w:p>
-      <w:proofErr w:type="spellStart"/>
       <w:r>
         <w:t>css</w:t>
       </w:r>
-      <w:proofErr w:type="spellEnd"/>
-    </w:p>
-    <w:p>
-      <w:r>
-        <w:t>@media (</w:t>
-      </w:r>
-      <w:proofErr w:type="spellStart"/>
-      <w:r>
-        <w:t>max-width</w:t>
-      </w:r>
-      <w:proofErr w:type="spellEnd"/>
-      <w:r>
-        <w:t>: 768px) {</w:t>
-      </w:r>
-    </w:p>
-    <w:p>
-      <w:r>
-        <w:t xml:space="preserve">  </w:t>
-      </w:r>
-      <w:proofErr w:type="gramStart"/>
-      <w:r>
-        <w:t>.</w:t>
-      </w:r>
-      <w:proofErr w:type="spellStart"/>
-      <w:r>
-        <w:t>icon</w:t>
-      </w:r>
-      <w:proofErr w:type="spellEnd"/>
-      <w:proofErr w:type="gramEnd"/>
-      <w:r>
-        <w:t xml:space="preserve"> {</w:t>
-      </w:r>
-    </w:p>
-    <w:p>
-      <w:r>
-        <w:t xml:space="preserve">    </w:t>
-      </w:r>
-      <w:proofErr w:type="spellStart"/>
-      <w:r>
-        <w:t>width</w:t>
-      </w:r>
-      <w:proofErr w:type="spellEnd"/>
-      <w:r>
-        <w:t>: 48px;</w:t>
-      </w:r>
-    </w:p>
-    <w:p>
-      <w:r>
-        <w:t xml:space="preserve">    </w:t>
-      </w:r>
-      <w:proofErr w:type="spellStart"/>
-      <w:r>
-        <w:t>height</w:t>
-      </w:r>
-      <w:proofErr w:type="spellEnd"/>
-      <w:r>
-        <w:t>: 48px;</w:t>
-      </w:r>
-    </w:p>
-    <w:p>
-      <w:r>
-        <w:t xml:space="preserve">    </w:t>
-      </w:r>
-      <w:proofErr w:type="spellStart"/>
-      <w:r>
-        <w:t>padding</w:t>
-      </w:r>
-      <w:proofErr w:type="spellEnd"/>
-      <w:r>
-        <w:t>: 8px;</w:t>
+    </w:p>
+    <w:p>
+      <w:r>
+        <w:t>@media (max-width: 768px) {</w:t>
+      </w:r>
+    </w:p>
+    <w:p>
+      <w:r>
+        <w:t xml:space="preserve">  .icon {</w:t>
+      </w:r>
+    </w:p>
+    <w:p>
+      <w:r>
+        <w:t xml:space="preserve">    width: 48px;</w:t>
+      </w:r>
+    </w:p>
+    <w:p>
+      <w:r>
+        <w:t xml:space="preserve">    height: 48px;</w:t>
+      </w:r>
+    </w:p>
+    <w:p>
+      <w:r>
+        <w:t xml:space="preserve">    padding: 8px;</w:t>
       </w:r>
     </w:p>
     <w:p>
@@ -6224,36 +5358,12 @@
     <w:p/>
     <w:p>
       <w:r>
-        <w:t xml:space="preserve">  </w:t>
-      </w:r>
-      <w:proofErr w:type="gramStart"/>
-      <w:r>
-        <w:t>.</w:t>
-      </w:r>
-      <w:proofErr w:type="spellStart"/>
-      <w:r>
-        <w:t>icon</w:t>
-      </w:r>
-      <w:proofErr w:type="gramEnd"/>
-      <w:r>
-        <w:t>-label</w:t>
-      </w:r>
-      <w:proofErr w:type="spellEnd"/>
-      <w:r>
-        <w:t xml:space="preserve"> {</w:t>
-      </w:r>
-    </w:p>
-    <w:p>
-      <w:r>
-        <w:t xml:space="preserve">    </w:t>
-      </w:r>
-      <w:proofErr w:type="spellStart"/>
-      <w:r>
-        <w:t>font-size</w:t>
-      </w:r>
-      <w:proofErr w:type="spellEnd"/>
-      <w:r>
-        <w:t>: 12px;</w:t>
+        <w:t xml:space="preserve">  .icon-label {</w:t>
+      </w:r>
+    </w:p>
+    <w:p>
+      <w:r>
+        <w:t xml:space="preserve">    font-size: 12px;</w:t>
       </w:r>
     </w:p>
     <w:p>
@@ -6297,15 +5407,7 @@
         </w:numPr>
       </w:pPr>
       <w:r>
-        <w:t>Adicione aria-</w:t>
-      </w:r>
-      <w:proofErr w:type="spellStart"/>
-      <w:r>
-        <w:t>label</w:t>
-      </w:r>
-      <w:proofErr w:type="spellEnd"/>
-      <w:r>
-        <w:t xml:space="preserve"> em cada ícone.</w:t>
+        <w:t>Adicione aria-label em cada ícone.</w:t>
       </w:r>
     </w:p>
     <w:p>
@@ -6316,15 +5418,7 @@
         </w:numPr>
       </w:pPr>
       <w:r>
-        <w:t>Use role="</w:t>
-      </w:r>
-      <w:proofErr w:type="spellStart"/>
-      <w:r>
-        <w:t>img</w:t>
-      </w:r>
-      <w:proofErr w:type="spellEnd"/>
-      <w:r>
-        <w:t>" para ícones decorativos.</w:t>
+        <w:t>Use role="img" para ícones decorativos.</w:t>
       </w:r>
     </w:p>
     <w:p>
@@ -6390,15 +5484,7 @@
         </w:numPr>
       </w:pPr>
       <w:r>
-        <w:t xml:space="preserve">Prefira SVG </w:t>
-      </w:r>
-      <w:proofErr w:type="spellStart"/>
-      <w:r>
-        <w:t>inline</w:t>
-      </w:r>
-      <w:proofErr w:type="spellEnd"/>
-      <w:r>
-        <w:t xml:space="preserve"> para controle de cor via CSS.</w:t>
+        <w:t>Prefira SVG inline para controle de cor via CSS.</w:t>
       </w:r>
     </w:p>
     <w:p>
@@ -6409,15 +5495,7 @@
         </w:numPr>
       </w:pPr>
       <w:r>
-        <w:t xml:space="preserve">Evite ícones </w:t>
-      </w:r>
-      <w:proofErr w:type="spellStart"/>
-      <w:r>
-        <w:t>rasterizados</w:t>
-      </w:r>
-      <w:proofErr w:type="spellEnd"/>
-      <w:r>
-        <w:t xml:space="preserve"> em telas retina.</w:t>
+        <w:t>Evite ícones rasterizados em telas retina.</w:t>
       </w:r>
     </w:p>
     <w:p>
@@ -6581,36 +5659,21 @@
             <w:hideMark/>
           </w:tcPr>
           <w:p>
-            <w:proofErr w:type="gramStart"/>
-            <w:r>
-              <w:t>.</w:t>
-            </w:r>
-            <w:proofErr w:type="spellStart"/>
-            <w:r>
-              <w:t>icon</w:t>
-            </w:r>
-            <w:proofErr w:type="spellEnd"/>
-            <w:proofErr w:type="gramEnd"/>
-            <w:r>
-              <w:t>-menu</w:t>
-            </w:r>
-          </w:p>
-        </w:tc>
-        <w:tc>
-          <w:tcPr>
-            <w:tcW w:w="0" w:type="auto"/>
-            <w:vAlign w:val="center"/>
-            <w:hideMark/>
-          </w:tcPr>
-          <w:p>
-            <w:r>
-              <w:t>48 </w:t>
-            </w:r>
-            <w:proofErr w:type="spellStart"/>
-            <w:r>
-              <w:t>px</w:t>
-            </w:r>
-            <w:proofErr w:type="spellEnd"/>
+            <w:r>
+              <w:t>.icon-menu</w:t>
+            </w:r>
+          </w:p>
+        </w:tc>
+        <w:tc>
+          <w:tcPr>
+            <w:tcW w:w="0" w:type="auto"/>
+            <w:vAlign w:val="center"/>
+            <w:hideMark/>
+          </w:tcPr>
+          <w:p>
+            <w:r>
+              <w:t>48 px</w:t>
+            </w:r>
           </w:p>
         </w:tc>
       </w:tr>
@@ -6641,36 +5704,21 @@
             <w:hideMark/>
           </w:tcPr>
           <w:p>
-            <w:proofErr w:type="gramStart"/>
-            <w:r>
-              <w:t>.</w:t>
-            </w:r>
-            <w:proofErr w:type="spellStart"/>
-            <w:r>
-              <w:t>icon</w:t>
-            </w:r>
-            <w:proofErr w:type="spellEnd"/>
-            <w:proofErr w:type="gramEnd"/>
-            <w:r>
-              <w:t>-card</w:t>
-            </w:r>
-          </w:p>
-        </w:tc>
-        <w:tc>
-          <w:tcPr>
-            <w:tcW w:w="0" w:type="auto"/>
-            <w:vAlign w:val="center"/>
-            <w:hideMark/>
-          </w:tcPr>
-          <w:p>
-            <w:r>
-              <w:t>64 </w:t>
-            </w:r>
-            <w:proofErr w:type="spellStart"/>
-            <w:r>
-              <w:t>px</w:t>
-            </w:r>
-            <w:proofErr w:type="spellEnd"/>
+            <w:r>
+              <w:t>.icon-card</w:t>
+            </w:r>
+          </w:p>
+        </w:tc>
+        <w:tc>
+          <w:tcPr>
+            <w:tcW w:w="0" w:type="auto"/>
+            <w:vAlign w:val="center"/>
+            <w:hideMark/>
+          </w:tcPr>
+          <w:p>
+            <w:r>
+              <w:t>64 px</w:t>
+            </w:r>
           </w:p>
         </w:tc>
       </w:tr>
@@ -6701,36 +5749,21 @@
             <w:hideMark/>
           </w:tcPr>
           <w:p>
-            <w:proofErr w:type="gramStart"/>
-            <w:r>
-              <w:t>.</w:t>
-            </w:r>
-            <w:proofErr w:type="spellStart"/>
-            <w:r>
-              <w:t>icon</w:t>
-            </w:r>
-            <w:proofErr w:type="gramEnd"/>
-            <w:r>
-              <w:t>-filter</w:t>
-            </w:r>
-            <w:proofErr w:type="spellEnd"/>
-          </w:p>
-        </w:tc>
-        <w:tc>
-          <w:tcPr>
-            <w:tcW w:w="0" w:type="auto"/>
-            <w:vAlign w:val="center"/>
-            <w:hideMark/>
-          </w:tcPr>
-          <w:p>
-            <w:r>
-              <w:t>32 </w:t>
-            </w:r>
-            <w:proofErr w:type="spellStart"/>
-            <w:r>
-              <w:t>px</w:t>
-            </w:r>
-            <w:proofErr w:type="spellEnd"/>
+            <w:r>
+              <w:t>.icon-filter</w:t>
+            </w:r>
+          </w:p>
+        </w:tc>
+        <w:tc>
+          <w:tcPr>
+            <w:tcW w:w="0" w:type="auto"/>
+            <w:vAlign w:val="center"/>
+            <w:hideMark/>
+          </w:tcPr>
+          <w:p>
+            <w:r>
+              <w:t>32 px</w:t>
+            </w:r>
           </w:p>
         </w:tc>
       </w:tr>
@@ -6750,56 +5783,32 @@
                 <w:b/>
                 <w:bCs/>
               </w:rPr>
-              <w:t xml:space="preserve">Hero </w:t>
-            </w:r>
-            <w:proofErr w:type="spellStart"/>
-            <w:r>
-              <w:rPr>
-                <w:b/>
-                <w:bCs/>
-              </w:rPr>
-              <w:t>Section</w:t>
-            </w:r>
-            <w:proofErr w:type="spellEnd"/>
-          </w:p>
-        </w:tc>
-        <w:tc>
-          <w:tcPr>
-            <w:tcW w:w="0" w:type="auto"/>
-            <w:vAlign w:val="center"/>
-            <w:hideMark/>
-          </w:tcPr>
-          <w:p>
-            <w:proofErr w:type="gramStart"/>
-            <w:r>
-              <w:t>.</w:t>
-            </w:r>
-            <w:proofErr w:type="spellStart"/>
-            <w:r>
-              <w:t>icon</w:t>
-            </w:r>
-            <w:proofErr w:type="spellEnd"/>
-            <w:proofErr w:type="gramEnd"/>
-            <w:r>
-              <w:t>-hero</w:t>
-            </w:r>
-          </w:p>
-        </w:tc>
-        <w:tc>
-          <w:tcPr>
-            <w:tcW w:w="0" w:type="auto"/>
-            <w:vAlign w:val="center"/>
-            <w:hideMark/>
-          </w:tcPr>
-          <w:p>
-            <w:r>
-              <w:t>96 </w:t>
-            </w:r>
-            <w:proofErr w:type="spellStart"/>
-            <w:r>
-              <w:t>px</w:t>
-            </w:r>
-            <w:proofErr w:type="spellEnd"/>
+              <w:t>Hero Section</w:t>
+            </w:r>
+          </w:p>
+        </w:tc>
+        <w:tc>
+          <w:tcPr>
+            <w:tcW w:w="0" w:type="auto"/>
+            <w:vAlign w:val="center"/>
+            <w:hideMark/>
+          </w:tcPr>
+          <w:p>
+            <w:r>
+              <w:t>.icon-hero</w:t>
+            </w:r>
+          </w:p>
+        </w:tc>
+        <w:tc>
+          <w:tcPr>
+            <w:tcW w:w="0" w:type="auto"/>
+            <w:vAlign w:val="center"/>
+            <w:hideMark/>
+          </w:tcPr>
+          <w:p>
+            <w:r>
+              <w:t>96 px</w:t>
+            </w:r>
           </w:p>
         </w:tc>
       </w:tr>
@@ -6825,17 +5834,8 @@
           <w:b/>
           <w:bCs/>
         </w:rPr>
-        <w:t xml:space="preserve"> Documentação Visual – </w:t>
-      </w:r>
-      <w:proofErr w:type="spellStart"/>
-      <w:r>
-        <w:rPr>
-          <w:b/>
-          <w:bCs/>
-        </w:rPr>
-        <w:t>ShareO</w:t>
-      </w:r>
-      <w:proofErr w:type="spellEnd"/>
+        <w:t xml:space="preserve"> Documentação Visual – ShareO</w:t>
+      </w:r>
     </w:p>
     <w:p>
       <w:r>
@@ -6844,46 +5844,11 @@
           <w:bCs/>
         </w:rPr>
         <w:t>Versão 1.0 | UI/UX + Front</w:t>
-      </w:r>
-      <w:r>
-        <w:rPr>
-          <w:b/>
-          <w:bCs/>
-        </w:rPr>
         <w:noBreakHyphen/>
-      </w:r>
-      <w:proofErr w:type="spellStart"/>
-      <w:r>
-        <w:rPr>
-          <w:b/>
-          <w:bCs/>
-        </w:rPr>
-        <w:t>End</w:t>
-      </w:r>
-      <w:proofErr w:type="spellEnd"/>
-      <w:r>
-        <w:rPr>
-          <w:b/>
-          <w:bCs/>
-        </w:rPr>
-        <w:t xml:space="preserve"> | Mobile</w:t>
-      </w:r>
-      <w:r>
-        <w:rPr>
-          <w:b/>
-          <w:bCs/>
-        </w:rPr>
+        <w:t>End | Mobile</w:t>
         <w:noBreakHyphen/>
-      </w:r>
-      <w:proofErr w:type="spellStart"/>
-      <w:r>
-        <w:rPr>
-          <w:b/>
-          <w:bCs/>
-        </w:rPr>
         <w:t>First</w:t>
       </w:r>
-      <w:proofErr w:type="spellEnd"/>
     </w:p>
     <w:p>
       <w:pPr>
@@ -7039,19 +6004,9 @@
             <w:hideMark/>
           </w:tcPr>
           <w:p>
-            <w:proofErr w:type="gramStart"/>
-            <w:r>
-              <w:t>.</w:t>
-            </w:r>
-            <w:proofErr w:type="spellStart"/>
-            <w:r>
-              <w:t>icon</w:t>
-            </w:r>
-            <w:proofErr w:type="gramEnd"/>
-            <w:r>
-              <w:t>-shareo</w:t>
-            </w:r>
-            <w:proofErr w:type="spellEnd"/>
+            <w:r>
+              <w:t>.icon-shareo</w:t>
+            </w:r>
           </w:p>
         </w:tc>
         <w:tc>
@@ -7095,19 +6050,9 @@
             <w:hideMark/>
           </w:tcPr>
           <w:p>
-            <w:proofErr w:type="gramStart"/>
-            <w:r>
-              <w:t>.</w:t>
-            </w:r>
-            <w:proofErr w:type="spellStart"/>
-            <w:r>
-              <w:t>icon</w:t>
-            </w:r>
-            <w:proofErr w:type="gramEnd"/>
-            <w:r>
-              <w:t>-category</w:t>
-            </w:r>
-            <w:proofErr w:type="spellEnd"/>
+            <w:r>
+              <w:t>.icon-category</w:t>
+            </w:r>
           </w:p>
         </w:tc>
         <w:tc>
@@ -7150,18 +6095,8 @@
             <w:hideMark/>
           </w:tcPr>
           <w:p>
-            <w:proofErr w:type="gramStart"/>
-            <w:r>
-              <w:t>.</w:t>
-            </w:r>
-            <w:proofErr w:type="spellStart"/>
-            <w:r>
-              <w:t>icon</w:t>
-            </w:r>
-            <w:proofErr w:type="spellEnd"/>
-            <w:proofErr w:type="gramEnd"/>
-            <w:r>
-              <w:t>-menu</w:t>
+            <w:r>
+              <w:t>.icon-menu</w:t>
             </w:r>
           </w:p>
         </w:tc>
@@ -7205,36 +6140,21 @@
             <w:hideMark/>
           </w:tcPr>
           <w:p>
-            <w:proofErr w:type="gramStart"/>
-            <w:r>
-              <w:t>.</w:t>
-            </w:r>
-            <w:proofErr w:type="spellStart"/>
-            <w:r>
-              <w:t>icon</w:t>
-            </w:r>
-            <w:proofErr w:type="spellEnd"/>
-            <w:proofErr w:type="gramEnd"/>
-            <w:r>
-              <w:t>-hero</w:t>
-            </w:r>
-          </w:p>
-        </w:tc>
-        <w:tc>
-          <w:tcPr>
-            <w:tcW w:w="0" w:type="auto"/>
-            <w:vAlign w:val="center"/>
-            <w:hideMark/>
-          </w:tcPr>
-          <w:p>
-            <w:r>
-              <w:t xml:space="preserve">Versão ampliada para hero </w:t>
-            </w:r>
-            <w:proofErr w:type="spellStart"/>
-            <w:r>
-              <w:t>section</w:t>
-            </w:r>
-            <w:proofErr w:type="spellEnd"/>
+            <w:r>
+              <w:t>.icon-hero</w:t>
+            </w:r>
+          </w:p>
+        </w:tc>
+        <w:tc>
+          <w:tcPr>
+            <w:tcW w:w="0" w:type="auto"/>
+            <w:vAlign w:val="center"/>
+            <w:hideMark/>
+          </w:tcPr>
+          <w:p>
+            <w:r>
+              <w:t>Versão ampliada para hero section</w:t>
+            </w:r>
           </w:p>
         </w:tc>
       </w:tr>
@@ -7263,316 +6183,83 @@
       </w:r>
     </w:p>
     <w:p>
-      <w:proofErr w:type="spellStart"/>
       <w:r>
         <w:t>html</w:t>
       </w:r>
-      <w:proofErr w:type="spellEnd"/>
-    </w:p>
-    <w:p>
-      <w:r>
-        <w:t>&lt;</w:t>
-      </w:r>
-      <w:proofErr w:type="spellStart"/>
-      <w:r>
-        <w:t>div</w:t>
-      </w:r>
-      <w:proofErr w:type="spellEnd"/>
-      <w:r>
-        <w:t xml:space="preserve"> </w:t>
-      </w:r>
-      <w:proofErr w:type="spellStart"/>
-      <w:r>
-        <w:t>class</w:t>
-      </w:r>
-      <w:proofErr w:type="spellEnd"/>
-      <w:r>
-        <w:t>="</w:t>
-      </w:r>
-      <w:proofErr w:type="spellStart"/>
-      <w:r>
-        <w:t>icon-category</w:t>
-      </w:r>
-      <w:proofErr w:type="spellEnd"/>
-      <w:r>
-        <w:t xml:space="preserve"> </w:t>
-      </w:r>
-      <w:proofErr w:type="spellStart"/>
-      <w:r>
-        <w:t>icon</w:t>
-      </w:r>
-      <w:proofErr w:type="spellEnd"/>
-      <w:r>
-        <w:t>-casa-jardim" role="</w:t>
-      </w:r>
-      <w:proofErr w:type="spellStart"/>
-      <w:r>
-        <w:t>img</w:t>
-      </w:r>
-      <w:proofErr w:type="spellEnd"/>
-      <w:r>
-        <w:t>" aria-</w:t>
-      </w:r>
-      <w:proofErr w:type="spellStart"/>
-      <w:r>
-        <w:t>label</w:t>
-      </w:r>
-      <w:proofErr w:type="spellEnd"/>
-      <w:r>
-        <w:t>="Casa e Jardim"&gt;</w:t>
-      </w:r>
-    </w:p>
-    <w:p>
-      <w:r>
-        <w:t xml:space="preserve">  &lt;svg&gt;&lt;use </w:t>
-      </w:r>
-      <w:proofErr w:type="spellStart"/>
-      <w:r>
-        <w:t>href</w:t>
-      </w:r>
-      <w:proofErr w:type="spellEnd"/>
-      <w:r>
-        <w:t>="#casa-jardim"&gt;&lt;/use&gt;&lt;/svg&gt;</w:t>
-      </w:r>
-    </w:p>
-    <w:p>
-      <w:r>
-        <w:t xml:space="preserve">  &lt;</w:t>
-      </w:r>
-      <w:proofErr w:type="spellStart"/>
-      <w:r>
-        <w:t>span</w:t>
-      </w:r>
-      <w:proofErr w:type="spellEnd"/>
-      <w:r>
-        <w:t xml:space="preserve"> </w:t>
-      </w:r>
-      <w:proofErr w:type="spellStart"/>
-      <w:r>
-        <w:t>class</w:t>
-      </w:r>
-      <w:proofErr w:type="spellEnd"/>
-      <w:r>
-        <w:t>="</w:t>
-      </w:r>
-      <w:proofErr w:type="spellStart"/>
-      <w:r>
-        <w:t>label</w:t>
-      </w:r>
-      <w:proofErr w:type="spellEnd"/>
-      <w:r>
-        <w:t>"&gt;Casa e Jardim&lt;/</w:t>
-      </w:r>
-      <w:proofErr w:type="spellStart"/>
-      <w:r>
-        <w:t>span</w:t>
-      </w:r>
-      <w:proofErr w:type="spellEnd"/>
-      <w:r>
-        <w:t>&gt;</w:t>
-      </w:r>
-    </w:p>
-    <w:p>
-      <w:r>
-        <w:t>&lt;/</w:t>
-      </w:r>
-      <w:proofErr w:type="spellStart"/>
-      <w:r>
-        <w:t>div</w:t>
-      </w:r>
-      <w:proofErr w:type="spellEnd"/>
-      <w:r>
-        <w:t>&gt;</w:t>
-      </w:r>
-    </w:p>
-    <w:p>
-      <w:proofErr w:type="spellStart"/>
+    </w:p>
+    <w:p>
+      <w:r>
+        <w:t>&lt;div class="icon-category icon-casa-jardim" role="img" aria-label="Casa e Jardim"&gt;</w:t>
+      </w:r>
+    </w:p>
+    <w:p>
+      <w:r>
+        <w:t xml:space="preserve">  &lt;svg&gt;&lt;use href="#casa-jardim"&gt;&lt;/use&gt;&lt;/svg&gt;</w:t>
+      </w:r>
+    </w:p>
+    <w:p>
+      <w:r>
+        <w:t xml:space="preserve">  &lt;span class="label"&gt;Casa e Jardim&lt;/span&gt;</w:t>
+      </w:r>
+    </w:p>
+    <w:p>
+      <w:r>
+        <w:t>&lt;/div&gt;</w:t>
+      </w:r>
+    </w:p>
+    <w:p>
       <w:r>
         <w:t>css</w:t>
       </w:r>
-      <w:proofErr w:type="spellEnd"/>
-    </w:p>
-    <w:p>
-      <w:proofErr w:type="gramStart"/>
-      <w:r>
-        <w:t>.</w:t>
-      </w:r>
-      <w:proofErr w:type="spellStart"/>
-      <w:r>
-        <w:t>icon</w:t>
-      </w:r>
-      <w:proofErr w:type="gramEnd"/>
-      <w:r>
-        <w:t>-category</w:t>
-      </w:r>
-      <w:proofErr w:type="spellEnd"/>
-      <w:r>
-        <w:t xml:space="preserve"> {</w:t>
-      </w:r>
-    </w:p>
-    <w:p>
-      <w:r>
-        <w:t xml:space="preserve">  display: </w:t>
-      </w:r>
-      <w:proofErr w:type="spellStart"/>
-      <w:r>
-        <w:t>flex</w:t>
-      </w:r>
-      <w:proofErr w:type="spellEnd"/>
-      <w:r>
-        <w:t>;</w:t>
-      </w:r>
-    </w:p>
-    <w:p>
-      <w:r>
-        <w:t xml:space="preserve">  </w:t>
-      </w:r>
-      <w:proofErr w:type="spellStart"/>
-      <w:r>
-        <w:t>flex-direction</w:t>
-      </w:r>
-      <w:proofErr w:type="spellEnd"/>
-      <w:r>
-        <w:t xml:space="preserve">: </w:t>
-      </w:r>
-      <w:proofErr w:type="spellStart"/>
-      <w:r>
-        <w:t>column</w:t>
-      </w:r>
-      <w:proofErr w:type="spellEnd"/>
-      <w:r>
-        <w:t>;</w:t>
-      </w:r>
-    </w:p>
-    <w:p>
-      <w:r>
-        <w:t xml:space="preserve">  </w:t>
-      </w:r>
-      <w:proofErr w:type="spellStart"/>
-      <w:r>
-        <w:t>align-items</w:t>
-      </w:r>
-      <w:proofErr w:type="spellEnd"/>
-      <w:r>
-        <w:t>: center;</w:t>
-      </w:r>
-    </w:p>
-    <w:p>
-      <w:r>
-        <w:t xml:space="preserve">  </w:t>
-      </w:r>
-      <w:proofErr w:type="spellStart"/>
-      <w:r>
-        <w:t>width</w:t>
-      </w:r>
-      <w:proofErr w:type="spellEnd"/>
-      <w:r>
-        <w:t>: 64px;</w:t>
-      </w:r>
-    </w:p>
-    <w:p>
-      <w:r>
-        <w:t xml:space="preserve">  </w:t>
-      </w:r>
-      <w:proofErr w:type="spellStart"/>
-      <w:r>
-        <w:t>height</w:t>
-      </w:r>
-      <w:proofErr w:type="spellEnd"/>
-      <w:r>
-        <w:t>: 64px;</w:t>
-      </w:r>
-    </w:p>
-    <w:p>
-      <w:r>
-        <w:t xml:space="preserve">  </w:t>
-      </w:r>
-      <w:proofErr w:type="spellStart"/>
-      <w:r>
-        <w:t>border-radius</w:t>
-      </w:r>
-      <w:proofErr w:type="spellEnd"/>
-      <w:r>
-        <w:t>: 50%;</w:t>
-      </w:r>
-    </w:p>
-    <w:p>
-      <w:r>
-        <w:t xml:space="preserve">  background-color: </w:t>
-      </w:r>
-      <w:proofErr w:type="gramStart"/>
-      <w:r>
-        <w:t>var(</w:t>
-      </w:r>
-      <w:proofErr w:type="gramEnd"/>
-      <w:r>
-        <w:t>--</w:t>
-      </w:r>
-      <w:proofErr w:type="spellStart"/>
-      <w:r>
-        <w:t>icon-bg</w:t>
-      </w:r>
-      <w:proofErr w:type="spellEnd"/>
-      <w:r>
-        <w:t>);</w:t>
-      </w:r>
-    </w:p>
-    <w:p>
-      <w:r>
-        <w:t xml:space="preserve">  </w:t>
-      </w:r>
-      <w:proofErr w:type="spellStart"/>
-      <w:r>
-        <w:t>fill</w:t>
-      </w:r>
-      <w:proofErr w:type="spellEnd"/>
-      <w:r>
-        <w:t xml:space="preserve">: </w:t>
-      </w:r>
-      <w:proofErr w:type="gramStart"/>
-      <w:r>
-        <w:t>var(</w:t>
-      </w:r>
-      <w:proofErr w:type="gramEnd"/>
-      <w:r>
-        <w:t>--</w:t>
-      </w:r>
-      <w:proofErr w:type="spellStart"/>
-      <w:r>
-        <w:t>icon</w:t>
-      </w:r>
-      <w:proofErr w:type="spellEnd"/>
-      <w:r>
-        <w:t>-color);</w:t>
-      </w:r>
-    </w:p>
-    <w:p>
-      <w:r>
-        <w:t xml:space="preserve">  </w:t>
-      </w:r>
-      <w:proofErr w:type="spellStart"/>
-      <w:r>
-        <w:t>transition</w:t>
-      </w:r>
-      <w:proofErr w:type="spellEnd"/>
-      <w:r>
-        <w:t xml:space="preserve">: </w:t>
-      </w:r>
-      <w:proofErr w:type="spellStart"/>
-      <w:r>
-        <w:t>all</w:t>
-      </w:r>
-      <w:proofErr w:type="spellEnd"/>
-      <w:r>
-        <w:t xml:space="preserve"> 0.3s </w:t>
-      </w:r>
-      <w:proofErr w:type="spellStart"/>
-      <w:r>
-        <w:t>ease</w:t>
-      </w:r>
-      <w:proofErr w:type="spellEnd"/>
-      <w:r>
-        <w:t>;</w:t>
+    </w:p>
+    <w:p>
+      <w:r>
+        <w:t>.icon-category {</w:t>
+      </w:r>
+    </w:p>
+    <w:p>
+      <w:r>
+        <w:t xml:space="preserve">  display: flex;</w:t>
+      </w:r>
+    </w:p>
+    <w:p>
+      <w:r>
+        <w:t xml:space="preserve">  flex-direction: column;</w:t>
+      </w:r>
+    </w:p>
+    <w:p>
+      <w:r>
+        <w:t xml:space="preserve">  align-items: center;</w:t>
+      </w:r>
+    </w:p>
+    <w:p>
+      <w:r>
+        <w:t xml:space="preserve">  width: 64px;</w:t>
+      </w:r>
+    </w:p>
+    <w:p>
+      <w:r>
+        <w:t xml:space="preserve">  height: 64px;</w:t>
+      </w:r>
+    </w:p>
+    <w:p>
+      <w:r>
+        <w:t xml:space="preserve">  border-radius: 50%;</w:t>
+      </w:r>
+    </w:p>
+    <w:p>
+      <w:r>
+        <w:t xml:space="preserve">  background-color: var(--icon-bg);</w:t>
+      </w:r>
+    </w:p>
+    <w:p>
+      <w:r>
+        <w:t xml:space="preserve">  fill: var(--icon-color);</w:t>
+      </w:r>
+    </w:p>
+    <w:p>
+      <w:r>
+        <w:t xml:space="preserve">  transition: all 0.3s ease;</w:t>
       </w:r>
     </w:p>
     <w:p>
@@ -7582,47 +6269,13 @@
     </w:p>
     <w:p/>
     <w:p>
-      <w:proofErr w:type="gramStart"/>
-      <w:r>
-        <w:t>.</w:t>
-      </w:r>
-      <w:proofErr w:type="spellStart"/>
-      <w:r>
-        <w:t>icon</w:t>
-      </w:r>
-      <w:proofErr w:type="gramEnd"/>
-      <w:r>
-        <w:t>-category:hover</w:t>
-      </w:r>
-      <w:proofErr w:type="spellEnd"/>
-      <w:r>
-        <w:t xml:space="preserve"> {</w:t>
-      </w:r>
-    </w:p>
-    <w:p>
-      <w:r>
-        <w:t xml:space="preserve">  </w:t>
-      </w:r>
-      <w:proofErr w:type="spellStart"/>
-      <w:r>
-        <w:t>transform</w:t>
-      </w:r>
-      <w:proofErr w:type="spellEnd"/>
-      <w:r>
-        <w:t xml:space="preserve">: </w:t>
-      </w:r>
-      <w:proofErr w:type="spellStart"/>
-      <w:proofErr w:type="gramStart"/>
-      <w:r>
-        <w:t>scale</w:t>
-      </w:r>
-      <w:proofErr w:type="spellEnd"/>
-      <w:r>
-        <w:t>(</w:t>
-      </w:r>
-      <w:proofErr w:type="gramEnd"/>
-      <w:r>
-        <w:t>1.05);</w:t>
+      <w:r>
+        <w:t>.icon-category:hover {</w:t>
+      </w:r>
+    </w:p>
+    <w:p>
+      <w:r>
+        <w:t xml:space="preserve">  transform: scale(1.05);</w:t>
       </w:r>
     </w:p>
     <w:p>
@@ -7654,11 +6307,9 @@
       </w:r>
     </w:p>
     <w:p>
-      <w:proofErr w:type="spellStart"/>
       <w:r>
         <w:t>css</w:t>
       </w:r>
-      <w:proofErr w:type="spellEnd"/>
     </w:p>
     <w:p>
       <w:r>
@@ -7667,29 +6318,13 @@
     </w:p>
     <w:p>
       <w:r>
-        <w:t xml:space="preserve">  --</w:t>
-      </w:r>
-      <w:proofErr w:type="spellStart"/>
-      <w:r>
-        <w:t>icon-bg</w:t>
-      </w:r>
-      <w:proofErr w:type="spellEnd"/>
-      <w:r>
-        <w:t>: #FFFFFF;</w:t>
+        <w:t xml:space="preserve">  --icon-bg: #FFFFFF;</w:t>
       </w:r>
     </w:p>
     <w:p>
       <w:r>
         <w:lastRenderedPageBreak/>
-        <w:t xml:space="preserve">  --</w:t>
-      </w:r>
-      <w:proofErr w:type="spellStart"/>
-      <w:r>
-        <w:t>icon</w:t>
-      </w:r>
-      <w:proofErr w:type="spellEnd"/>
-      <w:r>
-        <w:t>-color: #007B3C;</w:t>
+        <w:t xml:space="preserve">  --icon-color: #007B3C;</w:t>
       </w:r>
     </w:p>
     <w:p>
@@ -7699,41 +6334,18 @@
     </w:p>
     <w:p/>
     <w:p>
-      <w:proofErr w:type="spellStart"/>
-      <w:proofErr w:type="gramStart"/>
-      <w:r>
-        <w:t>body.dark</w:t>
-      </w:r>
-      <w:proofErr w:type="spellEnd"/>
-      <w:proofErr w:type="gramEnd"/>
-      <w:r>
-        <w:t xml:space="preserve"> {</w:t>
-      </w:r>
-    </w:p>
-    <w:p>
-      <w:r>
-        <w:t xml:space="preserve">  --</w:t>
-      </w:r>
-      <w:proofErr w:type="spellStart"/>
-      <w:r>
-        <w:t>icon-bg</w:t>
-      </w:r>
-      <w:proofErr w:type="spellEnd"/>
-      <w:r>
-        <w:t>: #003366;</w:t>
-      </w:r>
-    </w:p>
-    <w:p>
-      <w:r>
-        <w:t xml:space="preserve">  --</w:t>
-      </w:r>
-      <w:proofErr w:type="spellStart"/>
-      <w:r>
-        <w:t>icon</w:t>
-      </w:r>
-      <w:proofErr w:type="spellEnd"/>
-      <w:r>
-        <w:t>-color: #59C686;</w:t>
+      <w:r>
+        <w:t>body.dark {</w:t>
+      </w:r>
+    </w:p>
+    <w:p>
+      <w:r>
+        <w:t xml:space="preserve">  --icon-bg: #003366;</w:t>
+      </w:r>
+    </w:p>
+    <w:p>
+      <w:r>
+        <w:t xml:space="preserve">  --icon-color: #59C686;</w:t>
       </w:r>
     </w:p>
     <w:p>
@@ -7765,70 +6377,28 @@
       </w:r>
     </w:p>
     <w:p>
-      <w:proofErr w:type="spellStart"/>
       <w:r>
         <w:t>css</w:t>
       </w:r>
-      <w:proofErr w:type="spellEnd"/>
-    </w:p>
-    <w:p>
-      <w:r>
-        <w:t>@media (</w:t>
-      </w:r>
-      <w:proofErr w:type="spellStart"/>
-      <w:r>
-        <w:t>max-width</w:t>
-      </w:r>
-      <w:proofErr w:type="spellEnd"/>
-      <w:r>
-        <w:t>: 768px) {</w:t>
-      </w:r>
-    </w:p>
-    <w:p>
-      <w:r>
-        <w:t xml:space="preserve">  </w:t>
-      </w:r>
-      <w:proofErr w:type="gramStart"/>
-      <w:r>
-        <w:t>.</w:t>
-      </w:r>
-      <w:proofErr w:type="spellStart"/>
-      <w:r>
-        <w:t>icon</w:t>
-      </w:r>
-      <w:proofErr w:type="gramEnd"/>
-      <w:r>
-        <w:t>-category</w:t>
-      </w:r>
-      <w:proofErr w:type="spellEnd"/>
-      <w:r>
-        <w:t xml:space="preserve"> {</w:t>
-      </w:r>
-    </w:p>
-    <w:p>
-      <w:r>
-        <w:t xml:space="preserve">    </w:t>
-      </w:r>
-      <w:proofErr w:type="spellStart"/>
-      <w:r>
-        <w:t>width</w:t>
-      </w:r>
-      <w:proofErr w:type="spellEnd"/>
-      <w:r>
-        <w:t>: 48px;</w:t>
-      </w:r>
-    </w:p>
-    <w:p>
-      <w:r>
-        <w:t xml:space="preserve">    </w:t>
-      </w:r>
-      <w:proofErr w:type="spellStart"/>
-      <w:r>
-        <w:t>height</w:t>
-      </w:r>
-      <w:proofErr w:type="spellEnd"/>
-      <w:r>
-        <w:t>: 48px;</w:t>
+    </w:p>
+    <w:p>
+      <w:r>
+        <w:t>@media (max-width: 768px) {</w:t>
+      </w:r>
+    </w:p>
+    <w:p>
+      <w:r>
+        <w:t xml:space="preserve">  .icon-category {</w:t>
+      </w:r>
+    </w:p>
+    <w:p>
+      <w:r>
+        <w:t xml:space="preserve">    width: 48px;</w:t>
+      </w:r>
+    </w:p>
+    <w:p>
+      <w:r>
+        <w:t xml:space="preserve">    height: 48px;</w:t>
       </w:r>
     </w:p>
     <w:p>
@@ -7839,33 +6409,12 @@
     <w:p/>
     <w:p>
       <w:r>
-        <w:t xml:space="preserve">  </w:t>
-      </w:r>
-      <w:proofErr w:type="gramStart"/>
-      <w:r>
-        <w:t>.</w:t>
-      </w:r>
-      <w:proofErr w:type="spellStart"/>
-      <w:r>
-        <w:t>label</w:t>
-      </w:r>
-      <w:proofErr w:type="spellEnd"/>
-      <w:proofErr w:type="gramEnd"/>
-      <w:r>
-        <w:t xml:space="preserve"> {</w:t>
-      </w:r>
-    </w:p>
-    <w:p>
-      <w:r>
-        <w:t xml:space="preserve">    </w:t>
-      </w:r>
-      <w:proofErr w:type="spellStart"/>
-      <w:r>
-        <w:t>font-size</w:t>
-      </w:r>
-      <w:proofErr w:type="spellEnd"/>
-      <w:r>
-        <w:t>: 12px;</w:t>
+        <w:t xml:space="preserve">  .label {</w:t>
+      </w:r>
+    </w:p>
+    <w:p>
+      <w:r>
+        <w:t xml:space="preserve">    font-size: 12px;</w:t>
       </w:r>
     </w:p>
     <w:p>
@@ -7909,15 +6458,7 @@
         </w:numPr>
       </w:pPr>
       <w:r>
-        <w:t>Use aria-</w:t>
-      </w:r>
-      <w:proofErr w:type="spellStart"/>
-      <w:r>
-        <w:t>label</w:t>
-      </w:r>
-      <w:proofErr w:type="spellEnd"/>
-      <w:r>
-        <w:t xml:space="preserve"> para descrever o ícone.</w:t>
+        <w:t>Use aria-label para descrever o ícone.</w:t>
       </w:r>
     </w:p>
     <w:p>
@@ -7939,15 +6480,7 @@
         </w:numPr>
       </w:pPr>
       <w:r>
-        <w:t>Ícones decorativos devem ter role="</w:t>
-      </w:r>
-      <w:proofErr w:type="spellStart"/>
-      <w:r>
-        <w:t>presentation</w:t>
-      </w:r>
-      <w:proofErr w:type="spellEnd"/>
-      <w:r>
-        <w:t>".</w:t>
+        <w:t>Ícones decorativos devem ter role="presentation".</w:t>
       </w:r>
     </w:p>
     <w:p>
@@ -7999,15 +6532,7 @@
         <w:t>Menu horizontal</w:t>
       </w:r>
       <w:r>
-        <w:t xml:space="preserve"> – ícones alinhados com </w:t>
-      </w:r>
-      <w:proofErr w:type="spellStart"/>
-      <w:r>
-        <w:t>labels</w:t>
-      </w:r>
-      <w:proofErr w:type="spellEnd"/>
-      <w:r>
-        <w:t xml:space="preserve"> abaixo.</w:t>
+        <w:t xml:space="preserve"> – ícones alinhados com labels abaixo.</w:t>
       </w:r>
     </w:p>
     <w:p>
@@ -8095,15 +6620,7 @@
         </w:numPr>
       </w:pPr>
       <w:r>
-        <w:t xml:space="preserve">Prefira SVG </w:t>
-      </w:r>
-      <w:proofErr w:type="spellStart"/>
-      <w:r>
-        <w:t>inline</w:t>
-      </w:r>
-      <w:proofErr w:type="spellEnd"/>
-      <w:r>
-        <w:t xml:space="preserve"> para controle de cor via CSS.</w:t>
+        <w:t>Prefira SVG inline para controle de cor via CSS.</w:t>
       </w:r>
     </w:p>
     <w:p>
@@ -8144,17 +6661,8 @@
           <w:b/>
           <w:bCs/>
         </w:rPr>
-        <w:t xml:space="preserve">Guia de Marca Visual </w:t>
-      </w:r>
-      <w:proofErr w:type="spellStart"/>
-      <w:r>
-        <w:rPr>
-          <w:b/>
-          <w:bCs/>
-        </w:rPr>
-        <w:t>ShareO</w:t>
-      </w:r>
-      <w:proofErr w:type="spellEnd"/>
+        <w:t>Guia de Marca Visual ShareO</w:t>
+      </w:r>
       <w:r>
         <w:t>.</w:t>
       </w:r>
@@ -8198,13 +6706,8 @@
         <w:t>Listas</w:t>
       </w:r>
       <w:r>
-        <w:t xml:space="preserve"> → 32×32 </w:t>
-      </w:r>
-      <w:proofErr w:type="spellStart"/>
-      <w:r>
-        <w:t>px</w:t>
-      </w:r>
-      <w:proofErr w:type="spellEnd"/>
+        <w:t xml:space="preserve"> → 32×32 px</w:t>
+      </w:r>
     </w:p>
     <w:p>
       <w:pPr>
@@ -8221,13 +6724,8 @@
         <w:t>Menu Mobile</w:t>
       </w:r>
       <w:r>
-        <w:t xml:space="preserve"> → 48×48 </w:t>
-      </w:r>
-      <w:proofErr w:type="spellStart"/>
-      <w:r>
-        <w:t>px</w:t>
-      </w:r>
-      <w:proofErr w:type="spellEnd"/>
+        <w:t xml:space="preserve"> → 48×48 px</w:t>
+      </w:r>
     </w:p>
     <w:p>
       <w:pPr>
@@ -8244,13 +6742,8 @@
         <w:t>Cards de Categoria</w:t>
       </w:r>
       <w:r>
-        <w:t xml:space="preserve"> → 64×64 </w:t>
-      </w:r>
-      <w:proofErr w:type="spellStart"/>
-      <w:r>
-        <w:t>px</w:t>
-      </w:r>
-      <w:proofErr w:type="spellEnd"/>
+        <w:t xml:space="preserve"> → 64×64 px</w:t>
+      </w:r>
     </w:p>
     <w:p>
       <w:pPr>
@@ -8264,25 +6757,11 @@
           <w:b/>
           <w:bCs/>
         </w:rPr>
-        <w:t xml:space="preserve">Hero </w:t>
-      </w:r>
-      <w:proofErr w:type="spellStart"/>
-      <w:r>
-        <w:rPr>
-          <w:b/>
-          <w:bCs/>
-        </w:rPr>
-        <w:t>Section</w:t>
-      </w:r>
-      <w:proofErr w:type="spellEnd"/>
-      <w:r>
-        <w:t xml:space="preserve"> → 96×96 </w:t>
-      </w:r>
-      <w:proofErr w:type="spellStart"/>
-      <w:r>
-        <w:t>px</w:t>
-      </w:r>
-      <w:proofErr w:type="spellEnd"/>
+        <w:t>Hero Section</w:t>
+      </w:r>
+      <w:r>
+        <w:t xml:space="preserve"> → 96×96 px</w:t>
+      </w:r>
     </w:p>
     <w:p>
       <w:pPr>
@@ -8322,15 +6801,7 @@
         <w:t>Menu horizontal</w:t>
       </w:r>
       <w:r>
-        <w:t xml:space="preserve">: ícones alinhados com </w:t>
-      </w:r>
-      <w:proofErr w:type="spellStart"/>
-      <w:r>
-        <w:t>labels</w:t>
-      </w:r>
-      <w:proofErr w:type="spellEnd"/>
-      <w:r>
-        <w:t xml:space="preserve"> abaixo, destaque em verde para item ativo.</w:t>
+        <w:t>: ícones alinhados com labels abaixo, destaque em verde para item ativo.</w:t>
       </w:r>
     </w:p>
     <w:p>
@@ -8444,8 +6915,6 @@
       </w:r>
       <w:r>
         <w:t>: fundo azul</w:t>
-      </w:r>
-      <w:r>
         <w:noBreakHyphen/>
         <w:t>marinho, ícones em verde claro para contraste.</w:t>
       </w:r>
@@ -8474,99 +6943,28 @@
       </w:r>
     </w:p>
     <w:p>
-      <w:proofErr w:type="spellStart"/>
       <w:r>
         <w:t>html</w:t>
       </w:r>
-      <w:proofErr w:type="spellEnd"/>
-    </w:p>
-    <w:p>
-      <w:proofErr w:type="gramStart"/>
-      <w:r>
-        <w:t>&lt;!--</w:t>
-      </w:r>
-      <w:proofErr w:type="gramEnd"/>
-      <w:r>
-        <w:t xml:space="preserve"> Card de categoria --&gt;</w:t>
-      </w:r>
-    </w:p>
-    <w:p>
-      <w:r>
-        <w:t>&lt;</w:t>
-      </w:r>
-      <w:proofErr w:type="spellStart"/>
-      <w:r>
-        <w:t>div</w:t>
-      </w:r>
-      <w:proofErr w:type="spellEnd"/>
-      <w:r>
-        <w:t xml:space="preserve"> </w:t>
-      </w:r>
-      <w:proofErr w:type="spellStart"/>
-      <w:r>
-        <w:t>class</w:t>
-      </w:r>
-      <w:proofErr w:type="spellEnd"/>
-      <w:r>
-        <w:t>="card-</w:t>
-      </w:r>
-      <w:proofErr w:type="spellStart"/>
-      <w:r>
-        <w:t>category</w:t>
-      </w:r>
-      <w:proofErr w:type="spellEnd"/>
-      <w:r>
-        <w:t>"&gt;</w:t>
-      </w:r>
-    </w:p>
-    <w:p>
-      <w:r>
-        <w:t xml:space="preserve">  &lt;svg </w:t>
-      </w:r>
-      <w:proofErr w:type="spellStart"/>
-      <w:r>
-        <w:t>class</w:t>
-      </w:r>
-      <w:proofErr w:type="spellEnd"/>
-      <w:r>
-        <w:t>="</w:t>
-      </w:r>
-      <w:proofErr w:type="spellStart"/>
-      <w:r>
-        <w:t>icon</w:t>
-      </w:r>
-      <w:proofErr w:type="spellEnd"/>
-      <w:r>
-        <w:t xml:space="preserve"> </w:t>
-      </w:r>
-      <w:proofErr w:type="spellStart"/>
-      <w:r>
-        <w:t>icon</w:t>
-      </w:r>
-      <w:proofErr w:type="spellEnd"/>
-      <w:r>
-        <w:t>-festas" aria-</w:t>
-      </w:r>
-      <w:proofErr w:type="spellStart"/>
-      <w:r>
-        <w:t>label</w:t>
-      </w:r>
-      <w:proofErr w:type="spellEnd"/>
-      <w:r>
-        <w:t>="Festas"&gt;</w:t>
-      </w:r>
-    </w:p>
-    <w:p>
-      <w:r>
-        <w:t xml:space="preserve">    &lt;use </w:t>
-      </w:r>
-      <w:proofErr w:type="spellStart"/>
-      <w:r>
-        <w:t>href</w:t>
-      </w:r>
-      <w:proofErr w:type="spellEnd"/>
-      <w:r>
-        <w:t>="#festas"&gt;&lt;/use&gt;</w:t>
+    </w:p>
+    <w:p>
+      <w:r>
+        <w:t>&lt;!-- Card de categoria --&gt;</w:t>
+      </w:r>
+    </w:p>
+    <w:p>
+      <w:r>
+        <w:t>&lt;div class="card-category"&gt;</w:t>
+      </w:r>
+    </w:p>
+    <w:p>
+      <w:r>
+        <w:t xml:space="preserve">  &lt;svg class="icon icon-festas" aria-label="Festas"&gt;</w:t>
+      </w:r>
+    </w:p>
+    <w:p>
+      <w:r>
+        <w:t xml:space="preserve">    &lt;use href="#festas"&gt;&lt;/use&gt;</w:t>
       </w:r>
     </w:p>
     <w:p>
@@ -8586,77 +6984,22 @@
     </w:p>
     <w:p>
       <w:r>
-        <w:t xml:space="preserve">  &lt;</w:t>
-      </w:r>
-      <w:proofErr w:type="spellStart"/>
-      <w:r>
-        <w:t>button</w:t>
-      </w:r>
-      <w:proofErr w:type="spellEnd"/>
-      <w:r>
-        <w:t xml:space="preserve"> </w:t>
-      </w:r>
-      <w:proofErr w:type="spellStart"/>
-      <w:r>
-        <w:t>class</w:t>
-      </w:r>
-      <w:proofErr w:type="spellEnd"/>
-      <w:r>
-        <w:t>="</w:t>
-      </w:r>
-      <w:proofErr w:type="spellStart"/>
-      <w:r>
-        <w:t>btn-vermais</w:t>
-      </w:r>
-      <w:proofErr w:type="spellEnd"/>
-      <w:r>
-        <w:t>"&gt;Ver mais&lt;/</w:t>
-      </w:r>
-      <w:proofErr w:type="spellStart"/>
-      <w:r>
-        <w:t>button</w:t>
-      </w:r>
-      <w:proofErr w:type="spellEnd"/>
-      <w:r>
-        <w:t>&gt;</w:t>
-      </w:r>
-    </w:p>
-    <w:p>
-      <w:r>
-        <w:t>&lt;/</w:t>
-      </w:r>
-      <w:proofErr w:type="spellStart"/>
-      <w:r>
-        <w:t>div</w:t>
-      </w:r>
-      <w:proofErr w:type="spellEnd"/>
-      <w:r>
-        <w:t>&gt;</w:t>
-      </w:r>
-    </w:p>
-    <w:p>
-      <w:proofErr w:type="spellStart"/>
+        <w:t xml:space="preserve">  &lt;button class="btn-vermais"&gt;Ver mais&lt;/button&gt;</w:t>
+      </w:r>
+    </w:p>
+    <w:p>
+      <w:r>
+        <w:t>&lt;/div&gt;</w:t>
+      </w:r>
+    </w:p>
+    <w:p>
       <w:r>
         <w:t>css</w:t>
       </w:r>
-      <w:proofErr w:type="spellEnd"/>
-    </w:p>
-    <w:p>
-      <w:proofErr w:type="gramStart"/>
-      <w:r>
-        <w:t>.card</w:t>
-      </w:r>
-      <w:proofErr w:type="gramEnd"/>
-      <w:r>
-        <w:t>-</w:t>
-      </w:r>
-      <w:proofErr w:type="spellStart"/>
-      <w:r>
-        <w:t>category</w:t>
-      </w:r>
-      <w:proofErr w:type="spellEnd"/>
-      <w:r>
-        <w:t xml:space="preserve"> {</w:t>
+    </w:p>
+    <w:p>
+      <w:r>
+        <w:t>.card-category {</w:t>
       </w:r>
     </w:p>
     <w:p>
@@ -8667,67 +7010,22 @@
     </w:p>
     <w:p>
       <w:r>
-        <w:t xml:space="preserve">  </w:t>
-      </w:r>
-      <w:proofErr w:type="spellStart"/>
-      <w:r>
-        <w:t>border-radius</w:t>
-      </w:r>
-      <w:proofErr w:type="spellEnd"/>
-      <w:r>
-        <w:t>: 8px;</w:t>
-      </w:r>
-    </w:p>
-    <w:p>
-      <w:r>
-        <w:t xml:space="preserve">  </w:t>
-      </w:r>
-      <w:proofErr w:type="spellStart"/>
-      <w:r>
-        <w:t>padding</w:t>
-      </w:r>
-      <w:proofErr w:type="spellEnd"/>
-      <w:r>
-        <w:t>: 16px;</w:t>
-      </w:r>
-    </w:p>
-    <w:p>
-      <w:r>
-        <w:t xml:space="preserve">  </w:t>
-      </w:r>
-      <w:proofErr w:type="spellStart"/>
-      <w:r>
-        <w:t>text-align</w:t>
-      </w:r>
-      <w:proofErr w:type="spellEnd"/>
-      <w:r>
-        <w:t>: center;</w:t>
-      </w:r>
-    </w:p>
-    <w:p>
-      <w:r>
-        <w:t xml:space="preserve">  box-</w:t>
-      </w:r>
-      <w:proofErr w:type="spellStart"/>
-      <w:r>
-        <w:t>shadow</w:t>
-      </w:r>
-      <w:proofErr w:type="spellEnd"/>
-      <w:r>
-        <w:t xml:space="preserve">: 0 2px 6px </w:t>
-      </w:r>
-      <w:proofErr w:type="spellStart"/>
-      <w:proofErr w:type="gramStart"/>
-      <w:r>
-        <w:t>rgba</w:t>
-      </w:r>
-      <w:proofErr w:type="spellEnd"/>
-      <w:r>
-        <w:t>(</w:t>
-      </w:r>
-      <w:proofErr w:type="gramEnd"/>
-      <w:r>
-        <w:t>0,0,0,0.1);</w:t>
+        <w:t xml:space="preserve">  border-radius: 8px;</w:t>
+      </w:r>
+    </w:p>
+    <w:p>
+      <w:r>
+        <w:t xml:space="preserve">  padding: 16px;</w:t>
+      </w:r>
+    </w:p>
+    <w:p>
+      <w:r>
+        <w:t xml:space="preserve">  text-align: center;</w:t>
+      </w:r>
+    </w:p>
+    <w:p>
+      <w:r>
+        <w:t xml:space="preserve">  box-shadow: 0 2px 6px rgba(0,0,0,0.1);</w:t>
       </w:r>
     </w:p>
     <w:p>
@@ -8737,26 +7035,8 @@
     </w:p>
     <w:p/>
     <w:p>
-      <w:proofErr w:type="spellStart"/>
-      <w:proofErr w:type="gramStart"/>
-      <w:r>
-        <w:t>body.dark</w:t>
-      </w:r>
-      <w:proofErr w:type="spellEnd"/>
-      <w:r>
-        <w:t xml:space="preserve"> .card</w:t>
-      </w:r>
-      <w:proofErr w:type="gramEnd"/>
-      <w:r>
-        <w:t>-</w:t>
-      </w:r>
-      <w:proofErr w:type="spellStart"/>
-      <w:r>
-        <w:t>category</w:t>
-      </w:r>
-      <w:proofErr w:type="spellEnd"/>
-      <w:r>
-        <w:t xml:space="preserve"> {</w:t>
+      <w:r>
+        <w:t>body.dark .card-category {</w:t>
       </w:r>
     </w:p>
     <w:p>
@@ -8812,17 +7092,8 @@
           <w:b/>
           <w:bCs/>
         </w:rPr>
-        <w:t xml:space="preserve">SVG </w:t>
-      </w:r>
-      <w:proofErr w:type="spellStart"/>
-      <w:r>
-        <w:rPr>
-          <w:b/>
-          <w:bCs/>
-        </w:rPr>
-        <w:t>inline</w:t>
-      </w:r>
-      <w:proofErr w:type="spellEnd"/>
+        <w:t>SVG inline</w:t>
+      </w:r>
       <w:r>
         <w:t xml:space="preserve"> para controle de cor via CSS.</w:t>
       </w:r>
@@ -8864,17 +7135,8 @@
           <w:b/>
           <w:bCs/>
         </w:rPr>
-        <w:t xml:space="preserve">Guia de Marca Visual </w:t>
-      </w:r>
-      <w:proofErr w:type="spellStart"/>
-      <w:r>
-        <w:rPr>
-          <w:b/>
-          <w:bCs/>
-        </w:rPr>
-        <w:t>ShareO</w:t>
-      </w:r>
-      <w:proofErr w:type="spellEnd"/>
+        <w:t>Guia de Marca Visual ShareO</w:t>
+      </w:r>
       <w:r>
         <w:t>.</w:t>
       </w:r>
@@ -8882,13 +7144,8 @@
     <w:p/>
     <w:p>
       <w:r>
-        <w:t xml:space="preserve">Logo </w:t>
-      </w:r>
-      <w:proofErr w:type="spellStart"/>
-      <w:r>
-        <w:t>Shareo</w:t>
-      </w:r>
-      <w:proofErr w:type="spellEnd"/>
+        <w:t>Logo Shareo</w:t>
+      </w:r>
     </w:p>
     <w:p>
       <w:r>
@@ -8955,21 +7212,10 @@
           <w:b/>
           <w:bCs/>
         </w:rPr>
-        <w:t xml:space="preserve">variações de logos para a </w:t>
-      </w:r>
-      <w:proofErr w:type="spellStart"/>
-      <w:r>
-        <w:rPr>
-          <w:b/>
-          <w:bCs/>
-        </w:rPr>
-        <w:t>ShareO</w:t>
-      </w:r>
-      <w:proofErr w:type="spellEnd"/>
+        <w:t>variações de logos para a ShareO</w:t>
+      </w:r>
       <w:r>
         <w:t>, criadas de acordo com o padrão sustentável e acessível que definimos. Elas seguem a paleta azul</w:t>
-      </w:r>
-      <w:r>
         <w:noBreakHyphen/>
         <w:t>verde, tipografia Montserrat e ícones circulares que reforçam o conceito de ciclo e compartilhamento:</w:t>
       </w:r>
@@ -9007,15 +7253,7 @@
         <w:t>Logo leve</w:t>
       </w:r>
       <w:r>
-        <w:t xml:space="preserve"> – versão em fundo branco, “</w:t>
-      </w:r>
-      <w:proofErr w:type="spellStart"/>
-      <w:r>
-        <w:t>Share</w:t>
-      </w:r>
-      <w:proofErr w:type="spellEnd"/>
-      <w:r>
-        <w:t>” em azul e “O” como círculo verde. Perfeita para uso em sites e apps responsivos.</w:t>
+        <w:t xml:space="preserve"> – versão em fundo branco, “Share” em azul e “O” como círculo verde. Perfeita para uso em sites e apps responsivos.</w:t>
       </w:r>
     </w:p>
     <w:p>
@@ -9033,15 +7271,7 @@
         <w:t>Logo icônico</w:t>
       </w:r>
       <w:r>
-        <w:t xml:space="preserve"> – ícone circular com casa e planta, rodeado por setas verdes, acompanhado do nome “</w:t>
-      </w:r>
-      <w:proofErr w:type="spellStart"/>
-      <w:r>
-        <w:t>ShareO</w:t>
-      </w:r>
-      <w:proofErr w:type="spellEnd"/>
-      <w:r>
-        <w:t>”. Indicado para aplicativos mobile e favicons.</w:t>
+        <w:t xml:space="preserve"> – ícone circular com casa e planta, rodeado por setas verdes, acompanhado do nome “ShareO”. Indicado para aplicativos mobile e favicons.</w:t>
       </w:r>
     </w:p>
     <w:p>
@@ -9103,15 +7333,7 @@
     </w:p>
     <w:p>
       <w:r>
-        <w:t xml:space="preserve">O logotipo da </w:t>
-      </w:r>
-      <w:proofErr w:type="spellStart"/>
-      <w:r>
-        <w:t>ShareO</w:t>
-      </w:r>
-      <w:proofErr w:type="spellEnd"/>
-      <w:r>
-        <w:t xml:space="preserve"> representa </w:t>
+        <w:t xml:space="preserve">O logotipo da ShareO representa </w:t>
       </w:r>
       <w:r>
         <w:rPr>
@@ -9378,15 +7600,7 @@
           </w:tcPr>
           <w:p>
             <w:r>
-              <w:t>“</w:t>
-            </w:r>
-            <w:proofErr w:type="spellStart"/>
-            <w:r>
-              <w:t>Share</w:t>
-            </w:r>
-            <w:proofErr w:type="spellEnd"/>
-            <w:r>
-              <w:t>” azul, “O” verde</w:t>
+              <w:t>“Share” azul, “O” verde</w:t>
             </w:r>
           </w:p>
         </w:tc>
@@ -9565,17 +7779,8 @@
           <w:b/>
           <w:bCs/>
         </w:rPr>
-        <w:t>120 </w:t>
-      </w:r>
-      <w:proofErr w:type="spellStart"/>
-      <w:r>
-        <w:rPr>
-          <w:b/>
-          <w:bCs/>
-        </w:rPr>
-        <w:t>px</w:t>
-      </w:r>
-      <w:proofErr w:type="spellEnd"/>
+        <w:t>120 px</w:t>
+      </w:r>
       <w:r>
         <w:t xml:space="preserve"> de largura.</w:t>
       </w:r>
@@ -9933,8 +8138,6 @@
       </w:r>
       <w:r>
         <w:t>: logo ecológico, fundo azul</w:t>
-      </w:r>
-      <w:r>
         <w:noBreakHyphen/>
         <w:t>verde gradiente.</w:t>
       </w:r>
@@ -10081,28 +8284,10 @@
           <w:b/>
           <w:bCs/>
         </w:rPr>
-        <w:t xml:space="preserve">pacote completo de ícones e logos da </w:t>
-      </w:r>
-      <w:proofErr w:type="spellStart"/>
-      <w:r>
-        <w:rPr>
-          <w:b/>
-          <w:bCs/>
-        </w:rPr>
-        <w:t>ShareO</w:t>
-      </w:r>
-      <w:proofErr w:type="spellEnd"/>
-      <w:r>
-        <w:rPr>
-          <w:b/>
-          <w:bCs/>
-        </w:rPr>
-        <w:t xml:space="preserve"> em SVG</w:t>
+        <w:t>pacote completo de ícones e logos da ShareO em SVG</w:t>
       </w:r>
       <w:r>
         <w:t>, pronto para uso em web e mobile. Eles seguem o padrão sustentável e acessível que definimos, com paleta azul</w:t>
-      </w:r>
-      <w:r>
         <w:noBreakHyphen/>
         <w:t>verde e tipografia Montserrat.</w:t>
       </w:r>
@@ -10137,108 +8322,49 @@
     </w:p>
     <w:p>
       <w:r>
-        <w:t>/</w:t>
-      </w:r>
-      <w:proofErr w:type="spellStart"/>
-      <w:r>
-        <w:t>assets</w:t>
-      </w:r>
-      <w:proofErr w:type="spellEnd"/>
-      <w:r>
-        <w:t>/</w:t>
-      </w:r>
-      <w:proofErr w:type="spellStart"/>
-      <w:r>
-        <w:t>shareo</w:t>
-      </w:r>
-      <w:proofErr w:type="spellEnd"/>
-      <w:r>
-        <w:t>/</w:t>
-      </w:r>
-    </w:p>
-    <w:p>
-      <w:r>
-        <w:t xml:space="preserve">   /</w:t>
-      </w:r>
-      <w:proofErr w:type="spellStart"/>
-      <w:r>
-        <w:t>icons</w:t>
-      </w:r>
-      <w:proofErr w:type="spellEnd"/>
-      <w:r>
-        <w:t>/</w:t>
-      </w:r>
-    </w:p>
-    <w:p>
-      <w:r>
-        <w:t xml:space="preserve">      casa-</w:t>
-      </w:r>
-      <w:proofErr w:type="spellStart"/>
-      <w:r>
-        <w:t>jardim.svg</w:t>
-      </w:r>
-      <w:proofErr w:type="spellEnd"/>
-    </w:p>
-    <w:p>
-      <w:r>
-        <w:t xml:space="preserve">      </w:t>
-      </w:r>
-      <w:proofErr w:type="spellStart"/>
-      <w:r>
-        <w:t>construcao.svg</w:t>
-      </w:r>
-      <w:proofErr w:type="spellEnd"/>
-    </w:p>
-    <w:p>
-      <w:r>
-        <w:t xml:space="preserve">      </w:t>
-      </w:r>
-      <w:proofErr w:type="spellStart"/>
-      <w:r>
-        <w:t>eletronicos.svg</w:t>
-      </w:r>
-      <w:proofErr w:type="spellEnd"/>
+        <w:t>/assets/shareo/</w:t>
+      </w:r>
+    </w:p>
+    <w:p>
+      <w:r>
+        <w:t xml:space="preserve">   /icons/</w:t>
+      </w:r>
+    </w:p>
+    <w:p>
+      <w:r>
+        <w:t xml:space="preserve">      casa-jardim.svg</w:t>
+      </w:r>
+    </w:p>
+    <w:p>
+      <w:r>
+        <w:t xml:space="preserve">      construcao.svg</w:t>
+      </w:r>
+    </w:p>
+    <w:p>
+      <w:r>
+        <w:t xml:space="preserve">      eletronicos.svg</w:t>
+      </w:r>
     </w:p>
     <w:p>
       <w:r>
         <w:lastRenderedPageBreak/>
-        <w:t xml:space="preserve">      </w:t>
-      </w:r>
-      <w:proofErr w:type="spellStart"/>
-      <w:r>
-        <w:t>esporte.svg</w:t>
-      </w:r>
-      <w:proofErr w:type="spellEnd"/>
-    </w:p>
-    <w:p>
-      <w:r>
-        <w:t xml:space="preserve">      </w:t>
-      </w:r>
-      <w:proofErr w:type="spellStart"/>
-      <w:r>
-        <w:t>ferramentas.svg</w:t>
-      </w:r>
-      <w:proofErr w:type="spellEnd"/>
-    </w:p>
-    <w:p>
-      <w:r>
-        <w:t xml:space="preserve">      </w:t>
-      </w:r>
-      <w:proofErr w:type="spellStart"/>
-      <w:r>
-        <w:t>festas.svg</w:t>
-      </w:r>
-      <w:proofErr w:type="spellEnd"/>
-    </w:p>
-    <w:p>
-      <w:r>
-        <w:t xml:space="preserve">      </w:t>
-      </w:r>
-      <w:proofErr w:type="spellStart"/>
-      <w:r>
-        <w:t>moda.svg</w:t>
-      </w:r>
-      <w:proofErr w:type="spellEnd"/>
+        <w:t xml:space="preserve">      esporte.svg</w:t>
+      </w:r>
+    </w:p>
+    <w:p>
+      <w:r>
+        <w:t xml:space="preserve">      ferramentas.svg</w:t>
+      </w:r>
+    </w:p>
+    <w:p>
+      <w:r>
+        <w:t xml:space="preserve">      festas.svg</w:t>
+      </w:r>
+    </w:p>
+    <w:p>
+      <w:r>
+        <w:t xml:space="preserve">      moda.svg</w:t>
+      </w:r>
     </w:p>
     <w:p>
       <w:r>
@@ -10247,43 +8373,23 @@
     </w:p>
     <w:p>
       <w:r>
-        <w:t xml:space="preserve">      logo-</w:t>
-      </w:r>
-      <w:proofErr w:type="spellStart"/>
-      <w:r>
-        <w:t>institucional.svg</w:t>
-      </w:r>
-      <w:proofErr w:type="spellEnd"/>
-    </w:p>
-    <w:p>
-      <w:r>
-        <w:t xml:space="preserve">      logo-</w:t>
-      </w:r>
-      <w:proofErr w:type="spellStart"/>
-      <w:r>
-        <w:t>leve.svg</w:t>
-      </w:r>
-      <w:proofErr w:type="spellEnd"/>
-    </w:p>
-    <w:p>
-      <w:r>
-        <w:t xml:space="preserve">      logo-</w:t>
-      </w:r>
-      <w:proofErr w:type="spellStart"/>
-      <w:r>
-        <w:t>iconico.svg</w:t>
-      </w:r>
-      <w:proofErr w:type="spellEnd"/>
-    </w:p>
-    <w:p>
-      <w:r>
-        <w:t xml:space="preserve">      logo-</w:t>
-      </w:r>
-      <w:proofErr w:type="spellStart"/>
-      <w:r>
-        <w:t>ecologico.svg</w:t>
-      </w:r>
-      <w:proofErr w:type="spellEnd"/>
+        <w:t xml:space="preserve">      logo-institucional.svg</w:t>
+      </w:r>
+    </w:p>
+    <w:p>
+      <w:r>
+        <w:t xml:space="preserve">      logo-leve.svg</w:t>
+      </w:r>
+    </w:p>
+    <w:p>
+      <w:r>
+        <w:t xml:space="preserve">      logo-iconico.svg</w:t>
+      </w:r>
+    </w:p>
+    <w:p>
+      <w:r>
+        <w:t xml:space="preserve">      logo-ecologico.svg</w:t>
+      </w:r>
     </w:p>
     <w:p>
       <w:r>
@@ -10292,13 +8398,8 @@
     </w:p>
     <w:p>
       <w:r>
-        <w:t xml:space="preserve">      </w:t>
-      </w:r>
-      <w:proofErr w:type="spellStart"/>
-      <w:r>
-        <w:t>shareo-icons.svg</w:t>
-      </w:r>
-      <w:proofErr w:type="spellEnd"/>
+        <w:t xml:space="preserve">      shareo-icons.svg</w:t>
+      </w:r>
     </w:p>
     <w:p>
       <w:pPr>
@@ -10345,171 +8446,27 @@
     </w:p>
     <w:p>
       <w:r>
-        <w:t xml:space="preserve">&lt;svg </w:t>
-      </w:r>
-      <w:proofErr w:type="spellStart"/>
-      <w:r>
-        <w:t>xmlns</w:t>
-      </w:r>
-      <w:proofErr w:type="spellEnd"/>
-      <w:r>
-        <w:t xml:space="preserve">="http://www.w3.org/2000/svg" </w:t>
-      </w:r>
-      <w:proofErr w:type="spellStart"/>
-      <w:r>
-        <w:t>width</w:t>
-      </w:r>
-      <w:proofErr w:type="spellEnd"/>
-      <w:r>
-        <w:t xml:space="preserve">="64" </w:t>
-      </w:r>
-      <w:proofErr w:type="spellStart"/>
-      <w:r>
-        <w:t>height</w:t>
-      </w:r>
-      <w:proofErr w:type="spellEnd"/>
-      <w:r>
-        <w:t xml:space="preserve">="64" </w:t>
-      </w:r>
-      <w:proofErr w:type="spellStart"/>
-      <w:r>
-        <w:t>viewBox</w:t>
-      </w:r>
-      <w:proofErr w:type="spellEnd"/>
-      <w:r>
-        <w:t>="0 0 64 64" role="</w:t>
-      </w:r>
-      <w:proofErr w:type="spellStart"/>
-      <w:r>
-        <w:t>img</w:t>
-      </w:r>
-      <w:proofErr w:type="spellEnd"/>
-      <w:r>
-        <w:t>" aria-</w:t>
-      </w:r>
-      <w:proofErr w:type="spellStart"/>
-      <w:r>
-        <w:t>label</w:t>
-      </w:r>
-      <w:proofErr w:type="spellEnd"/>
-      <w:r>
-        <w:t>="Casa e Jardim"&gt;</w:t>
-      </w:r>
-    </w:p>
-    <w:p>
-      <w:r>
-        <w:t xml:space="preserve">  &lt;</w:t>
-      </w:r>
-      <w:proofErr w:type="spellStart"/>
-      <w:r>
-        <w:t>circle</w:t>
-      </w:r>
-      <w:proofErr w:type="spellEnd"/>
-      <w:r>
-        <w:t xml:space="preserve"> </w:t>
-      </w:r>
-      <w:proofErr w:type="spellStart"/>
-      <w:r>
-        <w:t>cx</w:t>
-      </w:r>
-      <w:proofErr w:type="spellEnd"/>
-      <w:r>
-        <w:t xml:space="preserve">="32" </w:t>
-      </w:r>
-      <w:proofErr w:type="spellStart"/>
-      <w:r>
-        <w:t>cy</w:t>
-      </w:r>
-      <w:proofErr w:type="spellEnd"/>
-      <w:r>
-        <w:t xml:space="preserve">="32" r="30" </w:t>
-      </w:r>
-      <w:proofErr w:type="spellStart"/>
-      <w:r>
-        <w:t>fill</w:t>
-      </w:r>
-      <w:proofErr w:type="spellEnd"/>
-      <w:r>
-        <w:t xml:space="preserve">="#FFFFFF" </w:t>
-      </w:r>
-      <w:proofErr w:type="spellStart"/>
-      <w:r>
-        <w:t>stroke</w:t>
-      </w:r>
-      <w:proofErr w:type="spellEnd"/>
-      <w:r>
-        <w:t xml:space="preserve">="#144D81" </w:t>
-      </w:r>
-      <w:proofErr w:type="spellStart"/>
-      <w:r>
-        <w:t>stroke-width</w:t>
-      </w:r>
-      <w:proofErr w:type="spellEnd"/>
-      <w:r>
-        <w:t>="2"/&gt;</w:t>
-      </w:r>
-    </w:p>
-    <w:p>
-      <w:r>
-        <w:t xml:space="preserve">  &lt;path d="M20 40 L20 28 L32 20 L44 28 L44 40 Z" </w:t>
-      </w:r>
-      <w:proofErr w:type="spellStart"/>
-      <w:r>
-        <w:t>fill</w:t>
-      </w:r>
-      <w:proofErr w:type="spellEnd"/>
-      <w:r>
-        <w:t>="#007B3C"/&gt;</w:t>
-      </w:r>
-    </w:p>
-    <w:p>
-      <w:r>
-        <w:t xml:space="preserve">  &lt;</w:t>
-      </w:r>
-      <w:proofErr w:type="spellStart"/>
-      <w:r>
-        <w:t>rect</w:t>
-      </w:r>
-      <w:proofErr w:type="spellEnd"/>
-      <w:r>
-        <w:t xml:space="preserve"> x="26" y="32" </w:t>
-      </w:r>
-      <w:proofErr w:type="spellStart"/>
-      <w:r>
-        <w:t>width</w:t>
-      </w:r>
-      <w:proofErr w:type="spellEnd"/>
-      <w:r>
-        <w:t xml:space="preserve">="12" </w:t>
-      </w:r>
-      <w:proofErr w:type="spellStart"/>
-      <w:r>
-        <w:t>height</w:t>
-      </w:r>
-      <w:proofErr w:type="spellEnd"/>
-      <w:r>
-        <w:t xml:space="preserve">="8" </w:t>
-      </w:r>
-      <w:proofErr w:type="spellStart"/>
-      <w:r>
-        <w:t>fill</w:t>
-      </w:r>
-      <w:proofErr w:type="spellEnd"/>
-      <w:r>
-        <w:t>="#59C686"/&gt;</w:t>
-      </w:r>
-    </w:p>
-    <w:p>
-      <w:r>
-        <w:t xml:space="preserve">  &lt;path d="M48 36 C50 32, 54 32, 56 36 C54 40, 50 40, 48 36 Z" </w:t>
-      </w:r>
-      <w:proofErr w:type="spellStart"/>
-      <w:r>
-        <w:t>fill</w:t>
-      </w:r>
-      <w:proofErr w:type="spellEnd"/>
-      <w:r>
-        <w:t>="#007B3C"/&gt;</w:t>
+        <w:t>&lt;svg xmlns="http://www.w3.org/2000/svg" width="64" height="64" viewBox="0 0 64 64" role="img" aria-label="Casa e Jardim"&gt;</w:t>
+      </w:r>
+    </w:p>
+    <w:p>
+      <w:r>
+        <w:t xml:space="preserve">  &lt;circle cx="32" cy="32" r="30" fill="#FFFFFF" stroke="#144D81" stroke-width="2"/&gt;</w:t>
+      </w:r>
+    </w:p>
+    <w:p>
+      <w:r>
+        <w:t xml:space="preserve">  &lt;path d="M20 40 L20 28 L32 20 L44 28 L44 40 Z" fill="#007B3C"/&gt;</w:t>
+      </w:r>
+    </w:p>
+    <w:p>
+      <w:r>
+        <w:t xml:space="preserve">  &lt;rect x="26" y="32" width="12" height="8" fill="#59C686"/&gt;</w:t>
+      </w:r>
+    </w:p>
+    <w:p>
+      <w:r>
+        <w:t xml:space="preserve">  &lt;path d="M48 36 C50 32, 54 32, 56 36 C54 40, 50 40, 48 36 Z" fill="#007B3C"/&gt;</w:t>
       </w:r>
     </w:p>
     <w:p>
@@ -10539,198 +8496,22 @@
     </w:p>
     <w:p>
       <w:r>
-        <w:t xml:space="preserve">&lt;svg </w:t>
-      </w:r>
-      <w:proofErr w:type="spellStart"/>
-      <w:r>
-        <w:t>xmlns</w:t>
-      </w:r>
-      <w:proofErr w:type="spellEnd"/>
-      <w:r>
-        <w:t xml:space="preserve">="http://www.w3.org/2000/svg" </w:t>
-      </w:r>
-      <w:proofErr w:type="spellStart"/>
-      <w:r>
-        <w:t>width</w:t>
-      </w:r>
-      <w:proofErr w:type="spellEnd"/>
-      <w:r>
-        <w:t xml:space="preserve">="200" </w:t>
-      </w:r>
-      <w:proofErr w:type="spellStart"/>
-      <w:r>
-        <w:t>height</w:t>
-      </w:r>
-      <w:proofErr w:type="spellEnd"/>
-      <w:r>
-        <w:t xml:space="preserve">="60" </w:t>
-      </w:r>
-      <w:proofErr w:type="spellStart"/>
-      <w:r>
-        <w:t>viewBox</w:t>
-      </w:r>
-      <w:proofErr w:type="spellEnd"/>
-      <w:r>
-        <w:t>="0 0 200 60" role="</w:t>
-      </w:r>
-      <w:proofErr w:type="spellStart"/>
-      <w:r>
-        <w:t>img</w:t>
-      </w:r>
-      <w:proofErr w:type="spellEnd"/>
-      <w:r>
-        <w:t>" aria-</w:t>
-      </w:r>
-      <w:proofErr w:type="spellStart"/>
-      <w:r>
-        <w:t>label</w:t>
-      </w:r>
-      <w:proofErr w:type="spellEnd"/>
-      <w:r>
-        <w:t xml:space="preserve">="Logo </w:t>
-      </w:r>
-      <w:proofErr w:type="spellStart"/>
-      <w:r>
-        <w:t>ShareO</w:t>
-      </w:r>
-      <w:proofErr w:type="spellEnd"/>
-      <w:r>
-        <w:t>"&gt;</w:t>
-      </w:r>
-    </w:p>
-    <w:p>
-      <w:r>
-        <w:t xml:space="preserve">  &lt;</w:t>
-      </w:r>
-      <w:proofErr w:type="spellStart"/>
-      <w:r>
-        <w:t>text</w:t>
-      </w:r>
-      <w:proofErr w:type="spellEnd"/>
-      <w:r>
-        <w:t xml:space="preserve"> x="10" y="40" </w:t>
-      </w:r>
-      <w:proofErr w:type="spellStart"/>
-      <w:r>
-        <w:t>font-family</w:t>
-      </w:r>
-      <w:proofErr w:type="spellEnd"/>
-      <w:r>
-        <w:t xml:space="preserve">="Montserrat" </w:t>
-      </w:r>
-      <w:proofErr w:type="spellStart"/>
-      <w:r>
-        <w:t>font-size</w:t>
-      </w:r>
-      <w:proofErr w:type="spellEnd"/>
-      <w:r>
-        <w:t xml:space="preserve">="32" </w:t>
-      </w:r>
-      <w:proofErr w:type="spellStart"/>
-      <w:r>
-        <w:t>font-weight</w:t>
-      </w:r>
-      <w:proofErr w:type="spellEnd"/>
-      <w:r>
-        <w:t>="</w:t>
-      </w:r>
-      <w:proofErr w:type="spellStart"/>
-      <w:r>
-        <w:t>bold</w:t>
-      </w:r>
-      <w:proofErr w:type="spellEnd"/>
-      <w:r>
-        <w:t xml:space="preserve">" </w:t>
-      </w:r>
-      <w:proofErr w:type="spellStart"/>
-      <w:r>
-        <w:t>fill</w:t>
-      </w:r>
-      <w:proofErr w:type="spellEnd"/>
-      <w:r>
-        <w:t>="#FFFFFF"&gt;SHARE&lt;/</w:t>
-      </w:r>
-      <w:proofErr w:type="spellStart"/>
-      <w:r>
-        <w:t>text</w:t>
-      </w:r>
-      <w:proofErr w:type="spellEnd"/>
-      <w:r>
-        <w:t>&gt;</w:t>
-      </w:r>
-    </w:p>
-    <w:p>
-      <w:r>
-        <w:t xml:space="preserve">  &lt;</w:t>
-      </w:r>
-      <w:proofErr w:type="spellStart"/>
-      <w:r>
-        <w:t>circle</w:t>
-      </w:r>
-      <w:proofErr w:type="spellEnd"/>
-      <w:r>
-        <w:t xml:space="preserve"> </w:t>
-      </w:r>
-      <w:proofErr w:type="spellStart"/>
-      <w:r>
-        <w:t>cx</w:t>
-      </w:r>
-      <w:proofErr w:type="spellEnd"/>
-      <w:r>
-        <w:t xml:space="preserve">="170" </w:t>
-      </w:r>
-      <w:proofErr w:type="spellStart"/>
-      <w:r>
-        <w:t>cy</w:t>
-      </w:r>
-      <w:proofErr w:type="spellEnd"/>
-      <w:r>
-        <w:t xml:space="preserve">="30" r="20" </w:t>
-      </w:r>
-      <w:proofErr w:type="spellStart"/>
-      <w:r>
-        <w:t>stroke</w:t>
-      </w:r>
-      <w:proofErr w:type="spellEnd"/>
-      <w:r>
-        <w:t xml:space="preserve">="#007B3C" </w:t>
-      </w:r>
-      <w:proofErr w:type="spellStart"/>
-      <w:r>
-        <w:t>stroke-width</w:t>
-      </w:r>
-      <w:proofErr w:type="spellEnd"/>
-      <w:r>
-        <w:t xml:space="preserve">="6" </w:t>
-      </w:r>
-      <w:proofErr w:type="spellStart"/>
-      <w:r>
-        <w:t>fill</w:t>
-      </w:r>
-      <w:proofErr w:type="spellEnd"/>
-      <w:r>
-        <w:t>="</w:t>
-      </w:r>
-      <w:proofErr w:type="spellStart"/>
-      <w:r>
-        <w:t>none</w:t>
-      </w:r>
-      <w:proofErr w:type="spellEnd"/>
-      <w:r>
-        <w:t>"/&gt;</w:t>
-      </w:r>
-    </w:p>
-    <w:p>
-      <w:r>
-        <w:t xml:space="preserve">  &lt;path d="M160 30 L150 25 L150 35 Z" </w:t>
-      </w:r>
-      <w:proofErr w:type="spellStart"/>
-      <w:r>
-        <w:t>fill</w:t>
-      </w:r>
-      <w:proofErr w:type="spellEnd"/>
-      <w:r>
-        <w:t>="#007B3C"/&gt;</w:t>
+        <w:t>&lt;svg xmlns="http://www.w3.org/2000/svg" width="200" height="60" viewBox="0 0 200 60" role="img" aria-label="Logo ShareO"&gt;</w:t>
+      </w:r>
+    </w:p>
+    <w:p>
+      <w:r>
+        <w:t xml:space="preserve">  &lt;text x="10" y="40" font-family="Montserrat" font-size="32" font-weight="bold" fill="#FFFFFF"&gt;SHARE&lt;/text&gt;</w:t>
+      </w:r>
+    </w:p>
+    <w:p>
+      <w:r>
+        <w:t xml:space="preserve">  &lt;circle cx="170" cy="30" r="20" stroke="#007B3C" stroke-width="6" fill="none"/&gt;</w:t>
+      </w:r>
+    </w:p>
+    <w:p>
+      <w:r>
+        <w:t xml:space="preserve">  &lt;path d="M160 30 L150 25 L150 35 Z" fill="#007B3C"/&gt;</w:t>
       </w:r>
     </w:p>
     <w:p>
@@ -10776,17 +8557,8 @@
           <w:b/>
           <w:bCs/>
         </w:rPr>
-        <w:t xml:space="preserve">SVG </w:t>
-      </w:r>
-      <w:proofErr w:type="spellStart"/>
-      <w:r>
-        <w:rPr>
-          <w:b/>
-          <w:bCs/>
-        </w:rPr>
-        <w:t>inline</w:t>
-      </w:r>
-      <w:proofErr w:type="spellEnd"/>
+        <w:t>SVG inline</w:t>
+      </w:r>
       <w:r>
         <w:t xml:space="preserve"> para controle de cor via CSS.</w:t>
       </w:r>
@@ -10800,15 +8572,7 @@
       </w:pPr>
       <w:r>
         <w:lastRenderedPageBreak/>
-        <w:t>Incluir aria-</w:t>
-      </w:r>
-      <w:proofErr w:type="spellStart"/>
-      <w:r>
-        <w:t>label</w:t>
-      </w:r>
-      <w:proofErr w:type="spellEnd"/>
-      <w:r>
-        <w:t xml:space="preserve"> para acessibilidade.</w:t>
+        <w:t>Incluir aria-label para acessibilidade.</w:t>
       </w:r>
     </w:p>
     <w:p>
@@ -10860,17 +8624,8 @@
           <w:b/>
           <w:bCs/>
         </w:rPr>
-        <w:t xml:space="preserve">Sprite de Ícones da </w:t>
-      </w:r>
-      <w:proofErr w:type="spellStart"/>
-      <w:r>
-        <w:rPr>
-          <w:b/>
-          <w:bCs/>
-        </w:rPr>
-        <w:t>ShareO</w:t>
-      </w:r>
-      <w:proofErr w:type="spellEnd"/>
+        <w:t>Sprite de Ícones da ShareO</w:t>
+      </w:r>
       <w:r>
         <w:t>, consolidando todos os ícones em um único arquivo .svg. Esse formato permite que os desenvolvedores chamem cada ícone via &lt;use&gt; no HTML, otimizando desempenho e reduzindo requisições HTTP.</w:t>
       </w:r>
@@ -10905,1173 +8660,229 @@
     </w:p>
     <w:p>
       <w:r>
-        <w:t xml:space="preserve">&lt;svg </w:t>
-      </w:r>
-      <w:proofErr w:type="spellStart"/>
-      <w:r>
-        <w:t>xmlns</w:t>
-      </w:r>
-      <w:proofErr w:type="spellEnd"/>
-      <w:r>
-        <w:t xml:space="preserve">="http://www.w3.org/2000/svg" </w:t>
-      </w:r>
-      <w:proofErr w:type="spellStart"/>
-      <w:r>
-        <w:t>style</w:t>
-      </w:r>
-      <w:proofErr w:type="spellEnd"/>
-      <w:r>
-        <w:t>="</w:t>
-      </w:r>
-      <w:proofErr w:type="spellStart"/>
-      <w:r>
-        <w:t>display:none</w:t>
-      </w:r>
-      <w:proofErr w:type="spellEnd"/>
-      <w:r>
-        <w:t>"&gt;</w:t>
-      </w:r>
-    </w:p>
-    <w:p>
-      <w:r>
-        <w:t xml:space="preserve">  </w:t>
-      </w:r>
-      <w:proofErr w:type="gramStart"/>
-      <w:r>
-        <w:t>&lt;!--</w:t>
-      </w:r>
-      <w:proofErr w:type="gramEnd"/>
-      <w:r>
-        <w:t xml:space="preserve"> Ícone Casa e Jardim --&gt;</w:t>
-      </w:r>
-    </w:p>
-    <w:p>
-      <w:r>
-        <w:t xml:space="preserve">  &lt;</w:t>
-      </w:r>
-      <w:proofErr w:type="spellStart"/>
-      <w:r>
-        <w:t>symbol</w:t>
-      </w:r>
-      <w:proofErr w:type="spellEnd"/>
-      <w:r>
-        <w:t xml:space="preserve"> id="casa-jardim" </w:t>
-      </w:r>
-      <w:proofErr w:type="spellStart"/>
-      <w:r>
-        <w:t>viewBox</w:t>
-      </w:r>
-      <w:proofErr w:type="spellEnd"/>
-      <w:r>
-        <w:t>="0 0 64 64"&gt;</w:t>
-      </w:r>
-    </w:p>
-    <w:p>
-      <w:r>
-        <w:t xml:space="preserve">    &lt;</w:t>
-      </w:r>
-      <w:proofErr w:type="spellStart"/>
-      <w:r>
-        <w:t>circle</w:t>
-      </w:r>
-      <w:proofErr w:type="spellEnd"/>
-      <w:r>
-        <w:t xml:space="preserve"> </w:t>
-      </w:r>
-      <w:proofErr w:type="spellStart"/>
-      <w:r>
-        <w:t>cx</w:t>
-      </w:r>
-      <w:proofErr w:type="spellEnd"/>
-      <w:r>
-        <w:t xml:space="preserve">="32" </w:t>
-      </w:r>
-      <w:proofErr w:type="spellStart"/>
-      <w:r>
-        <w:t>cy</w:t>
-      </w:r>
-      <w:proofErr w:type="spellEnd"/>
-      <w:r>
-        <w:t xml:space="preserve">="32" r="30" </w:t>
-      </w:r>
-      <w:proofErr w:type="spellStart"/>
-      <w:r>
-        <w:t>fill</w:t>
-      </w:r>
-      <w:proofErr w:type="spellEnd"/>
-      <w:r>
-        <w:t xml:space="preserve">="#FFFFFF" </w:t>
-      </w:r>
-      <w:proofErr w:type="spellStart"/>
-      <w:r>
-        <w:t>stroke</w:t>
-      </w:r>
-      <w:proofErr w:type="spellEnd"/>
-      <w:r>
-        <w:t xml:space="preserve">="#144D81" </w:t>
-      </w:r>
-      <w:proofErr w:type="spellStart"/>
-      <w:r>
-        <w:t>stroke-width</w:t>
-      </w:r>
-      <w:proofErr w:type="spellEnd"/>
-      <w:r>
-        <w:t>="2"/&gt;</w:t>
-      </w:r>
-    </w:p>
-    <w:p>
-      <w:r>
-        <w:t xml:space="preserve">    &lt;path d="M20 40 L20 28 L32 20 L44 28 L44 40 Z" </w:t>
-      </w:r>
-      <w:proofErr w:type="spellStart"/>
-      <w:r>
-        <w:t>fill</w:t>
-      </w:r>
-      <w:proofErr w:type="spellEnd"/>
-      <w:r>
-        <w:t>="#007B3C"/&gt;</w:t>
-      </w:r>
-    </w:p>
-    <w:p>
-      <w:r>
-        <w:t xml:space="preserve">    &lt;</w:t>
-      </w:r>
-      <w:proofErr w:type="spellStart"/>
-      <w:r>
-        <w:t>rect</w:t>
-      </w:r>
-      <w:proofErr w:type="spellEnd"/>
-      <w:r>
-        <w:t xml:space="preserve"> x="26" y="32" </w:t>
-      </w:r>
-      <w:proofErr w:type="spellStart"/>
-      <w:r>
-        <w:t>width</w:t>
-      </w:r>
-      <w:proofErr w:type="spellEnd"/>
-      <w:r>
-        <w:t xml:space="preserve">="12" </w:t>
-      </w:r>
-      <w:proofErr w:type="spellStart"/>
-      <w:r>
-        <w:t>height</w:t>
-      </w:r>
-      <w:proofErr w:type="spellEnd"/>
-      <w:r>
-        <w:t xml:space="preserve">="8" </w:t>
-      </w:r>
-      <w:proofErr w:type="spellStart"/>
-      <w:r>
-        <w:t>fill</w:t>
-      </w:r>
-      <w:proofErr w:type="spellEnd"/>
-      <w:r>
-        <w:t>="#59C686"/&gt;</w:t>
-      </w:r>
-    </w:p>
-    <w:p>
-      <w:r>
-        <w:t xml:space="preserve">    &lt;path d="M48 36 C50 32, 54 32, 56 36 C54 40, 50 40, 48 36 Z" </w:t>
-      </w:r>
-      <w:proofErr w:type="spellStart"/>
-      <w:r>
-        <w:t>fill</w:t>
-      </w:r>
-      <w:proofErr w:type="spellEnd"/>
-      <w:r>
-        <w:t>="#007B3C"/&gt;</w:t>
-      </w:r>
-    </w:p>
-    <w:p>
-      <w:r>
-        <w:t xml:space="preserve">  &lt;/</w:t>
-      </w:r>
-      <w:proofErr w:type="spellStart"/>
-      <w:r>
-        <w:t>symbol</w:t>
-      </w:r>
-      <w:proofErr w:type="spellEnd"/>
-      <w:r>
-        <w:t>&gt;</w:t>
+        <w:t>&lt;svg xmlns="http://www.w3.org/2000/svg" style="display:none"&gt;</w:t>
+      </w:r>
+    </w:p>
+    <w:p>
+      <w:r>
+        <w:t xml:space="preserve">  &lt;!-- Ícone Casa e Jardim --&gt;</w:t>
+      </w:r>
+    </w:p>
+    <w:p>
+      <w:r>
+        <w:t xml:space="preserve">  &lt;symbol id="casa-jardim" viewBox="0 0 64 64"&gt;</w:t>
+      </w:r>
+    </w:p>
+    <w:p>
+      <w:r>
+        <w:t xml:space="preserve">    &lt;circle cx="32" cy="32" r="30" fill="#FFFFFF" stroke="#144D81" stroke-width="2"/&gt;</w:t>
+      </w:r>
+    </w:p>
+    <w:p>
+      <w:r>
+        <w:t xml:space="preserve">    &lt;path d="M20 40 L20 28 L32 20 L44 28 L44 40 Z" fill="#007B3C"/&gt;</w:t>
+      </w:r>
+    </w:p>
+    <w:p>
+      <w:r>
+        <w:t xml:space="preserve">    &lt;rect x="26" y="32" width="12" height="8" fill="#59C686"/&gt;</w:t>
+      </w:r>
+    </w:p>
+    <w:p>
+      <w:r>
+        <w:t xml:space="preserve">    &lt;path d="M48 36 C50 32, 54 32, 56 36 C54 40, 50 40, 48 36 Z" fill="#007B3C"/&gt;</w:t>
+      </w:r>
+    </w:p>
+    <w:p>
+      <w:r>
+        <w:t xml:space="preserve">  &lt;/symbol&gt;</w:t>
       </w:r>
     </w:p>
     <w:p/>
     <w:p>
       <w:r>
-        <w:t xml:space="preserve">  </w:t>
-      </w:r>
-      <w:proofErr w:type="gramStart"/>
-      <w:r>
-        <w:t>&lt;!--</w:t>
-      </w:r>
-      <w:proofErr w:type="gramEnd"/>
-      <w:r>
-        <w:t xml:space="preserve"> Ícone Construção --&gt;</w:t>
-      </w:r>
-    </w:p>
-    <w:p>
-      <w:r>
-        <w:t xml:space="preserve">  &lt;</w:t>
-      </w:r>
-      <w:proofErr w:type="spellStart"/>
-      <w:r>
-        <w:t>symbol</w:t>
-      </w:r>
-      <w:proofErr w:type="spellEnd"/>
-      <w:r>
-        <w:t xml:space="preserve"> id="</w:t>
-      </w:r>
-      <w:proofErr w:type="spellStart"/>
-      <w:r>
-        <w:t>construcao</w:t>
-      </w:r>
-      <w:proofErr w:type="spellEnd"/>
-      <w:r>
-        <w:t xml:space="preserve">" </w:t>
-      </w:r>
-      <w:proofErr w:type="spellStart"/>
-      <w:r>
-        <w:t>viewBox</w:t>
-      </w:r>
-      <w:proofErr w:type="spellEnd"/>
-      <w:r>
-        <w:t>="0 0 64 64"&gt;</w:t>
-      </w:r>
-    </w:p>
-    <w:p>
-      <w:r>
-        <w:t xml:space="preserve">    &lt;</w:t>
-      </w:r>
-      <w:proofErr w:type="spellStart"/>
-      <w:r>
-        <w:t>circle</w:t>
-      </w:r>
-      <w:proofErr w:type="spellEnd"/>
-      <w:r>
-        <w:t xml:space="preserve"> </w:t>
-      </w:r>
-      <w:proofErr w:type="spellStart"/>
-      <w:r>
-        <w:t>cx</w:t>
-      </w:r>
-      <w:proofErr w:type="spellEnd"/>
-      <w:r>
-        <w:t xml:space="preserve">="32" </w:t>
-      </w:r>
-      <w:proofErr w:type="spellStart"/>
-      <w:r>
-        <w:t>cy</w:t>
-      </w:r>
-      <w:proofErr w:type="spellEnd"/>
-      <w:r>
-        <w:t xml:space="preserve">="32" r="30" </w:t>
-      </w:r>
-      <w:proofErr w:type="spellStart"/>
-      <w:r>
-        <w:t>fill</w:t>
-      </w:r>
-      <w:proofErr w:type="spellEnd"/>
-      <w:r>
-        <w:t xml:space="preserve">="#FFFFFF" </w:t>
-      </w:r>
-      <w:proofErr w:type="spellStart"/>
-      <w:r>
-        <w:t>stroke</w:t>
-      </w:r>
-      <w:proofErr w:type="spellEnd"/>
-      <w:r>
-        <w:t xml:space="preserve">="#144D81" </w:t>
-      </w:r>
-      <w:proofErr w:type="spellStart"/>
-      <w:r>
-        <w:t>stroke-width</w:t>
-      </w:r>
-      <w:proofErr w:type="spellEnd"/>
-      <w:r>
-        <w:t>="2"/&gt;</w:t>
-      </w:r>
-    </w:p>
-    <w:p>
-      <w:r>
-        <w:t xml:space="preserve">    &lt;path d="M20 40 L44 40 L32 20 Z" </w:t>
-      </w:r>
-      <w:proofErr w:type="spellStart"/>
-      <w:r>
-        <w:t>fill</w:t>
-      </w:r>
-      <w:proofErr w:type="spellEnd"/>
-      <w:r>
-        <w:t>="#007B3C"/&gt;</w:t>
-      </w:r>
-    </w:p>
-    <w:p>
-      <w:r>
-        <w:t xml:space="preserve">    &lt;</w:t>
-      </w:r>
-      <w:proofErr w:type="spellStart"/>
-      <w:r>
-        <w:t>rect</w:t>
-      </w:r>
-      <w:proofErr w:type="spellEnd"/>
-      <w:r>
-        <w:t xml:space="preserve"> x="24" y="28" </w:t>
-      </w:r>
-      <w:proofErr w:type="spellStart"/>
-      <w:r>
-        <w:t>width</w:t>
-      </w:r>
-      <w:proofErr w:type="spellEnd"/>
-      <w:r>
-        <w:t xml:space="preserve">="16" </w:t>
-      </w:r>
-      <w:proofErr w:type="spellStart"/>
-      <w:r>
-        <w:t>height</w:t>
-      </w:r>
-      <w:proofErr w:type="spellEnd"/>
-      <w:r>
-        <w:t xml:space="preserve">="12" </w:t>
-      </w:r>
-      <w:proofErr w:type="spellStart"/>
-      <w:r>
-        <w:t>fill</w:t>
-      </w:r>
-      <w:proofErr w:type="spellEnd"/>
-      <w:r>
-        <w:t>="#59C686"/&gt;</w:t>
-      </w:r>
-    </w:p>
-    <w:p>
-      <w:r>
-        <w:t xml:space="preserve">  &lt;/</w:t>
-      </w:r>
-      <w:proofErr w:type="spellStart"/>
-      <w:r>
-        <w:t>symbol</w:t>
-      </w:r>
-      <w:proofErr w:type="spellEnd"/>
-      <w:r>
-        <w:t>&gt;</w:t>
+        <w:t xml:space="preserve">  &lt;!-- Ícone Construção --&gt;</w:t>
+      </w:r>
+    </w:p>
+    <w:p>
+      <w:r>
+        <w:t xml:space="preserve">  &lt;symbol id="construcao" viewBox="0 0 64 64"&gt;</w:t>
+      </w:r>
+    </w:p>
+    <w:p>
+      <w:r>
+        <w:t xml:space="preserve">    &lt;circle cx="32" cy="32" r="30" fill="#FFFFFF" stroke="#144D81" stroke-width="2"/&gt;</w:t>
+      </w:r>
+    </w:p>
+    <w:p>
+      <w:r>
+        <w:t xml:space="preserve">    &lt;path d="M20 40 L44 40 L32 20 Z" fill="#007B3C"/&gt;</w:t>
+      </w:r>
+    </w:p>
+    <w:p>
+      <w:r>
+        <w:t xml:space="preserve">    &lt;rect x="24" y="28" width="16" height="12" fill="#59C686"/&gt;</w:t>
+      </w:r>
+    </w:p>
+    <w:p>
+      <w:r>
+        <w:t xml:space="preserve">  &lt;/symbol&gt;</w:t>
       </w:r>
     </w:p>
     <w:p/>
     <w:p>
       <w:r>
-        <w:t xml:space="preserve">  </w:t>
-      </w:r>
-      <w:proofErr w:type="gramStart"/>
-      <w:r>
-        <w:t>&lt;!--</w:t>
-      </w:r>
-      <w:proofErr w:type="gramEnd"/>
-      <w:r>
-        <w:t xml:space="preserve"> Ícone Eletrônicos --&gt;</w:t>
-      </w:r>
-    </w:p>
-    <w:p>
-      <w:r>
-        <w:t xml:space="preserve">  &lt;</w:t>
-      </w:r>
-      <w:proofErr w:type="spellStart"/>
-      <w:r>
-        <w:t>symbol</w:t>
-      </w:r>
-      <w:proofErr w:type="spellEnd"/>
-      <w:r>
-        <w:t xml:space="preserve"> id="</w:t>
-      </w:r>
-      <w:proofErr w:type="spellStart"/>
-      <w:r>
-        <w:t>eletronicos</w:t>
-      </w:r>
-      <w:proofErr w:type="spellEnd"/>
-      <w:r>
-        <w:t xml:space="preserve">" </w:t>
-      </w:r>
-      <w:proofErr w:type="spellStart"/>
-      <w:r>
-        <w:t>viewBox</w:t>
-      </w:r>
-      <w:proofErr w:type="spellEnd"/>
-      <w:r>
-        <w:t>="0 0 64 64"&gt;</w:t>
-      </w:r>
-    </w:p>
-    <w:p>
-      <w:r>
-        <w:t xml:space="preserve">    &lt;</w:t>
-      </w:r>
-      <w:proofErr w:type="spellStart"/>
-      <w:r>
-        <w:t>circle</w:t>
-      </w:r>
-      <w:proofErr w:type="spellEnd"/>
-      <w:r>
-        <w:t xml:space="preserve"> </w:t>
-      </w:r>
-      <w:proofErr w:type="spellStart"/>
-      <w:r>
-        <w:t>cx</w:t>
-      </w:r>
-      <w:proofErr w:type="spellEnd"/>
-      <w:r>
-        <w:t xml:space="preserve">="32" </w:t>
-      </w:r>
-      <w:proofErr w:type="spellStart"/>
-      <w:r>
-        <w:t>cy</w:t>
-      </w:r>
-      <w:proofErr w:type="spellEnd"/>
-      <w:r>
-        <w:t xml:space="preserve">="32" r="30" </w:t>
-      </w:r>
-      <w:proofErr w:type="spellStart"/>
-      <w:r>
-        <w:t>fill</w:t>
-      </w:r>
-      <w:proofErr w:type="spellEnd"/>
-      <w:r>
-        <w:t xml:space="preserve">="#FFFFFF" </w:t>
-      </w:r>
-      <w:proofErr w:type="spellStart"/>
-      <w:r>
-        <w:t>stroke</w:t>
-      </w:r>
-      <w:proofErr w:type="spellEnd"/>
-      <w:r>
-        <w:t xml:space="preserve">="#144D81" </w:t>
-      </w:r>
-      <w:proofErr w:type="spellStart"/>
-      <w:r>
-        <w:t>stroke-width</w:t>
-      </w:r>
-      <w:proofErr w:type="spellEnd"/>
-      <w:r>
-        <w:t>="2"/&gt;</w:t>
-      </w:r>
-    </w:p>
-    <w:p>
-      <w:r>
-        <w:t xml:space="preserve">    &lt;</w:t>
-      </w:r>
-      <w:proofErr w:type="spellStart"/>
-      <w:r>
-        <w:t>rect</w:t>
-      </w:r>
-      <w:proofErr w:type="spellEnd"/>
-      <w:r>
-        <w:t xml:space="preserve"> x="22" y="20" </w:t>
-      </w:r>
-      <w:proofErr w:type="spellStart"/>
-      <w:r>
-        <w:t>width</w:t>
-      </w:r>
-      <w:proofErr w:type="spellEnd"/>
-      <w:r>
-        <w:t xml:space="preserve">="20" </w:t>
-      </w:r>
-      <w:proofErr w:type="spellStart"/>
-      <w:r>
-        <w:t>height</w:t>
-      </w:r>
-      <w:proofErr w:type="spellEnd"/>
-      <w:r>
-        <w:t xml:space="preserve">="28" </w:t>
-      </w:r>
-      <w:proofErr w:type="spellStart"/>
-      <w:r>
-        <w:t>rx</w:t>
-      </w:r>
-      <w:proofErr w:type="spellEnd"/>
-      <w:r>
-        <w:t xml:space="preserve">="2" </w:t>
-      </w:r>
-      <w:proofErr w:type="spellStart"/>
-      <w:r>
-        <w:t>fill</w:t>
-      </w:r>
-      <w:proofErr w:type="spellEnd"/>
-      <w:r>
-        <w:t>="#007B3C"/&gt;</w:t>
-      </w:r>
-    </w:p>
-    <w:p>
-      <w:r>
-        <w:t xml:space="preserve">    &lt;</w:t>
-      </w:r>
-      <w:proofErr w:type="spellStart"/>
-      <w:r>
-        <w:t>circle</w:t>
-      </w:r>
-      <w:proofErr w:type="spellEnd"/>
-      <w:r>
-        <w:t xml:space="preserve"> </w:t>
-      </w:r>
-      <w:proofErr w:type="spellStart"/>
-      <w:r>
-        <w:t>cx</w:t>
-      </w:r>
-      <w:proofErr w:type="spellEnd"/>
-      <w:r>
-        <w:t xml:space="preserve">="32" </w:t>
-      </w:r>
-      <w:proofErr w:type="spellStart"/>
-      <w:r>
-        <w:t>cy</w:t>
-      </w:r>
-      <w:proofErr w:type="spellEnd"/>
-      <w:r>
-        <w:t xml:space="preserve">="46" r="2" </w:t>
-      </w:r>
-      <w:proofErr w:type="spellStart"/>
-      <w:r>
-        <w:t>fill</w:t>
-      </w:r>
-      <w:proofErr w:type="spellEnd"/>
-      <w:r>
-        <w:t>="#59C686"/&gt;</w:t>
-      </w:r>
-    </w:p>
-    <w:p>
-      <w:r>
-        <w:t xml:space="preserve">  &lt;/</w:t>
-      </w:r>
-      <w:proofErr w:type="spellStart"/>
-      <w:r>
-        <w:t>symbol</w:t>
-      </w:r>
-      <w:proofErr w:type="spellEnd"/>
-      <w:r>
-        <w:t>&gt;</w:t>
+        <w:t xml:space="preserve">  &lt;!-- Ícone Eletrônicos --&gt;</w:t>
+      </w:r>
+    </w:p>
+    <w:p>
+      <w:r>
+        <w:t xml:space="preserve">  &lt;symbol id="eletronicos" viewBox="0 0 64 64"&gt;</w:t>
+      </w:r>
+    </w:p>
+    <w:p>
+      <w:r>
+        <w:t xml:space="preserve">    &lt;circle cx="32" cy="32" r="30" fill="#FFFFFF" stroke="#144D81" stroke-width="2"/&gt;</w:t>
+      </w:r>
+    </w:p>
+    <w:p>
+      <w:r>
+        <w:t xml:space="preserve">    &lt;rect x="22" y="20" width="20" height="28" rx="2" fill="#007B3C"/&gt;</w:t>
+      </w:r>
+    </w:p>
+    <w:p>
+      <w:r>
+        <w:t xml:space="preserve">    &lt;circle cx="32" cy="46" r="2" fill="#59C686"/&gt;</w:t>
+      </w:r>
+    </w:p>
+    <w:p>
+      <w:r>
+        <w:t xml:space="preserve">  &lt;/symbol&gt;</w:t>
       </w:r>
     </w:p>
     <w:p/>
     <w:p>
       <w:r>
         <w:lastRenderedPageBreak/>
-        <w:t xml:space="preserve">  </w:t>
-      </w:r>
-      <w:proofErr w:type="gramStart"/>
-      <w:r>
-        <w:t>&lt;!--</w:t>
-      </w:r>
-      <w:proofErr w:type="gramEnd"/>
-      <w:r>
-        <w:t xml:space="preserve"> Ícone Esporte --&gt;</w:t>
-      </w:r>
-    </w:p>
-    <w:p>
-      <w:r>
-        <w:t xml:space="preserve">  &lt;</w:t>
-      </w:r>
-      <w:proofErr w:type="spellStart"/>
-      <w:r>
-        <w:t>symbol</w:t>
-      </w:r>
-      <w:proofErr w:type="spellEnd"/>
-      <w:r>
-        <w:t xml:space="preserve"> id="esporte" </w:t>
-      </w:r>
-      <w:proofErr w:type="spellStart"/>
-      <w:r>
-        <w:t>viewBox</w:t>
-      </w:r>
-      <w:proofErr w:type="spellEnd"/>
-      <w:r>
-        <w:t>="0 0 64 64"&gt;</w:t>
-      </w:r>
-    </w:p>
-    <w:p>
-      <w:r>
-        <w:t xml:space="preserve">    &lt;</w:t>
-      </w:r>
-      <w:proofErr w:type="spellStart"/>
-      <w:r>
-        <w:t>circle</w:t>
-      </w:r>
-      <w:proofErr w:type="spellEnd"/>
-      <w:r>
-        <w:t xml:space="preserve"> </w:t>
-      </w:r>
-      <w:proofErr w:type="spellStart"/>
-      <w:r>
-        <w:t>cx</w:t>
-      </w:r>
-      <w:proofErr w:type="spellEnd"/>
-      <w:r>
-        <w:t xml:space="preserve">="32" </w:t>
-      </w:r>
-      <w:proofErr w:type="spellStart"/>
-      <w:r>
-        <w:t>cy</w:t>
-      </w:r>
-      <w:proofErr w:type="spellEnd"/>
-      <w:r>
-        <w:t xml:space="preserve">="32" r="30" </w:t>
-      </w:r>
-      <w:proofErr w:type="spellStart"/>
-      <w:r>
-        <w:t>fill</w:t>
-      </w:r>
-      <w:proofErr w:type="spellEnd"/>
-      <w:r>
-        <w:t xml:space="preserve">="#FFFFFF" </w:t>
-      </w:r>
-      <w:proofErr w:type="spellStart"/>
-      <w:r>
-        <w:t>stroke</w:t>
-      </w:r>
-      <w:proofErr w:type="spellEnd"/>
-      <w:r>
-        <w:t xml:space="preserve">="#144D81" </w:t>
-      </w:r>
-      <w:proofErr w:type="spellStart"/>
-      <w:r>
-        <w:t>stroke-width</w:t>
-      </w:r>
-      <w:proofErr w:type="spellEnd"/>
-      <w:r>
-        <w:t>="2"/&gt;</w:t>
-      </w:r>
-    </w:p>
-    <w:p>
-      <w:r>
-        <w:t xml:space="preserve">    &lt;</w:t>
-      </w:r>
-      <w:proofErr w:type="spellStart"/>
-      <w:r>
-        <w:t>circle</w:t>
-      </w:r>
-      <w:proofErr w:type="spellEnd"/>
-      <w:r>
-        <w:t xml:space="preserve"> </w:t>
-      </w:r>
-      <w:proofErr w:type="spellStart"/>
-      <w:r>
-        <w:t>cx</w:t>
-      </w:r>
-      <w:proofErr w:type="spellEnd"/>
-      <w:r>
-        <w:t xml:space="preserve">="26" </w:t>
-      </w:r>
-      <w:proofErr w:type="spellStart"/>
-      <w:r>
-        <w:t>cy</w:t>
-      </w:r>
-      <w:proofErr w:type="spellEnd"/>
-      <w:r>
-        <w:t xml:space="preserve">="32" r="8" </w:t>
-      </w:r>
-      <w:proofErr w:type="spellStart"/>
-      <w:r>
-        <w:t>fill</w:t>
-      </w:r>
-      <w:proofErr w:type="spellEnd"/>
-      <w:r>
-        <w:t>="#007B3C"/&gt;</w:t>
-      </w:r>
-    </w:p>
-    <w:p>
-      <w:r>
-        <w:t xml:space="preserve">    &lt;</w:t>
-      </w:r>
-      <w:proofErr w:type="spellStart"/>
-      <w:r>
-        <w:t>circle</w:t>
-      </w:r>
-      <w:proofErr w:type="spellEnd"/>
-      <w:r>
-        <w:t xml:space="preserve"> </w:t>
-      </w:r>
-      <w:proofErr w:type="spellStart"/>
-      <w:r>
-        <w:t>cx</w:t>
-      </w:r>
-      <w:proofErr w:type="spellEnd"/>
-      <w:r>
-        <w:t xml:space="preserve">="40" </w:t>
-      </w:r>
-      <w:proofErr w:type="spellStart"/>
-      <w:r>
-        <w:t>cy</w:t>
-      </w:r>
-      <w:proofErr w:type="spellEnd"/>
-      <w:r>
-        <w:t xml:space="preserve">="32" r="8" </w:t>
-      </w:r>
-      <w:proofErr w:type="spellStart"/>
-      <w:r>
-        <w:t>fill</w:t>
-      </w:r>
-      <w:proofErr w:type="spellEnd"/>
-      <w:r>
-        <w:t>="#59C686"/&gt;</w:t>
-      </w:r>
-    </w:p>
-    <w:p>
-      <w:r>
-        <w:t xml:space="preserve">  &lt;/</w:t>
-      </w:r>
-      <w:proofErr w:type="spellStart"/>
-      <w:r>
-        <w:t>symbol</w:t>
-      </w:r>
-      <w:proofErr w:type="spellEnd"/>
-      <w:r>
-        <w:t>&gt;</w:t>
+        <w:t xml:space="preserve">  &lt;!-- Ícone Esporte --&gt;</w:t>
+      </w:r>
+    </w:p>
+    <w:p>
+      <w:r>
+        <w:t xml:space="preserve">  &lt;symbol id="esporte" viewBox="0 0 64 64"&gt;</w:t>
+      </w:r>
+    </w:p>
+    <w:p>
+      <w:r>
+        <w:t xml:space="preserve">    &lt;circle cx="32" cy="32" r="30" fill="#FFFFFF" stroke="#144D81" stroke-width="2"/&gt;</w:t>
+      </w:r>
+    </w:p>
+    <w:p>
+      <w:r>
+        <w:t xml:space="preserve">    &lt;circle cx="26" cy="32" r="8" fill="#007B3C"/&gt;</w:t>
+      </w:r>
+    </w:p>
+    <w:p>
+      <w:r>
+        <w:t xml:space="preserve">    &lt;circle cx="40" cy="32" r="8" fill="#59C686"/&gt;</w:t>
+      </w:r>
+    </w:p>
+    <w:p>
+      <w:r>
+        <w:t xml:space="preserve">  &lt;/symbol&gt;</w:t>
       </w:r>
     </w:p>
     <w:p/>
     <w:p>
       <w:r>
-        <w:t xml:space="preserve">  </w:t>
-      </w:r>
-      <w:proofErr w:type="gramStart"/>
-      <w:r>
-        <w:t>&lt;!--</w:t>
-      </w:r>
-      <w:proofErr w:type="gramEnd"/>
-      <w:r>
-        <w:t xml:space="preserve"> Ícone Ferramentas --&gt;</w:t>
-      </w:r>
-    </w:p>
-    <w:p>
-      <w:r>
-        <w:t xml:space="preserve">  &lt;</w:t>
-      </w:r>
-      <w:proofErr w:type="spellStart"/>
-      <w:r>
-        <w:t>symbol</w:t>
-      </w:r>
-      <w:proofErr w:type="spellEnd"/>
-      <w:r>
-        <w:t xml:space="preserve"> id="ferramentas" </w:t>
-      </w:r>
-      <w:proofErr w:type="spellStart"/>
-      <w:r>
-        <w:t>viewBox</w:t>
-      </w:r>
-      <w:proofErr w:type="spellEnd"/>
-      <w:r>
-        <w:t>="0 0 64 64"&gt;</w:t>
-      </w:r>
-    </w:p>
-    <w:p>
-      <w:r>
-        <w:t xml:space="preserve">    &lt;</w:t>
-      </w:r>
-      <w:proofErr w:type="spellStart"/>
-      <w:r>
-        <w:t>circle</w:t>
-      </w:r>
-      <w:proofErr w:type="spellEnd"/>
-      <w:r>
-        <w:t xml:space="preserve"> </w:t>
-      </w:r>
-      <w:proofErr w:type="spellStart"/>
-      <w:r>
-        <w:t>cx</w:t>
-      </w:r>
-      <w:proofErr w:type="spellEnd"/>
-      <w:r>
-        <w:t xml:space="preserve">="32" </w:t>
-      </w:r>
-      <w:proofErr w:type="spellStart"/>
-      <w:r>
-        <w:t>cy</w:t>
-      </w:r>
-      <w:proofErr w:type="spellEnd"/>
-      <w:r>
-        <w:t xml:space="preserve">="32" r="30" </w:t>
-      </w:r>
-      <w:proofErr w:type="spellStart"/>
-      <w:r>
-        <w:t>fill</w:t>
-      </w:r>
-      <w:proofErr w:type="spellEnd"/>
-      <w:r>
-        <w:t xml:space="preserve">="#FFFFFF" </w:t>
-      </w:r>
-      <w:proofErr w:type="spellStart"/>
-      <w:r>
-        <w:t>stroke</w:t>
-      </w:r>
-      <w:proofErr w:type="spellEnd"/>
-      <w:r>
-        <w:t xml:space="preserve">="#144D81" </w:t>
-      </w:r>
-      <w:proofErr w:type="spellStart"/>
-      <w:r>
-        <w:t>stroke-width</w:t>
-      </w:r>
-      <w:proofErr w:type="spellEnd"/>
-      <w:r>
-        <w:t>="2"/&gt;</w:t>
-      </w:r>
-    </w:p>
-    <w:p>
-      <w:r>
-        <w:t xml:space="preserve">    &lt;path d="M20 20 L44 44" </w:t>
-      </w:r>
-      <w:proofErr w:type="spellStart"/>
-      <w:r>
-        <w:t>stroke</w:t>
-      </w:r>
-      <w:proofErr w:type="spellEnd"/>
-      <w:r>
-        <w:t xml:space="preserve">="#007B3C" </w:t>
-      </w:r>
-      <w:proofErr w:type="spellStart"/>
-      <w:r>
-        <w:t>stroke-width</w:t>
-      </w:r>
-      <w:proofErr w:type="spellEnd"/>
-      <w:r>
-        <w:t>="4"/&gt;</w:t>
-      </w:r>
-    </w:p>
-    <w:p>
-      <w:r>
-        <w:t xml:space="preserve">    &lt;path d="M44 20 L20 44" </w:t>
-      </w:r>
-      <w:proofErr w:type="spellStart"/>
-      <w:r>
-        <w:t>stroke</w:t>
-      </w:r>
-      <w:proofErr w:type="spellEnd"/>
-      <w:r>
-        <w:t xml:space="preserve">="#59C686" </w:t>
-      </w:r>
-      <w:proofErr w:type="spellStart"/>
-      <w:r>
-        <w:t>stroke-width</w:t>
-      </w:r>
-      <w:proofErr w:type="spellEnd"/>
-      <w:r>
-        <w:t>="4"/&gt;</w:t>
-      </w:r>
-    </w:p>
-    <w:p>
-      <w:r>
-        <w:t xml:space="preserve">  &lt;/</w:t>
-      </w:r>
-      <w:proofErr w:type="spellStart"/>
-      <w:r>
-        <w:t>symbol</w:t>
-      </w:r>
-      <w:proofErr w:type="spellEnd"/>
-      <w:r>
-        <w:t>&gt;</w:t>
+        <w:t xml:space="preserve">  &lt;!-- Ícone Ferramentas --&gt;</w:t>
+      </w:r>
+    </w:p>
+    <w:p>
+      <w:r>
+        <w:t xml:space="preserve">  &lt;symbol id="ferramentas" viewBox="0 0 64 64"&gt;</w:t>
+      </w:r>
+    </w:p>
+    <w:p>
+      <w:r>
+        <w:t xml:space="preserve">    &lt;circle cx="32" cy="32" r="30" fill="#FFFFFF" stroke="#144D81" stroke-width="2"/&gt;</w:t>
+      </w:r>
+    </w:p>
+    <w:p>
+      <w:r>
+        <w:t xml:space="preserve">    &lt;path d="M20 20 L44 44" stroke="#007B3C" stroke-width="4"/&gt;</w:t>
+      </w:r>
+    </w:p>
+    <w:p>
+      <w:r>
+        <w:t xml:space="preserve">    &lt;path d="M44 20 L20 44" stroke="#59C686" stroke-width="4"/&gt;</w:t>
+      </w:r>
+    </w:p>
+    <w:p>
+      <w:r>
+        <w:t xml:space="preserve">  &lt;/symbol&gt;</w:t>
       </w:r>
     </w:p>
     <w:p/>
     <w:p>
       <w:r>
-        <w:t xml:space="preserve">  </w:t>
-      </w:r>
-      <w:proofErr w:type="gramStart"/>
-      <w:r>
-        <w:t>&lt;!--</w:t>
-      </w:r>
-      <w:proofErr w:type="gramEnd"/>
-      <w:r>
-        <w:t xml:space="preserve"> Ícone Festas --&gt;</w:t>
-      </w:r>
-    </w:p>
-    <w:p>
-      <w:r>
-        <w:t xml:space="preserve">  &lt;</w:t>
-      </w:r>
-      <w:proofErr w:type="spellStart"/>
-      <w:r>
-        <w:t>symbol</w:t>
-      </w:r>
-      <w:proofErr w:type="spellEnd"/>
-      <w:r>
-        <w:t xml:space="preserve"> id="festas" </w:t>
-      </w:r>
-      <w:proofErr w:type="spellStart"/>
-      <w:r>
-        <w:t>viewBox</w:t>
-      </w:r>
-      <w:proofErr w:type="spellEnd"/>
-      <w:r>
-        <w:t>="0 0 64 64"&gt;</w:t>
-      </w:r>
-    </w:p>
-    <w:p>
-      <w:r>
-        <w:t xml:space="preserve">    &lt;</w:t>
-      </w:r>
-      <w:proofErr w:type="spellStart"/>
-      <w:r>
-        <w:t>circle</w:t>
-      </w:r>
-      <w:proofErr w:type="spellEnd"/>
-      <w:r>
-        <w:t xml:space="preserve"> </w:t>
-      </w:r>
-      <w:proofErr w:type="spellStart"/>
-      <w:r>
-        <w:t>cx</w:t>
-      </w:r>
-      <w:proofErr w:type="spellEnd"/>
-      <w:r>
-        <w:t xml:space="preserve">="32" </w:t>
-      </w:r>
-      <w:proofErr w:type="spellStart"/>
-      <w:r>
-        <w:t>cy</w:t>
-      </w:r>
-      <w:proofErr w:type="spellEnd"/>
-      <w:r>
-        <w:t xml:space="preserve">="32" r="30" </w:t>
-      </w:r>
-      <w:proofErr w:type="spellStart"/>
-      <w:r>
-        <w:t>fill</w:t>
-      </w:r>
-      <w:proofErr w:type="spellEnd"/>
-      <w:r>
-        <w:t xml:space="preserve">="#FFFFFF" </w:t>
-      </w:r>
-      <w:proofErr w:type="spellStart"/>
-      <w:r>
-        <w:t>stroke</w:t>
-      </w:r>
-      <w:proofErr w:type="spellEnd"/>
-      <w:r>
-        <w:t xml:space="preserve">="#144D81" </w:t>
-      </w:r>
-      <w:proofErr w:type="spellStart"/>
-      <w:r>
-        <w:t>stroke-width</w:t>
-      </w:r>
-      <w:proofErr w:type="spellEnd"/>
-      <w:r>
-        <w:t>="2"/&gt;</w:t>
-      </w:r>
-    </w:p>
-    <w:p>
-      <w:r>
-        <w:t xml:space="preserve">    &lt;</w:t>
-      </w:r>
-      <w:proofErr w:type="spellStart"/>
-      <w:r>
-        <w:t>rect</w:t>
-      </w:r>
-      <w:proofErr w:type="spellEnd"/>
-      <w:r>
-        <w:t xml:space="preserve"> x="24" y="28" </w:t>
-      </w:r>
-      <w:proofErr w:type="spellStart"/>
-      <w:r>
-        <w:t>width</w:t>
-      </w:r>
-      <w:proofErr w:type="spellEnd"/>
-      <w:r>
-        <w:t xml:space="preserve">="16" </w:t>
-      </w:r>
-      <w:proofErr w:type="spellStart"/>
-      <w:r>
-        <w:t>height</w:t>
-      </w:r>
-      <w:proofErr w:type="spellEnd"/>
-      <w:r>
-        <w:t xml:space="preserve">="12" </w:t>
-      </w:r>
-      <w:proofErr w:type="spellStart"/>
-      <w:r>
-        <w:t>fill</w:t>
-      </w:r>
-      <w:proofErr w:type="spellEnd"/>
-      <w:r>
-        <w:t>="#007B3C"/&gt;</w:t>
-      </w:r>
-    </w:p>
-    <w:p>
-      <w:r>
-        <w:t xml:space="preserve">    &lt;</w:t>
-      </w:r>
-      <w:proofErr w:type="spellStart"/>
-      <w:r>
-        <w:t>polygon</w:t>
-      </w:r>
-      <w:proofErr w:type="spellEnd"/>
-      <w:r>
-        <w:t xml:space="preserve"> points="32,20 28,28 36,28" </w:t>
-      </w:r>
-      <w:proofErr w:type="spellStart"/>
-      <w:r>
-        <w:t>fill</w:t>
-      </w:r>
-      <w:proofErr w:type="spellEnd"/>
-      <w:r>
-        <w:t>="#59C686"/&gt;</w:t>
-      </w:r>
-    </w:p>
-    <w:p>
-      <w:r>
-        <w:t xml:space="preserve">  &lt;/</w:t>
-      </w:r>
-      <w:proofErr w:type="spellStart"/>
-      <w:r>
-        <w:t>symbol</w:t>
-      </w:r>
-      <w:proofErr w:type="spellEnd"/>
-      <w:r>
-        <w:t>&gt;</w:t>
+        <w:t xml:space="preserve">  &lt;!-- Ícone Festas --&gt;</w:t>
+      </w:r>
+    </w:p>
+    <w:p>
+      <w:r>
+        <w:t xml:space="preserve">  &lt;symbol id="festas" viewBox="0 0 64 64"&gt;</w:t>
+      </w:r>
+    </w:p>
+    <w:p>
+      <w:r>
+        <w:t xml:space="preserve">    &lt;circle cx="32" cy="32" r="30" fill="#FFFFFF" stroke="#144D81" stroke-width="2"/&gt;</w:t>
+      </w:r>
+    </w:p>
+    <w:p>
+      <w:r>
+        <w:t xml:space="preserve">    &lt;rect x="24" y="28" width="16" height="12" fill="#007B3C"/&gt;</w:t>
+      </w:r>
+    </w:p>
+    <w:p>
+      <w:r>
+        <w:t xml:space="preserve">    &lt;polygon points="32,20 28,28 36,28" fill="#59C686"/&gt;</w:t>
+      </w:r>
+    </w:p>
+    <w:p>
+      <w:r>
+        <w:t xml:space="preserve">  &lt;/symbol&gt;</w:t>
       </w:r>
     </w:p>
     <w:p/>
     <w:p>
       <w:r>
-        <w:t xml:space="preserve">  </w:t>
-      </w:r>
-      <w:proofErr w:type="gramStart"/>
-      <w:r>
-        <w:t>&lt;!--</w:t>
-      </w:r>
-      <w:proofErr w:type="gramEnd"/>
-      <w:r>
-        <w:t xml:space="preserve"> Ícone Moda --&gt;</w:t>
-      </w:r>
-    </w:p>
-    <w:p>
-      <w:r>
-        <w:t xml:space="preserve">  &lt;</w:t>
-      </w:r>
-      <w:proofErr w:type="spellStart"/>
-      <w:r>
-        <w:t>symbol</w:t>
-      </w:r>
-      <w:proofErr w:type="spellEnd"/>
-      <w:r>
-        <w:t xml:space="preserve"> id="moda" </w:t>
-      </w:r>
-      <w:proofErr w:type="spellStart"/>
-      <w:r>
-        <w:t>viewBox</w:t>
-      </w:r>
-      <w:proofErr w:type="spellEnd"/>
-      <w:r>
-        <w:t>="0 0 64 64"&gt;</w:t>
-      </w:r>
-    </w:p>
-    <w:p>
-      <w:r>
-        <w:t xml:space="preserve">    &lt;</w:t>
-      </w:r>
-      <w:proofErr w:type="spellStart"/>
-      <w:r>
-        <w:t>circle</w:t>
-      </w:r>
-      <w:proofErr w:type="spellEnd"/>
-      <w:r>
-        <w:t xml:space="preserve"> </w:t>
-      </w:r>
-      <w:proofErr w:type="spellStart"/>
-      <w:r>
-        <w:t>cx</w:t>
-      </w:r>
-      <w:proofErr w:type="spellEnd"/>
-      <w:r>
-        <w:t xml:space="preserve">="32" </w:t>
-      </w:r>
-      <w:proofErr w:type="spellStart"/>
-      <w:r>
-        <w:t>cy</w:t>
-      </w:r>
-      <w:proofErr w:type="spellEnd"/>
-      <w:r>
-        <w:t xml:space="preserve">="32" r="30" </w:t>
-      </w:r>
-      <w:proofErr w:type="spellStart"/>
-      <w:r>
-        <w:t>fill</w:t>
-      </w:r>
-      <w:proofErr w:type="spellEnd"/>
-      <w:r>
-        <w:t xml:space="preserve">="#FFFFFF" </w:t>
-      </w:r>
-      <w:proofErr w:type="spellStart"/>
-      <w:r>
-        <w:t>stroke</w:t>
-      </w:r>
-      <w:proofErr w:type="spellEnd"/>
-      <w:r>
-        <w:t xml:space="preserve">="#144D81" </w:t>
-      </w:r>
-      <w:proofErr w:type="spellStart"/>
-      <w:r>
-        <w:t>stroke-width</w:t>
-      </w:r>
-      <w:proofErr w:type="spellEnd"/>
-      <w:r>
-        <w:t>="2"/&gt;</w:t>
-      </w:r>
-    </w:p>
-    <w:p>
-      <w:r>
-        <w:t xml:space="preserve">    &lt;path d="M32 20 L28 40 L36 40 Z" </w:t>
-      </w:r>
-      <w:proofErr w:type="spellStart"/>
-      <w:r>
-        <w:t>fill</w:t>
-      </w:r>
-      <w:proofErr w:type="spellEnd"/>
-      <w:r>
-        <w:t>="#007B3C"/&gt;</w:t>
-      </w:r>
-    </w:p>
-    <w:p>
-      <w:r>
-        <w:t xml:space="preserve">    &lt;</w:t>
-      </w:r>
-      <w:proofErr w:type="spellStart"/>
-      <w:r>
-        <w:t>rect</w:t>
-      </w:r>
-      <w:proofErr w:type="spellEnd"/>
-      <w:r>
-        <w:t xml:space="preserve"> x="28" y="40" </w:t>
-      </w:r>
-      <w:proofErr w:type="spellStart"/>
-      <w:r>
-        <w:t>width</w:t>
-      </w:r>
-      <w:proofErr w:type="spellEnd"/>
-      <w:r>
-        <w:t xml:space="preserve">="8" </w:t>
-      </w:r>
-      <w:proofErr w:type="spellStart"/>
-      <w:r>
-        <w:t>height</w:t>
-      </w:r>
-      <w:proofErr w:type="spellEnd"/>
-      <w:r>
-        <w:t xml:space="preserve">="8" </w:t>
-      </w:r>
-      <w:proofErr w:type="spellStart"/>
-      <w:r>
-        <w:t>fill</w:t>
-      </w:r>
-      <w:proofErr w:type="spellEnd"/>
-      <w:r>
-        <w:t>="#59C686"/&gt;</w:t>
-      </w:r>
-    </w:p>
-    <w:p>
-      <w:r>
-        <w:t xml:space="preserve">  &lt;/</w:t>
-      </w:r>
-      <w:proofErr w:type="spellStart"/>
-      <w:r>
-        <w:t>symbol</w:t>
-      </w:r>
-      <w:proofErr w:type="spellEnd"/>
-      <w:r>
-        <w:t>&gt;</w:t>
+        <w:t xml:space="preserve">  &lt;!-- Ícone Moda --&gt;</w:t>
+      </w:r>
+    </w:p>
+    <w:p>
+      <w:r>
+        <w:t xml:space="preserve">  &lt;symbol id="moda" viewBox="0 0 64 64"&gt;</w:t>
+      </w:r>
+    </w:p>
+    <w:p>
+      <w:r>
+        <w:t xml:space="preserve">    &lt;circle cx="32" cy="32" r="30" fill="#FFFFFF" stroke="#144D81" stroke-width="2"/&gt;</w:t>
+      </w:r>
+    </w:p>
+    <w:p>
+      <w:r>
+        <w:t xml:space="preserve">    &lt;path d="M32 20 L28 40 L36 40 Z" fill="#007B3C"/&gt;</w:t>
+      </w:r>
+    </w:p>
+    <w:p>
+      <w:r>
+        <w:t xml:space="preserve">    &lt;rect x="28" y="40" width="8" height="8" fill="#59C686"/&gt;</w:t>
+      </w:r>
+    </w:p>
+    <w:p>
+      <w:r>
+        <w:t xml:space="preserve">  &lt;/symbol&gt;</w:t>
       </w:r>
     </w:p>
     <w:p>
@@ -12103,53 +8914,19 @@
       </w:r>
     </w:p>
     <w:p>
-      <w:proofErr w:type="spellStart"/>
       <w:r>
         <w:t>html</w:t>
       </w:r>
-      <w:proofErr w:type="spellEnd"/>
-    </w:p>
-    <w:p>
-      <w:r>
-        <w:t xml:space="preserve">&lt;svg </w:t>
-      </w:r>
-      <w:proofErr w:type="spellStart"/>
-      <w:r>
-        <w:t>class</w:t>
-      </w:r>
-      <w:proofErr w:type="spellEnd"/>
-      <w:r>
-        <w:t>="</w:t>
-      </w:r>
-      <w:proofErr w:type="spellStart"/>
-      <w:r>
-        <w:t>icon</w:t>
-      </w:r>
-      <w:proofErr w:type="spellEnd"/>
-      <w:r>
-        <w:t>" aria-</w:t>
-      </w:r>
-      <w:proofErr w:type="spellStart"/>
-      <w:r>
-        <w:t>label</w:t>
-      </w:r>
-      <w:proofErr w:type="spellEnd"/>
-      <w:r>
-        <w:t>="Casa e Jardim"&gt;</w:t>
+    </w:p>
+    <w:p>
+      <w:r>
+        <w:t>&lt;svg class="icon" aria-label="Casa e Jardim"&gt;</w:t>
       </w:r>
     </w:p>
     <w:p>
       <w:r>
         <w:lastRenderedPageBreak/>
-        <w:t xml:space="preserve">  &lt;use </w:t>
-      </w:r>
-      <w:proofErr w:type="spellStart"/>
-      <w:r>
-        <w:t>href</w:t>
-      </w:r>
-      <w:proofErr w:type="spellEnd"/>
-      <w:r>
-        <w:t>="#casa-jardim"&gt;&lt;/use&gt;</w:t>
+        <w:t xml:space="preserve">  &lt;use href="#casa-jardim"&gt;&lt;/use&gt;</w:t>
       </w:r>
     </w:p>
     <w:p>
@@ -12160,52 +8937,12 @@
     <w:p/>
     <w:p>
       <w:r>
-        <w:t xml:space="preserve">&lt;svg </w:t>
-      </w:r>
-      <w:proofErr w:type="spellStart"/>
-      <w:r>
-        <w:t>class</w:t>
-      </w:r>
-      <w:proofErr w:type="spellEnd"/>
-      <w:r>
-        <w:t>="</w:t>
-      </w:r>
-      <w:proofErr w:type="spellStart"/>
-      <w:r>
-        <w:t>icon</w:t>
-      </w:r>
-      <w:proofErr w:type="spellEnd"/>
-      <w:r>
-        <w:t>" aria-</w:t>
-      </w:r>
-      <w:proofErr w:type="spellStart"/>
-      <w:r>
-        <w:t>label</w:t>
-      </w:r>
-      <w:proofErr w:type="spellEnd"/>
-      <w:r>
-        <w:t>="Construção"&gt;</w:t>
-      </w:r>
-    </w:p>
-    <w:p>
-      <w:r>
-        <w:t xml:space="preserve">  &lt;use </w:t>
-      </w:r>
-      <w:proofErr w:type="spellStart"/>
-      <w:r>
-        <w:t>href</w:t>
-      </w:r>
-      <w:proofErr w:type="spellEnd"/>
-      <w:r>
-        <w:t>="#</w:t>
-      </w:r>
-      <w:proofErr w:type="spellStart"/>
-      <w:r>
-        <w:t>construcao</w:t>
-      </w:r>
-      <w:proofErr w:type="spellEnd"/>
-      <w:r>
-        <w:t>"&gt;&lt;/use&gt;</w:t>
+        <w:t>&lt;svg class="icon" aria-label="Construção"&gt;</w:t>
+      </w:r>
+    </w:p>
+    <w:p>
+      <w:r>
+        <w:t xml:space="preserve">  &lt;use href="#construcao"&gt;&lt;/use&gt;</w:t>
       </w:r>
     </w:p>
     <w:p>
@@ -12244,15 +8981,7 @@
         </w:numPr>
       </w:pPr>
       <w:r>
-        <w:t>Incluir aria-</w:t>
-      </w:r>
-      <w:proofErr w:type="spellStart"/>
-      <w:r>
-        <w:t>label</w:t>
-      </w:r>
-      <w:proofErr w:type="spellEnd"/>
-      <w:r>
-        <w:t xml:space="preserve"> em cada chamada para acessibilidade.</w:t>
+        <w:t>Incluir aria-label em cada chamada para acessibilidade.</w:t>
       </w:r>
     </w:p>
     <w:p>
@@ -12263,23 +8992,7 @@
         </w:numPr>
       </w:pPr>
       <w:r>
-        <w:t>Controlar cores via CSS (</w:t>
-      </w:r>
-      <w:proofErr w:type="spellStart"/>
-      <w:r>
-        <w:t>fill</w:t>
-      </w:r>
-      <w:proofErr w:type="spellEnd"/>
-      <w:r>
-        <w:t xml:space="preserve">, </w:t>
-      </w:r>
-      <w:proofErr w:type="spellStart"/>
-      <w:r>
-        <w:t>stroke</w:t>
-      </w:r>
-      <w:proofErr w:type="spellEnd"/>
-      <w:r>
-        <w:t>).</w:t>
+        <w:t>Controlar cores via CSS (fill, stroke).</w:t>
       </w:r>
     </w:p>
     <w:p>
@@ -12290,33 +9003,7 @@
         </w:numPr>
       </w:pPr>
       <w:r>
-        <w:t xml:space="preserve">Usar classes </w:t>
-      </w:r>
-      <w:proofErr w:type="gramStart"/>
-      <w:r>
-        <w:t>(.</w:t>
-      </w:r>
-      <w:proofErr w:type="spellStart"/>
-      <w:r>
-        <w:t>icon</w:t>
-      </w:r>
-      <w:proofErr w:type="spellEnd"/>
-      <w:proofErr w:type="gramEnd"/>
-      <w:r>
-        <w:t>-menu</w:t>
-      </w:r>
-      <w:proofErr w:type="gramStart"/>
-      <w:r>
-        <w:t>, .</w:t>
-      </w:r>
-      <w:proofErr w:type="spellStart"/>
-      <w:r>
-        <w:t>icon</w:t>
-      </w:r>
-      <w:proofErr w:type="spellEnd"/>
-      <w:proofErr w:type="gramEnd"/>
-      <w:r>
-        <w:t>-card) para definir tamanhos diferentes.</w:t>
+        <w:t>Usar classes (.icon-menu, .icon-card) para definir tamanhos diferentes.</w:t>
       </w:r>
     </w:p>
     <w:p>
@@ -12344,17 +9031,8 @@
           <w:b/>
           <w:bCs/>
         </w:rPr>
-        <w:t xml:space="preserve">sprite consolidado dos logos </w:t>
-      </w:r>
-      <w:proofErr w:type="spellStart"/>
-      <w:r>
-        <w:rPr>
-          <w:b/>
-          <w:bCs/>
-        </w:rPr>
-        <w:t>ShareO</w:t>
-      </w:r>
-      <w:proofErr w:type="spellEnd"/>
+        <w:t>sprite consolidado dos logos ShareO</w:t>
+      </w:r>
       <w:r>
         <w:t xml:space="preserve"> (institucional, leve, icônico e ecológico) para facilitar a aplicação em cabeçalhos, rodapés e campanhas?</w:t>
       </w:r>
@@ -12373,17 +9051,8 @@
           <w:b/>
           <w:bCs/>
         </w:rPr>
-        <w:t xml:space="preserve">Sprite Consolidado dos Logos </w:t>
-      </w:r>
-      <w:proofErr w:type="spellStart"/>
-      <w:r>
-        <w:rPr>
-          <w:b/>
-          <w:bCs/>
-        </w:rPr>
-        <w:t>ShareO</w:t>
-      </w:r>
-      <w:proofErr w:type="spellEnd"/>
+        <w:t>Sprite Consolidado dos Logos ShareO</w:t>
+      </w:r>
       <w:r>
         <w:t>, reunindo todas as variações oficiais em um único arquivo .svg. Isso facilita a aplicação em cabeçalhos, rodapés, campanhas e interfaces, mantendo consistência e desempenho.</w:t>
       </w:r>
@@ -12418,1079 +9087,167 @@
     </w:p>
     <w:p>
       <w:r>
-        <w:t xml:space="preserve">&lt;svg </w:t>
-      </w:r>
-      <w:proofErr w:type="spellStart"/>
-      <w:r>
-        <w:t>xmlns</w:t>
-      </w:r>
-      <w:proofErr w:type="spellEnd"/>
-      <w:r>
-        <w:t xml:space="preserve">="http://www.w3.org/2000/svg" </w:t>
-      </w:r>
-      <w:proofErr w:type="spellStart"/>
-      <w:r>
-        <w:t>style</w:t>
-      </w:r>
-      <w:proofErr w:type="spellEnd"/>
-      <w:r>
-        <w:t>="</w:t>
-      </w:r>
-      <w:proofErr w:type="spellStart"/>
-      <w:r>
-        <w:t>display:none</w:t>
-      </w:r>
-      <w:proofErr w:type="spellEnd"/>
-      <w:r>
-        <w:t>"&gt;</w:t>
+        <w:t>&lt;svg xmlns="http://www.w3.org/2000/svg" style="display:none"&gt;</w:t>
       </w:r>
     </w:p>
     <w:p/>
     <w:p>
       <w:r>
-        <w:t xml:space="preserve">  </w:t>
-      </w:r>
-      <w:proofErr w:type="gramStart"/>
-      <w:r>
-        <w:t>&lt;!--</w:t>
-      </w:r>
-      <w:proofErr w:type="gramEnd"/>
-      <w:r>
-        <w:t xml:space="preserve"> Logo Institucional --&gt;</w:t>
-      </w:r>
-    </w:p>
-    <w:p>
-      <w:r>
-        <w:t xml:space="preserve">  &lt;</w:t>
-      </w:r>
-      <w:proofErr w:type="spellStart"/>
-      <w:r>
-        <w:t>symbol</w:t>
-      </w:r>
-      <w:proofErr w:type="spellEnd"/>
-      <w:r>
-        <w:t xml:space="preserve"> id="logo-institucional" </w:t>
-      </w:r>
-      <w:proofErr w:type="spellStart"/>
-      <w:r>
-        <w:t>viewBox</w:t>
-      </w:r>
-      <w:proofErr w:type="spellEnd"/>
-      <w:r>
-        <w:t>="0 0 200 60"&gt;</w:t>
-      </w:r>
-    </w:p>
-    <w:p>
-      <w:r>
-        <w:t xml:space="preserve">    &lt;</w:t>
-      </w:r>
-      <w:proofErr w:type="spellStart"/>
-      <w:r>
-        <w:t>rect</w:t>
-      </w:r>
-      <w:proofErr w:type="spellEnd"/>
-      <w:r>
-        <w:t xml:space="preserve"> </w:t>
-      </w:r>
-      <w:proofErr w:type="spellStart"/>
-      <w:r>
-        <w:t>width</w:t>
-      </w:r>
-      <w:proofErr w:type="spellEnd"/>
-      <w:r>
-        <w:t xml:space="preserve">="200" </w:t>
-      </w:r>
-      <w:proofErr w:type="spellStart"/>
-      <w:r>
-        <w:t>height</w:t>
-      </w:r>
-      <w:proofErr w:type="spellEnd"/>
-      <w:r>
-        <w:t xml:space="preserve">="60" </w:t>
-      </w:r>
-      <w:proofErr w:type="spellStart"/>
-      <w:r>
-        <w:t>fill</w:t>
-      </w:r>
-      <w:proofErr w:type="spellEnd"/>
-      <w:r>
-        <w:t>="#003366"/&gt;</w:t>
-      </w:r>
-    </w:p>
-    <w:p>
-      <w:r>
-        <w:t xml:space="preserve">    &lt;</w:t>
-      </w:r>
-      <w:proofErr w:type="spellStart"/>
-      <w:r>
-        <w:t>text</w:t>
-      </w:r>
-      <w:proofErr w:type="spellEnd"/>
-      <w:r>
-        <w:t xml:space="preserve"> x="10" y="40" </w:t>
-      </w:r>
-      <w:proofErr w:type="spellStart"/>
-      <w:r>
-        <w:t>font-family</w:t>
-      </w:r>
-      <w:proofErr w:type="spellEnd"/>
-      <w:r>
-        <w:t xml:space="preserve">="Montserrat" </w:t>
-      </w:r>
-      <w:proofErr w:type="spellStart"/>
-      <w:r>
-        <w:t>font-size</w:t>
-      </w:r>
-      <w:proofErr w:type="spellEnd"/>
-      <w:r>
-        <w:t xml:space="preserve">="32" </w:t>
-      </w:r>
-      <w:proofErr w:type="spellStart"/>
-      <w:r>
-        <w:t>font-weight</w:t>
-      </w:r>
-      <w:proofErr w:type="spellEnd"/>
-      <w:r>
-        <w:t>="</w:t>
-      </w:r>
-      <w:proofErr w:type="spellStart"/>
-      <w:r>
-        <w:t>bold</w:t>
-      </w:r>
-      <w:proofErr w:type="spellEnd"/>
-      <w:r>
-        <w:t xml:space="preserve">" </w:t>
-      </w:r>
-      <w:proofErr w:type="spellStart"/>
-      <w:r>
-        <w:t>fill</w:t>
-      </w:r>
-      <w:proofErr w:type="spellEnd"/>
-      <w:r>
-        <w:t>="#FFFFFF"&gt;SHARE&lt;/</w:t>
-      </w:r>
-      <w:proofErr w:type="spellStart"/>
-      <w:r>
-        <w:t>text</w:t>
-      </w:r>
-      <w:proofErr w:type="spellEnd"/>
-      <w:r>
-        <w:t>&gt;</w:t>
-      </w:r>
-    </w:p>
-    <w:p>
-      <w:r>
-        <w:t xml:space="preserve">    &lt;</w:t>
-      </w:r>
-      <w:proofErr w:type="spellStart"/>
-      <w:r>
-        <w:t>circle</w:t>
-      </w:r>
-      <w:proofErr w:type="spellEnd"/>
-      <w:r>
-        <w:t xml:space="preserve"> </w:t>
-      </w:r>
-      <w:proofErr w:type="spellStart"/>
-      <w:r>
-        <w:t>cx</w:t>
-      </w:r>
-      <w:proofErr w:type="spellEnd"/>
-      <w:r>
-        <w:t xml:space="preserve">="170" </w:t>
-      </w:r>
-      <w:proofErr w:type="spellStart"/>
-      <w:r>
-        <w:t>cy</w:t>
-      </w:r>
-      <w:proofErr w:type="spellEnd"/>
-      <w:r>
-        <w:t xml:space="preserve">="30" r="20" </w:t>
-      </w:r>
-      <w:proofErr w:type="spellStart"/>
-      <w:r>
-        <w:t>stroke</w:t>
-      </w:r>
-      <w:proofErr w:type="spellEnd"/>
-      <w:r>
-        <w:t xml:space="preserve">="#007B3C" </w:t>
-      </w:r>
-      <w:proofErr w:type="spellStart"/>
-      <w:r>
-        <w:t>stroke-width</w:t>
-      </w:r>
-      <w:proofErr w:type="spellEnd"/>
-      <w:r>
-        <w:t xml:space="preserve">="6" </w:t>
-      </w:r>
-      <w:proofErr w:type="spellStart"/>
-      <w:r>
-        <w:t>fill</w:t>
-      </w:r>
-      <w:proofErr w:type="spellEnd"/>
-      <w:r>
-        <w:t>="</w:t>
-      </w:r>
-      <w:proofErr w:type="spellStart"/>
-      <w:r>
-        <w:t>none</w:t>
-      </w:r>
-      <w:proofErr w:type="spellEnd"/>
-      <w:r>
-        <w:t>"/&gt;</w:t>
-      </w:r>
-    </w:p>
-    <w:p>
-      <w:r>
-        <w:t xml:space="preserve">    &lt;path d="M160 30 L150 25 L150 35 Z" </w:t>
-      </w:r>
-      <w:proofErr w:type="spellStart"/>
-      <w:r>
-        <w:t>fill</w:t>
-      </w:r>
-      <w:proofErr w:type="spellEnd"/>
-      <w:r>
-        <w:t>="#007B3C"/&gt;</w:t>
-      </w:r>
-    </w:p>
-    <w:p>
-      <w:r>
-        <w:t xml:space="preserve">  &lt;/</w:t>
-      </w:r>
-      <w:proofErr w:type="spellStart"/>
-      <w:r>
-        <w:t>symbol</w:t>
-      </w:r>
-      <w:proofErr w:type="spellEnd"/>
-      <w:r>
-        <w:t>&gt;</w:t>
+        <w:t xml:space="preserve">  &lt;!-- Logo Institucional --&gt;</w:t>
+      </w:r>
+    </w:p>
+    <w:p>
+      <w:r>
+        <w:t xml:space="preserve">  &lt;symbol id="logo-institucional" viewBox="0 0 200 60"&gt;</w:t>
+      </w:r>
+    </w:p>
+    <w:p>
+      <w:r>
+        <w:t xml:space="preserve">    &lt;rect width="200" height="60" fill="#003366"/&gt;</w:t>
+      </w:r>
+    </w:p>
+    <w:p>
+      <w:r>
+        <w:t xml:space="preserve">    &lt;text x="10" y="40" font-family="Montserrat" font-size="32" font-weight="bold" fill="#FFFFFF"&gt;SHARE&lt;/text&gt;</w:t>
+      </w:r>
+    </w:p>
+    <w:p>
+      <w:r>
+        <w:t xml:space="preserve">    &lt;circle cx="170" cy="30" r="20" stroke="#007B3C" stroke-width="6" fill="none"/&gt;</w:t>
+      </w:r>
+    </w:p>
+    <w:p>
+      <w:r>
+        <w:t xml:space="preserve">    &lt;path d="M160 30 L150 25 L150 35 Z" fill="#007B3C"/&gt;</w:t>
+      </w:r>
+    </w:p>
+    <w:p>
+      <w:r>
+        <w:t xml:space="preserve">  &lt;/symbol&gt;</w:t>
       </w:r>
     </w:p>
     <w:p/>
     <w:p>
       <w:r>
-        <w:t xml:space="preserve">  </w:t>
-      </w:r>
-      <w:proofErr w:type="gramStart"/>
-      <w:r>
-        <w:t>&lt;!--</w:t>
-      </w:r>
-      <w:proofErr w:type="gramEnd"/>
-      <w:r>
-        <w:t xml:space="preserve"> Logo Leve --&gt;</w:t>
+        <w:t xml:space="preserve">  &lt;!-- Logo Leve --&gt;</w:t>
       </w:r>
     </w:p>
     <w:p>
       <w:r>
         <w:lastRenderedPageBreak/>
-        <w:t xml:space="preserve">  &lt;</w:t>
-      </w:r>
-      <w:proofErr w:type="spellStart"/>
-      <w:r>
-        <w:t>symbol</w:t>
-      </w:r>
-      <w:proofErr w:type="spellEnd"/>
-      <w:r>
-        <w:t xml:space="preserve"> id="logo-leve" </w:t>
-      </w:r>
-      <w:proofErr w:type="spellStart"/>
-      <w:r>
-        <w:t>viewBox</w:t>
-      </w:r>
-      <w:proofErr w:type="spellEnd"/>
-      <w:r>
-        <w:t>="0 0 200 60"&gt;</w:t>
-      </w:r>
-    </w:p>
-    <w:p>
-      <w:r>
-        <w:t xml:space="preserve">    &lt;</w:t>
-      </w:r>
-      <w:proofErr w:type="spellStart"/>
-      <w:r>
-        <w:t>rect</w:t>
-      </w:r>
-      <w:proofErr w:type="spellEnd"/>
-      <w:r>
-        <w:t xml:space="preserve"> </w:t>
-      </w:r>
-      <w:proofErr w:type="spellStart"/>
-      <w:r>
-        <w:t>width</w:t>
-      </w:r>
-      <w:proofErr w:type="spellEnd"/>
-      <w:r>
-        <w:t xml:space="preserve">="200" </w:t>
-      </w:r>
-      <w:proofErr w:type="spellStart"/>
-      <w:r>
-        <w:t>height</w:t>
-      </w:r>
-      <w:proofErr w:type="spellEnd"/>
-      <w:r>
-        <w:t xml:space="preserve">="60" </w:t>
-      </w:r>
-      <w:proofErr w:type="spellStart"/>
-      <w:r>
-        <w:t>fill</w:t>
-      </w:r>
-      <w:proofErr w:type="spellEnd"/>
-      <w:r>
-        <w:t>="#FFFFFF"/&gt;</w:t>
-      </w:r>
-    </w:p>
-    <w:p>
-      <w:r>
-        <w:t xml:space="preserve">    &lt;</w:t>
-      </w:r>
-      <w:proofErr w:type="spellStart"/>
-      <w:r>
-        <w:t>text</w:t>
-      </w:r>
-      <w:proofErr w:type="spellEnd"/>
-      <w:r>
-        <w:t xml:space="preserve"> x="10" y="40" </w:t>
-      </w:r>
-      <w:proofErr w:type="spellStart"/>
-      <w:r>
-        <w:t>font-family</w:t>
-      </w:r>
-      <w:proofErr w:type="spellEnd"/>
-      <w:r>
-        <w:t xml:space="preserve">="Montserrat" </w:t>
-      </w:r>
-      <w:proofErr w:type="spellStart"/>
-      <w:r>
-        <w:t>font-size</w:t>
-      </w:r>
-      <w:proofErr w:type="spellEnd"/>
-      <w:r>
-        <w:t xml:space="preserve">="32" </w:t>
-      </w:r>
-      <w:proofErr w:type="spellStart"/>
-      <w:r>
-        <w:t>font-weight</w:t>
-      </w:r>
-      <w:proofErr w:type="spellEnd"/>
-      <w:r>
-        <w:t>="</w:t>
-      </w:r>
-      <w:proofErr w:type="spellStart"/>
-      <w:r>
-        <w:t>bold</w:t>
-      </w:r>
-      <w:proofErr w:type="spellEnd"/>
-      <w:r>
-        <w:t xml:space="preserve">" </w:t>
-      </w:r>
-      <w:proofErr w:type="spellStart"/>
-      <w:r>
-        <w:t>fill</w:t>
-      </w:r>
-      <w:proofErr w:type="spellEnd"/>
-      <w:r>
-        <w:t>="#003366"&gt;</w:t>
-      </w:r>
-      <w:proofErr w:type="spellStart"/>
-      <w:r>
-        <w:t>Share</w:t>
-      </w:r>
-      <w:proofErr w:type="spellEnd"/>
-      <w:r>
-        <w:t>&lt;/</w:t>
-      </w:r>
-      <w:proofErr w:type="spellStart"/>
-      <w:r>
-        <w:t>text</w:t>
-      </w:r>
-      <w:proofErr w:type="spellEnd"/>
-      <w:r>
-        <w:t>&gt;</w:t>
-      </w:r>
-    </w:p>
-    <w:p>
-      <w:r>
-        <w:t xml:space="preserve">    &lt;</w:t>
-      </w:r>
-      <w:proofErr w:type="spellStart"/>
-      <w:r>
-        <w:t>circle</w:t>
-      </w:r>
-      <w:proofErr w:type="spellEnd"/>
-      <w:r>
-        <w:t xml:space="preserve"> </w:t>
-      </w:r>
-      <w:proofErr w:type="spellStart"/>
-      <w:r>
-        <w:t>cx</w:t>
-      </w:r>
-      <w:proofErr w:type="spellEnd"/>
-      <w:r>
-        <w:t xml:space="preserve">="170" </w:t>
-      </w:r>
-      <w:proofErr w:type="spellStart"/>
-      <w:r>
-        <w:t>cy</w:t>
-      </w:r>
-      <w:proofErr w:type="spellEnd"/>
-      <w:r>
-        <w:t xml:space="preserve">="30" r="20" </w:t>
-      </w:r>
-      <w:proofErr w:type="spellStart"/>
-      <w:r>
-        <w:t>stroke</w:t>
-      </w:r>
-      <w:proofErr w:type="spellEnd"/>
-      <w:r>
-        <w:t xml:space="preserve">="#007B3C" </w:t>
-      </w:r>
-      <w:proofErr w:type="spellStart"/>
-      <w:r>
-        <w:t>stroke-width</w:t>
-      </w:r>
-      <w:proofErr w:type="spellEnd"/>
-      <w:r>
-        <w:t xml:space="preserve">="6" </w:t>
-      </w:r>
-      <w:proofErr w:type="spellStart"/>
-      <w:r>
-        <w:t>fill</w:t>
-      </w:r>
-      <w:proofErr w:type="spellEnd"/>
-      <w:r>
-        <w:t>="</w:t>
-      </w:r>
-      <w:proofErr w:type="spellStart"/>
-      <w:r>
-        <w:t>none</w:t>
-      </w:r>
-      <w:proofErr w:type="spellEnd"/>
-      <w:r>
-        <w:t>"/&gt;</w:t>
-      </w:r>
-    </w:p>
-    <w:p>
-      <w:r>
-        <w:t xml:space="preserve">    &lt;path d="M160 30 L150 25 L150 35 Z" </w:t>
-      </w:r>
-      <w:proofErr w:type="spellStart"/>
-      <w:r>
-        <w:t>fill</w:t>
-      </w:r>
-      <w:proofErr w:type="spellEnd"/>
-      <w:r>
-        <w:t>="#007B3C"/&gt;</w:t>
-      </w:r>
-    </w:p>
-    <w:p>
-      <w:r>
-        <w:t xml:space="preserve">  &lt;/</w:t>
-      </w:r>
-      <w:proofErr w:type="spellStart"/>
-      <w:r>
-        <w:t>symbol</w:t>
-      </w:r>
-      <w:proofErr w:type="spellEnd"/>
-      <w:r>
-        <w:t>&gt;</w:t>
+        <w:t xml:space="preserve">  &lt;symbol id="logo-leve" viewBox="0 0 200 60"&gt;</w:t>
+      </w:r>
+    </w:p>
+    <w:p>
+      <w:r>
+        <w:t xml:space="preserve">    &lt;rect width="200" height="60" fill="#FFFFFF"/&gt;</w:t>
+      </w:r>
+    </w:p>
+    <w:p>
+      <w:r>
+        <w:t xml:space="preserve">    &lt;text x="10" y="40" font-family="Montserrat" font-size="32" font-weight="bold" fill="#003366"&gt;Share&lt;/text&gt;</w:t>
+      </w:r>
+    </w:p>
+    <w:p>
+      <w:r>
+        <w:t xml:space="preserve">    &lt;circle cx="170" cy="30" r="20" stroke="#007B3C" stroke-width="6" fill="none"/&gt;</w:t>
+      </w:r>
+    </w:p>
+    <w:p>
+      <w:r>
+        <w:t xml:space="preserve">    &lt;path d="M160 30 L150 25 L150 35 Z" fill="#007B3C"/&gt;</w:t>
+      </w:r>
+    </w:p>
+    <w:p>
+      <w:r>
+        <w:t xml:space="preserve">  &lt;/symbol&gt;</w:t>
       </w:r>
     </w:p>
     <w:p/>
     <w:p>
       <w:r>
-        <w:t xml:space="preserve">  </w:t>
-      </w:r>
-      <w:proofErr w:type="gramStart"/>
-      <w:r>
-        <w:t>&lt;!--</w:t>
-      </w:r>
-      <w:proofErr w:type="gramEnd"/>
-      <w:r>
-        <w:t xml:space="preserve"> Logo Icônico --&gt;</w:t>
-      </w:r>
-    </w:p>
-    <w:p>
-      <w:r>
-        <w:t xml:space="preserve">  &lt;</w:t>
-      </w:r>
-      <w:proofErr w:type="spellStart"/>
-      <w:r>
-        <w:t>symbol</w:t>
-      </w:r>
-      <w:proofErr w:type="spellEnd"/>
-      <w:r>
-        <w:t xml:space="preserve"> id="logo-</w:t>
-      </w:r>
-      <w:proofErr w:type="spellStart"/>
-      <w:r>
-        <w:t>iconico</w:t>
-      </w:r>
-      <w:proofErr w:type="spellEnd"/>
-      <w:r>
-        <w:t xml:space="preserve">" </w:t>
-      </w:r>
-      <w:proofErr w:type="spellStart"/>
-      <w:r>
-        <w:t>viewBox</w:t>
-      </w:r>
-      <w:proofErr w:type="spellEnd"/>
-      <w:r>
-        <w:t>="0 0 200 200"&gt;</w:t>
-      </w:r>
-    </w:p>
-    <w:p>
-      <w:r>
-        <w:t xml:space="preserve">    &lt;</w:t>
-      </w:r>
-      <w:proofErr w:type="spellStart"/>
-      <w:r>
-        <w:t>circle</w:t>
-      </w:r>
-      <w:proofErr w:type="spellEnd"/>
-      <w:r>
-        <w:t xml:space="preserve"> </w:t>
-      </w:r>
-      <w:proofErr w:type="spellStart"/>
-      <w:r>
-        <w:t>cx</w:t>
-      </w:r>
-      <w:proofErr w:type="spellEnd"/>
-      <w:r>
-        <w:t xml:space="preserve">="100" </w:t>
-      </w:r>
-      <w:proofErr w:type="spellStart"/>
-      <w:r>
-        <w:t>cy</w:t>
-      </w:r>
-      <w:proofErr w:type="spellEnd"/>
-      <w:r>
-        <w:t xml:space="preserve">="100" r="90" </w:t>
-      </w:r>
-      <w:proofErr w:type="spellStart"/>
-      <w:r>
-        <w:t>stroke</w:t>
-      </w:r>
-      <w:proofErr w:type="spellEnd"/>
-      <w:r>
-        <w:t xml:space="preserve">="#007B3C" </w:t>
-      </w:r>
-      <w:proofErr w:type="spellStart"/>
-      <w:r>
-        <w:t>stroke-width</w:t>
-      </w:r>
-      <w:proofErr w:type="spellEnd"/>
-      <w:r>
-        <w:t xml:space="preserve">="6" </w:t>
-      </w:r>
-      <w:proofErr w:type="spellStart"/>
-      <w:r>
-        <w:t>fill</w:t>
-      </w:r>
-      <w:proofErr w:type="spellEnd"/>
-      <w:r>
-        <w:t>="</w:t>
-      </w:r>
-      <w:proofErr w:type="spellStart"/>
-      <w:r>
-        <w:t>none</w:t>
-      </w:r>
-      <w:proofErr w:type="spellEnd"/>
-      <w:r>
-        <w:t>"/&gt;</w:t>
-      </w:r>
-    </w:p>
-    <w:p>
-      <w:r>
-        <w:t xml:space="preserve">    &lt;path d="M60 140 L60 100 L100 70 L140 100 L140 140 Z" </w:t>
-      </w:r>
-      <w:proofErr w:type="spellStart"/>
-      <w:r>
-        <w:t>fill</w:t>
-      </w:r>
-      <w:proofErr w:type="spellEnd"/>
-      <w:r>
-        <w:t>="#003366"/&gt;</w:t>
-      </w:r>
-    </w:p>
-    <w:p>
-      <w:r>
-        <w:t xml:space="preserve">    &lt;</w:t>
-      </w:r>
-      <w:proofErr w:type="spellStart"/>
-      <w:r>
-        <w:t>rect</w:t>
-      </w:r>
-      <w:proofErr w:type="spellEnd"/>
-      <w:r>
-        <w:t xml:space="preserve"> x="90" y="110" </w:t>
-      </w:r>
-      <w:proofErr w:type="spellStart"/>
-      <w:r>
-        <w:t>width</w:t>
-      </w:r>
-      <w:proofErr w:type="spellEnd"/>
-      <w:r>
-        <w:t xml:space="preserve">="20" </w:t>
-      </w:r>
-      <w:proofErr w:type="spellStart"/>
-      <w:r>
-        <w:t>height</w:t>
-      </w:r>
-      <w:proofErr w:type="spellEnd"/>
-      <w:r>
-        <w:t xml:space="preserve">="20" </w:t>
-      </w:r>
-      <w:proofErr w:type="spellStart"/>
-      <w:r>
-        <w:t>fill</w:t>
-      </w:r>
-      <w:proofErr w:type="spellEnd"/>
-      <w:r>
-        <w:t>="#59C686"/&gt;</w:t>
-      </w:r>
-    </w:p>
-    <w:p>
-      <w:r>
-        <w:t xml:space="preserve">    &lt;</w:t>
-      </w:r>
-      <w:proofErr w:type="spellStart"/>
-      <w:r>
-        <w:t>text</w:t>
-      </w:r>
-      <w:proofErr w:type="spellEnd"/>
-      <w:r>
-        <w:t xml:space="preserve"> x="50" y="180" </w:t>
-      </w:r>
-      <w:proofErr w:type="spellStart"/>
-      <w:r>
-        <w:t>font-family</w:t>
-      </w:r>
-      <w:proofErr w:type="spellEnd"/>
-      <w:r>
-        <w:t xml:space="preserve">="Montserrat" </w:t>
-      </w:r>
-      <w:proofErr w:type="spellStart"/>
-      <w:r>
-        <w:t>font-size</w:t>
-      </w:r>
-      <w:proofErr w:type="spellEnd"/>
-      <w:r>
-        <w:t xml:space="preserve">="28" </w:t>
-      </w:r>
-      <w:proofErr w:type="spellStart"/>
-      <w:r>
-        <w:t>font-weight</w:t>
-      </w:r>
-      <w:proofErr w:type="spellEnd"/>
-      <w:r>
-        <w:t>="</w:t>
-      </w:r>
-      <w:proofErr w:type="spellStart"/>
-      <w:r>
-        <w:t>bold</w:t>
-      </w:r>
-      <w:proofErr w:type="spellEnd"/>
-      <w:r>
-        <w:t xml:space="preserve">" </w:t>
-      </w:r>
-      <w:proofErr w:type="spellStart"/>
-      <w:r>
-        <w:t>fill</w:t>
-      </w:r>
-      <w:proofErr w:type="spellEnd"/>
-      <w:r>
-        <w:t>="#003366"&gt;</w:t>
-      </w:r>
-      <w:proofErr w:type="spellStart"/>
-      <w:r>
-        <w:t>ShareO</w:t>
-      </w:r>
-      <w:proofErr w:type="spellEnd"/>
-      <w:r>
-        <w:t>&lt;/</w:t>
-      </w:r>
-      <w:proofErr w:type="spellStart"/>
-      <w:r>
-        <w:t>text</w:t>
-      </w:r>
-      <w:proofErr w:type="spellEnd"/>
-      <w:r>
-        <w:t>&gt;</w:t>
-      </w:r>
-    </w:p>
-    <w:p>
-      <w:r>
-        <w:t xml:space="preserve">  &lt;/</w:t>
-      </w:r>
-      <w:proofErr w:type="spellStart"/>
-      <w:r>
-        <w:t>symbol</w:t>
-      </w:r>
-      <w:proofErr w:type="spellEnd"/>
-      <w:r>
-        <w:t>&gt;</w:t>
+        <w:t xml:space="preserve">  &lt;!-- Logo Icônico --&gt;</w:t>
+      </w:r>
+    </w:p>
+    <w:p>
+      <w:r>
+        <w:t xml:space="preserve">  &lt;symbol id="logo-iconico" viewBox="0 0 200 200"&gt;</w:t>
+      </w:r>
+    </w:p>
+    <w:p>
+      <w:r>
+        <w:t xml:space="preserve">    &lt;circle cx="100" cy="100" r="90" stroke="#007B3C" stroke-width="6" fill="none"/&gt;</w:t>
+      </w:r>
+    </w:p>
+    <w:p>
+      <w:r>
+        <w:t xml:space="preserve">    &lt;path d="M60 140 L60 100 L100 70 L140 100 L140 140 Z" fill="#003366"/&gt;</w:t>
+      </w:r>
+    </w:p>
+    <w:p>
+      <w:r>
+        <w:t xml:space="preserve">    &lt;rect x="90" y="110" width="20" height="20" fill="#59C686"/&gt;</w:t>
+      </w:r>
+    </w:p>
+    <w:p>
+      <w:r>
+        <w:t xml:space="preserve">    &lt;text x="50" y="180" font-family="Montserrat" font-size="28" font-weight="bold" fill="#003366"&gt;ShareO&lt;/text&gt;</w:t>
+      </w:r>
+    </w:p>
+    <w:p>
+      <w:r>
+        <w:t xml:space="preserve">  &lt;/symbol&gt;</w:t>
       </w:r>
     </w:p>
     <w:p/>
     <w:p>
       <w:r>
-        <w:t xml:space="preserve">  </w:t>
-      </w:r>
-      <w:proofErr w:type="gramStart"/>
-      <w:r>
-        <w:t>&lt;!--</w:t>
-      </w:r>
-      <w:proofErr w:type="gramEnd"/>
-      <w:r>
-        <w:t xml:space="preserve"> Logo Ecológico --&gt;</w:t>
-      </w:r>
-    </w:p>
-    <w:p>
-      <w:r>
-        <w:t xml:space="preserve">  &lt;</w:t>
-      </w:r>
-      <w:proofErr w:type="spellStart"/>
-      <w:r>
-        <w:t>symbol</w:t>
-      </w:r>
-      <w:proofErr w:type="spellEnd"/>
-      <w:r>
-        <w:t xml:space="preserve"> id="logo-</w:t>
-      </w:r>
-      <w:proofErr w:type="spellStart"/>
-      <w:r>
-        <w:t>ecologico</w:t>
-      </w:r>
-      <w:proofErr w:type="spellEnd"/>
-      <w:r>
-        <w:t xml:space="preserve">" </w:t>
-      </w:r>
-      <w:proofErr w:type="spellStart"/>
-      <w:r>
-        <w:t>viewBox</w:t>
-      </w:r>
-      <w:proofErr w:type="spellEnd"/>
-      <w:r>
-        <w:t>="0 0 200 200"&gt;</w:t>
-      </w:r>
-    </w:p>
-    <w:p>
-      <w:r>
-        <w:t xml:space="preserve">    &lt;</w:t>
-      </w:r>
-      <w:proofErr w:type="spellStart"/>
-      <w:r>
-        <w:t>rect</w:t>
-      </w:r>
-      <w:proofErr w:type="spellEnd"/>
-      <w:r>
-        <w:t xml:space="preserve"> </w:t>
-      </w:r>
-      <w:proofErr w:type="spellStart"/>
-      <w:r>
-        <w:t>width</w:t>
-      </w:r>
-      <w:proofErr w:type="spellEnd"/>
-      <w:r>
-        <w:t xml:space="preserve">="200" </w:t>
-      </w:r>
-      <w:proofErr w:type="spellStart"/>
-      <w:r>
-        <w:t>height</w:t>
-      </w:r>
-      <w:proofErr w:type="spellEnd"/>
-      <w:r>
-        <w:t xml:space="preserve">="200" </w:t>
-      </w:r>
-      <w:proofErr w:type="spellStart"/>
-      <w:r>
-        <w:t>fill</w:t>
-      </w:r>
-      <w:proofErr w:type="spellEnd"/>
-      <w:r>
-        <w:t>="#003366"/&gt;</w:t>
-      </w:r>
-    </w:p>
-    <w:p>
-      <w:r>
-        <w:t xml:space="preserve">    &lt;</w:t>
-      </w:r>
-      <w:proofErr w:type="spellStart"/>
-      <w:r>
-        <w:t>circle</w:t>
-      </w:r>
-      <w:proofErr w:type="spellEnd"/>
-      <w:r>
-        <w:t xml:space="preserve"> </w:t>
-      </w:r>
-      <w:proofErr w:type="spellStart"/>
-      <w:r>
-        <w:t>cx</w:t>
-      </w:r>
-      <w:proofErr w:type="spellEnd"/>
-      <w:r>
-        <w:t xml:space="preserve">="100" </w:t>
-      </w:r>
-      <w:proofErr w:type="spellStart"/>
-      <w:r>
-        <w:t>cy</w:t>
-      </w:r>
-      <w:proofErr w:type="spellEnd"/>
-      <w:r>
-        <w:t xml:space="preserve">="100" r="90" </w:t>
-      </w:r>
-      <w:proofErr w:type="spellStart"/>
-      <w:r>
-        <w:t>stroke</w:t>
-      </w:r>
-      <w:proofErr w:type="spellEnd"/>
-      <w:r>
-        <w:t xml:space="preserve">="#59C686" </w:t>
-      </w:r>
-      <w:proofErr w:type="spellStart"/>
-      <w:r>
-        <w:t>stroke-width</w:t>
-      </w:r>
-      <w:proofErr w:type="spellEnd"/>
-      <w:r>
-        <w:t xml:space="preserve">="6" </w:t>
-      </w:r>
-      <w:proofErr w:type="spellStart"/>
-      <w:r>
-        <w:t>fill</w:t>
-      </w:r>
-      <w:proofErr w:type="spellEnd"/>
-      <w:r>
-        <w:t>="</w:t>
-      </w:r>
-      <w:proofErr w:type="spellStart"/>
-      <w:r>
-        <w:t>none</w:t>
-      </w:r>
-      <w:proofErr w:type="spellEnd"/>
-      <w:r>
-        <w:t>"/&gt;</w:t>
-      </w:r>
-    </w:p>
-    <w:p>
-      <w:r>
-        <w:t xml:space="preserve">    &lt;</w:t>
-      </w:r>
-      <w:proofErr w:type="spellStart"/>
-      <w:r>
-        <w:t>rect</w:t>
-      </w:r>
-      <w:proofErr w:type="spellEnd"/>
-      <w:r>
-        <w:t xml:space="preserve"> x="60" y="120" </w:t>
-      </w:r>
-      <w:proofErr w:type="spellStart"/>
-      <w:r>
-        <w:t>width</w:t>
-      </w:r>
-      <w:proofErr w:type="spellEnd"/>
-      <w:r>
-        <w:t xml:space="preserve">="20" </w:t>
-      </w:r>
-      <w:proofErr w:type="spellStart"/>
-      <w:r>
-        <w:t>height</w:t>
-      </w:r>
-      <w:proofErr w:type="spellEnd"/>
-      <w:r>
-        <w:t xml:space="preserve">="40" </w:t>
-      </w:r>
-      <w:proofErr w:type="spellStart"/>
-      <w:r>
-        <w:t>fill</w:t>
-      </w:r>
-      <w:proofErr w:type="spellEnd"/>
-      <w:r>
-        <w:t>="#59C686"/&gt;</w:t>
-      </w:r>
-    </w:p>
-    <w:p>
-      <w:r>
-        <w:t xml:space="preserve">    &lt;</w:t>
-      </w:r>
-      <w:proofErr w:type="spellStart"/>
-      <w:r>
-        <w:t>polygon</w:t>
-      </w:r>
-      <w:proofErr w:type="spellEnd"/>
-      <w:r>
-        <w:t xml:space="preserve"> points="100,80 120,120 80,120" </w:t>
-      </w:r>
-      <w:proofErr w:type="spellStart"/>
-      <w:r>
-        <w:t>fill</w:t>
-      </w:r>
-      <w:proofErr w:type="spellEnd"/>
-      <w:r>
-        <w:t>="#007B3C"/&gt;</w:t>
-      </w:r>
-    </w:p>
-    <w:p>
-      <w:r>
-        <w:t xml:space="preserve">    &lt;</w:t>
-      </w:r>
-      <w:proofErr w:type="spellStart"/>
-      <w:r>
-        <w:t>line</w:t>
-      </w:r>
-      <w:proofErr w:type="spellEnd"/>
-      <w:r>
-        <w:t xml:space="preserve"> x1="140" y1="80" x2="160" y2="120" </w:t>
-      </w:r>
-      <w:proofErr w:type="spellStart"/>
-      <w:r>
-        <w:t>stroke</w:t>
-      </w:r>
-      <w:proofErr w:type="spellEnd"/>
-      <w:r>
-        <w:t xml:space="preserve">="#59C686" </w:t>
-      </w:r>
-      <w:proofErr w:type="spellStart"/>
-      <w:r>
-        <w:t>stroke-width</w:t>
-      </w:r>
-      <w:proofErr w:type="spellEnd"/>
-      <w:r>
-        <w:t>="4"/&gt;</w:t>
-      </w:r>
-    </w:p>
-    <w:p>
-      <w:r>
-        <w:t xml:space="preserve">    &lt;</w:t>
-      </w:r>
-      <w:proofErr w:type="spellStart"/>
-      <w:r>
-        <w:t>text</w:t>
-      </w:r>
-      <w:proofErr w:type="spellEnd"/>
-      <w:r>
-        <w:t xml:space="preserve"> x="40" y="180" </w:t>
-      </w:r>
-      <w:proofErr w:type="spellStart"/>
-      <w:r>
-        <w:t>font-family</w:t>
-      </w:r>
-      <w:proofErr w:type="spellEnd"/>
-      <w:r>
-        <w:t xml:space="preserve">="Montserrat" </w:t>
-      </w:r>
-      <w:proofErr w:type="spellStart"/>
-      <w:r>
-        <w:t>font-size</w:t>
-      </w:r>
-      <w:proofErr w:type="spellEnd"/>
-      <w:r>
-        <w:t xml:space="preserve">="24" </w:t>
-      </w:r>
-      <w:proofErr w:type="spellStart"/>
-      <w:r>
-        <w:t>font-weight</w:t>
-      </w:r>
-      <w:proofErr w:type="spellEnd"/>
-      <w:r>
-        <w:t>="</w:t>
-      </w:r>
-      <w:proofErr w:type="spellStart"/>
-      <w:r>
-        <w:t>bold</w:t>
-      </w:r>
-      <w:proofErr w:type="spellEnd"/>
-      <w:r>
-        <w:t xml:space="preserve">" </w:t>
-      </w:r>
-      <w:proofErr w:type="spellStart"/>
-      <w:r>
-        <w:t>fill</w:t>
-      </w:r>
-      <w:proofErr w:type="spellEnd"/>
-      <w:r>
-        <w:t>="#FFFFFF"&gt;</w:t>
-      </w:r>
-      <w:proofErr w:type="spellStart"/>
-      <w:r>
-        <w:t>ShareO</w:t>
-      </w:r>
-      <w:proofErr w:type="spellEnd"/>
-      <w:r>
-        <w:t>&lt;/</w:t>
-      </w:r>
-      <w:proofErr w:type="spellStart"/>
-      <w:r>
-        <w:t>text</w:t>
-      </w:r>
-      <w:proofErr w:type="spellEnd"/>
-      <w:r>
-        <w:t>&gt;</w:t>
-      </w:r>
-    </w:p>
-    <w:p>
-      <w:r>
-        <w:t xml:space="preserve">    &lt;</w:t>
-      </w:r>
-      <w:proofErr w:type="spellStart"/>
-      <w:r>
-        <w:t>text</w:t>
-      </w:r>
-      <w:proofErr w:type="spellEnd"/>
-      <w:r>
-        <w:t xml:space="preserve"> x="40" y="200" </w:t>
-      </w:r>
-      <w:proofErr w:type="spellStart"/>
-      <w:r>
-        <w:t>font-family</w:t>
-      </w:r>
-      <w:proofErr w:type="spellEnd"/>
-      <w:r>
-        <w:t xml:space="preserve">="Montserrat" </w:t>
-      </w:r>
-      <w:proofErr w:type="spellStart"/>
-      <w:r>
-        <w:t>font-size</w:t>
-      </w:r>
-      <w:proofErr w:type="spellEnd"/>
-      <w:r>
-        <w:t xml:space="preserve">="14" </w:t>
-      </w:r>
-      <w:proofErr w:type="spellStart"/>
-      <w:r>
-        <w:t>fill</w:t>
-      </w:r>
-      <w:proofErr w:type="spellEnd"/>
-      <w:r>
-        <w:t xml:space="preserve">="#FFFFFF"&gt;Compartilhe. Economize. </w:t>
-      </w:r>
-      <w:proofErr w:type="gramStart"/>
-      <w:r>
-        <w:t>Sustentável.&lt;</w:t>
-      </w:r>
-      <w:proofErr w:type="gramEnd"/>
-      <w:r>
-        <w:t>/</w:t>
-      </w:r>
-      <w:proofErr w:type="spellStart"/>
-      <w:r>
-        <w:t>text</w:t>
-      </w:r>
-      <w:proofErr w:type="spellEnd"/>
-      <w:r>
-        <w:t>&gt;</w:t>
-      </w:r>
-    </w:p>
-    <w:p>
-      <w:r>
-        <w:t xml:space="preserve">  &lt;/</w:t>
-      </w:r>
-      <w:proofErr w:type="spellStart"/>
-      <w:r>
-        <w:t>symbol</w:t>
-      </w:r>
-      <w:proofErr w:type="spellEnd"/>
-      <w:r>
-        <w:t>&gt;</w:t>
+        <w:t xml:space="preserve">  &lt;!-- Logo Ecológico --&gt;</w:t>
+      </w:r>
+    </w:p>
+    <w:p>
+      <w:r>
+        <w:t xml:space="preserve">  &lt;symbol id="logo-ecologico" viewBox="0 0 200 200"&gt;</w:t>
+      </w:r>
+    </w:p>
+    <w:p>
+      <w:r>
+        <w:t xml:space="preserve">    &lt;rect width="200" height="200" fill="#003366"/&gt;</w:t>
+      </w:r>
+    </w:p>
+    <w:p>
+      <w:r>
+        <w:t xml:space="preserve">    &lt;circle cx="100" cy="100" r="90" stroke="#59C686" stroke-width="6" fill="none"/&gt;</w:t>
+      </w:r>
+    </w:p>
+    <w:p>
+      <w:r>
+        <w:t xml:space="preserve">    &lt;rect x="60" y="120" width="20" height="40" fill="#59C686"/&gt;</w:t>
+      </w:r>
+    </w:p>
+    <w:p>
+      <w:r>
+        <w:t xml:space="preserve">    &lt;polygon points="100,80 120,120 80,120" fill="#007B3C"/&gt;</w:t>
+      </w:r>
+    </w:p>
+    <w:p>
+      <w:r>
+        <w:t xml:space="preserve">    &lt;line x1="140" y1="80" x2="160" y2="120" stroke="#59C686" stroke-width="4"/&gt;</w:t>
+      </w:r>
+    </w:p>
+    <w:p>
+      <w:r>
+        <w:t xml:space="preserve">    &lt;text x="40" y="180" font-family="Montserrat" font-size="24" font-weight="bold" fill="#FFFFFF"&gt;ShareO&lt;/text&gt;</w:t>
+      </w:r>
+    </w:p>
+    <w:p>
+      <w:r>
+        <w:t xml:space="preserve">    &lt;text x="40" y="200" font-family="Montserrat" font-size="14" fill="#FFFFFF"&gt;Compartilhe. Economize. Sustentável.&lt;/text&gt;</w:t>
+      </w:r>
+    </w:p>
+    <w:p>
+      <w:r>
+        <w:t xml:space="preserve">  &lt;/symbol&gt;</w:t>
       </w:r>
     </w:p>
     <w:p/>
@@ -13523,45 +9280,19 @@
       </w:r>
     </w:p>
     <w:p>
-      <w:proofErr w:type="spellStart"/>
       <w:r>
         <w:lastRenderedPageBreak/>
         <w:t>html</w:t>
       </w:r>
-      <w:proofErr w:type="spellEnd"/>
-    </w:p>
-    <w:p>
-      <w:r>
-        <w:t xml:space="preserve">&lt;svg </w:t>
-      </w:r>
-      <w:proofErr w:type="spellStart"/>
-      <w:r>
-        <w:t>class</w:t>
-      </w:r>
-      <w:proofErr w:type="spellEnd"/>
-      <w:r>
-        <w:t>="logo" aria-</w:t>
-      </w:r>
-      <w:proofErr w:type="spellStart"/>
-      <w:r>
-        <w:t>label</w:t>
-      </w:r>
-      <w:proofErr w:type="spellEnd"/>
-      <w:r>
-        <w:t>="Logo Institucional"&gt;</w:t>
-      </w:r>
-    </w:p>
-    <w:p>
-      <w:r>
-        <w:t xml:space="preserve">  &lt;use </w:t>
-      </w:r>
-      <w:proofErr w:type="spellStart"/>
-      <w:r>
-        <w:t>href</w:t>
-      </w:r>
-      <w:proofErr w:type="spellEnd"/>
-      <w:r>
-        <w:t>="#logo-institucional"&gt;&lt;/use&gt;</w:t>
+    </w:p>
+    <w:p>
+      <w:r>
+        <w:t>&lt;svg class="logo" aria-label="Logo Institucional"&gt;</w:t>
+      </w:r>
+    </w:p>
+    <w:p>
+      <w:r>
+        <w:t xml:space="preserve">  &lt;use href="#logo-institucional"&gt;&lt;/use&gt;</w:t>
       </w:r>
     </w:p>
     <w:p>
@@ -13572,36 +9303,12 @@
     <w:p/>
     <w:p>
       <w:r>
-        <w:t xml:space="preserve">&lt;svg </w:t>
-      </w:r>
-      <w:proofErr w:type="spellStart"/>
-      <w:r>
-        <w:t>class</w:t>
-      </w:r>
-      <w:proofErr w:type="spellEnd"/>
-      <w:r>
-        <w:t>="logo" aria-</w:t>
-      </w:r>
-      <w:proofErr w:type="spellStart"/>
-      <w:r>
-        <w:t>label</w:t>
-      </w:r>
-      <w:proofErr w:type="spellEnd"/>
-      <w:r>
-        <w:t>="Logo Leve"&gt;</w:t>
-      </w:r>
-    </w:p>
-    <w:p>
-      <w:r>
-        <w:t xml:space="preserve">  &lt;use </w:t>
-      </w:r>
-      <w:proofErr w:type="spellStart"/>
-      <w:r>
-        <w:t>href</w:t>
-      </w:r>
-      <w:proofErr w:type="spellEnd"/>
-      <w:r>
-        <w:t>="#logo-leve"&gt;&lt;/use&gt;</w:t>
+        <w:t>&lt;svg class="logo" aria-label="Logo Leve"&gt;</w:t>
+      </w:r>
+    </w:p>
+    <w:p>
+      <w:r>
+        <w:t xml:space="preserve">  &lt;use href="#logo-leve"&gt;&lt;/use&gt;</w:t>
       </w:r>
     </w:p>
     <w:p>
@@ -13640,15 +9347,7 @@
         </w:numPr>
       </w:pPr>
       <w:r>
-        <w:t>Usar aria-</w:t>
-      </w:r>
-      <w:proofErr w:type="spellStart"/>
-      <w:r>
-        <w:t>label</w:t>
-      </w:r>
-      <w:proofErr w:type="spellEnd"/>
-      <w:r>
-        <w:t xml:space="preserve"> para acessibilidade.</w:t>
+        <w:t>Usar aria-label para acessibilidade.</w:t>
       </w:r>
     </w:p>
     <w:p>
@@ -13670,31 +9369,7 @@
         </w:numPr>
       </w:pPr>
       <w:r>
-        <w:t xml:space="preserve">Definir classes </w:t>
-      </w:r>
-      <w:proofErr w:type="gramStart"/>
-      <w:r>
-        <w:t>(.logo</w:t>
-      </w:r>
-      <w:proofErr w:type="gramEnd"/>
-      <w:r>
-        <w:t>-header</w:t>
-      </w:r>
-      <w:proofErr w:type="gramStart"/>
-      <w:r>
-        <w:t>, .logo</w:t>
-      </w:r>
-      <w:proofErr w:type="gramEnd"/>
-      <w:r>
-        <w:t>-</w:t>
-      </w:r>
-      <w:proofErr w:type="spellStart"/>
-      <w:r>
-        <w:t>footer</w:t>
-      </w:r>
-      <w:proofErr w:type="spellEnd"/>
-      <w:r>
-        <w:t>) para tamanhos diferentes.</w:t>
+        <w:t>Definir classes (.logo-header, .logo-footer) para tamanhos diferentes.</w:t>
       </w:r>
     </w:p>
     <w:p>
@@ -13724,17 +9399,8 @@
           <w:b/>
           <w:bCs/>
         </w:rPr>
-        <w:t xml:space="preserve">Guia Visual de Aplicação dos Sprites </w:t>
-      </w:r>
-      <w:proofErr w:type="spellStart"/>
-      <w:r>
-        <w:rPr>
-          <w:b/>
-          <w:bCs/>
-        </w:rPr>
-        <w:t>ShareO</w:t>
-      </w:r>
-      <w:proofErr w:type="spellEnd"/>
+        <w:t>Guia Visual de Aplicação dos Sprites ShareO</w:t>
+      </w:r>
       <w:r>
         <w:t>, mostrando como os ícones e logos consolidados podem ser usados em menus, cabeçalhos e rodapés com código aplicado.</w:t>
       </w:r>
@@ -13764,15 +9430,7 @@
     </w:p>
     <w:p>
       <w:r>
-        <w:t>Todos os ícones e logos estão reunidos em um único arquivo .svg com &lt;</w:t>
-      </w:r>
-      <w:proofErr w:type="spellStart"/>
-      <w:r>
-        <w:t>symbol</w:t>
-      </w:r>
-      <w:proofErr w:type="spellEnd"/>
-      <w:r>
-        <w:t xml:space="preserve">&gt; e chamados via &lt;use&gt;. Isso garante </w:t>
+        <w:t xml:space="preserve">Todos os ícones e logos estão reunidos em um único arquivo .svg com &lt;symbol&gt; e chamados via &lt;use&gt;. Isso garante </w:t>
       </w:r>
       <w:r>
         <w:rPr>
@@ -13844,73 +9502,23 @@
       </w:r>
     </w:p>
     <w:p>
-      <w:proofErr w:type="spellStart"/>
       <w:r>
         <w:t>html</w:t>
       </w:r>
-      <w:proofErr w:type="spellEnd"/>
-    </w:p>
-    <w:p>
-      <w:r>
-        <w:t>&lt;</w:t>
-      </w:r>
-      <w:proofErr w:type="spellStart"/>
-      <w:r>
-        <w:t>nav</w:t>
-      </w:r>
-      <w:proofErr w:type="spellEnd"/>
-      <w:r>
-        <w:t xml:space="preserve"> </w:t>
-      </w:r>
-      <w:proofErr w:type="spellStart"/>
-      <w:r>
-        <w:t>class</w:t>
-      </w:r>
-      <w:proofErr w:type="spellEnd"/>
-      <w:r>
-        <w:t>="menu-categorias"&gt;</w:t>
-      </w:r>
-    </w:p>
-    <w:p>
-      <w:r>
-        <w:t xml:space="preserve">  &lt;svg </w:t>
-      </w:r>
-      <w:proofErr w:type="spellStart"/>
-      <w:r>
-        <w:t>class</w:t>
-      </w:r>
-      <w:proofErr w:type="spellEnd"/>
-      <w:r>
-        <w:t>="</w:t>
-      </w:r>
-      <w:proofErr w:type="spellStart"/>
-      <w:r>
-        <w:t>icon</w:t>
-      </w:r>
-      <w:proofErr w:type="spellEnd"/>
-      <w:r>
-        <w:t>" aria-</w:t>
-      </w:r>
-      <w:proofErr w:type="spellStart"/>
-      <w:r>
-        <w:t>label</w:t>
-      </w:r>
-      <w:proofErr w:type="spellEnd"/>
-      <w:r>
-        <w:t>="Casa e Jardim"&gt;</w:t>
-      </w:r>
-    </w:p>
-    <w:p>
-      <w:r>
-        <w:t xml:space="preserve">    &lt;use </w:t>
-      </w:r>
-      <w:proofErr w:type="spellStart"/>
-      <w:r>
-        <w:t>href</w:t>
-      </w:r>
-      <w:proofErr w:type="spellEnd"/>
-      <w:r>
-        <w:t>="#casa-jardim"&gt;&lt;/use&gt;</w:t>
+    </w:p>
+    <w:p>
+      <w:r>
+        <w:t>&lt;nav class="menu-categorias"&gt;</w:t>
+      </w:r>
+    </w:p>
+    <w:p>
+      <w:r>
+        <w:t xml:space="preserve">  &lt;svg class="icon" aria-label="Casa e Jardim"&gt;</w:t>
+      </w:r>
+    </w:p>
+    <w:p>
+      <w:r>
+        <w:t xml:space="preserve">    &lt;use href="#casa-jardim"&gt;&lt;/use&gt;</w:t>
       </w:r>
     </w:p>
     <w:p>
@@ -13920,74 +9528,18 @@
     </w:p>
     <w:p>
       <w:r>
-        <w:t xml:space="preserve">  &lt;</w:t>
-      </w:r>
-      <w:proofErr w:type="spellStart"/>
-      <w:r>
-        <w:t>span</w:t>
-      </w:r>
-      <w:proofErr w:type="spellEnd"/>
-      <w:r>
-        <w:t>&gt;Casa e Jardim&lt;/</w:t>
-      </w:r>
-      <w:proofErr w:type="spellStart"/>
-      <w:r>
-        <w:t>span</w:t>
-      </w:r>
-      <w:proofErr w:type="spellEnd"/>
-      <w:r>
-        <w:t>&gt;</w:t>
+        <w:t xml:space="preserve">  &lt;span&gt;Casa e Jardim&lt;/span&gt;</w:t>
       </w:r>
     </w:p>
     <w:p/>
     <w:p>
       <w:r>
-        <w:t xml:space="preserve">  &lt;svg </w:t>
-      </w:r>
-      <w:proofErr w:type="spellStart"/>
-      <w:r>
-        <w:t>class</w:t>
-      </w:r>
-      <w:proofErr w:type="spellEnd"/>
-      <w:r>
-        <w:t>="</w:t>
-      </w:r>
-      <w:proofErr w:type="spellStart"/>
-      <w:r>
-        <w:t>icon</w:t>
-      </w:r>
-      <w:proofErr w:type="spellEnd"/>
-      <w:r>
-        <w:t>" aria-</w:t>
-      </w:r>
-      <w:proofErr w:type="spellStart"/>
-      <w:r>
-        <w:t>label</w:t>
-      </w:r>
-      <w:proofErr w:type="spellEnd"/>
-      <w:r>
-        <w:t>="Construção"&gt;</w:t>
-      </w:r>
-    </w:p>
-    <w:p>
-      <w:r>
-        <w:t xml:space="preserve">    &lt;use </w:t>
-      </w:r>
-      <w:proofErr w:type="spellStart"/>
-      <w:r>
-        <w:t>href</w:t>
-      </w:r>
-      <w:proofErr w:type="spellEnd"/>
-      <w:r>
-        <w:t>="#</w:t>
-      </w:r>
-      <w:proofErr w:type="spellStart"/>
-      <w:r>
-        <w:t>construcao</w:t>
-      </w:r>
-      <w:proofErr w:type="spellEnd"/>
-      <w:r>
-        <w:t>"&gt;&lt;/use&gt;</w:t>
+        <w:t xml:space="preserve">  &lt;svg class="icon" aria-label="Construção"&gt;</w:t>
+      </w:r>
+    </w:p>
+    <w:p>
+      <w:r>
+        <w:t xml:space="preserve">    &lt;use href="#construcao"&gt;&lt;/use&gt;</w:t>
       </w:r>
     </w:p>
     <w:p>
@@ -13997,36 +9549,12 @@
     </w:p>
     <w:p>
       <w:r>
-        <w:t xml:space="preserve">  &lt;</w:t>
-      </w:r>
-      <w:proofErr w:type="spellStart"/>
-      <w:r>
-        <w:t>span</w:t>
-      </w:r>
-      <w:proofErr w:type="spellEnd"/>
-      <w:r>
-        <w:t>&gt;Construção&lt;/</w:t>
-      </w:r>
-      <w:proofErr w:type="spellStart"/>
-      <w:r>
-        <w:t>span</w:t>
-      </w:r>
-      <w:proofErr w:type="spellEnd"/>
-      <w:r>
-        <w:t>&gt;</w:t>
-      </w:r>
-    </w:p>
-    <w:p>
-      <w:r>
-        <w:t>&lt;/</w:t>
-      </w:r>
-      <w:proofErr w:type="spellStart"/>
-      <w:r>
-        <w:t>nav</w:t>
-      </w:r>
-      <w:proofErr w:type="spellEnd"/>
-      <w:r>
-        <w:t>&gt;</w:t>
+        <w:t xml:space="preserve">  &lt;span&gt;Construção&lt;/span&gt;</w:t>
+      </w:r>
+    </w:p>
+    <w:p>
+      <w:r>
+        <w:t>&lt;/nav&gt;</w:t>
       </w:r>
     </w:p>
     <w:p>
@@ -14042,70 +9570,27 @@
           <w:bCs/>
         </w:rPr>
         <w:lastRenderedPageBreak/>
-        <w:t xml:space="preserve">Cabeçalho </w:t>
-      </w:r>
-      <w:proofErr w:type="gramStart"/>
-      <w:r>
-        <w:rPr>
-          <w:b/>
-          <w:bCs/>
-        </w:rPr>
-        <w:t>com Logo</w:t>
-      </w:r>
-      <w:proofErr w:type="gramEnd"/>
-    </w:p>
-    <w:p>
-      <w:proofErr w:type="spellStart"/>
+        <w:t>Cabeçalho com Logo</w:t>
+      </w:r>
+    </w:p>
+    <w:p>
       <w:r>
         <w:t>html</w:t>
       </w:r>
-      <w:proofErr w:type="spellEnd"/>
-    </w:p>
-    <w:p>
-      <w:r>
-        <w:t xml:space="preserve">&lt;header </w:t>
-      </w:r>
-      <w:proofErr w:type="spellStart"/>
-      <w:r>
-        <w:t>class</w:t>
-      </w:r>
-      <w:proofErr w:type="spellEnd"/>
-      <w:r>
-        <w:t>="header"&gt;</w:t>
-      </w:r>
-    </w:p>
-    <w:p>
-      <w:r>
-        <w:t xml:space="preserve">  &lt;svg </w:t>
-      </w:r>
-      <w:proofErr w:type="spellStart"/>
-      <w:r>
-        <w:t>class</w:t>
-      </w:r>
-      <w:proofErr w:type="spellEnd"/>
-      <w:r>
-        <w:t>="logo" aria-</w:t>
-      </w:r>
-      <w:proofErr w:type="spellStart"/>
-      <w:r>
-        <w:t>label</w:t>
-      </w:r>
-      <w:proofErr w:type="spellEnd"/>
-      <w:r>
-        <w:t>="Logo Institucional"&gt;</w:t>
-      </w:r>
-    </w:p>
-    <w:p>
-      <w:r>
-        <w:t xml:space="preserve">    &lt;use </w:t>
-      </w:r>
-      <w:proofErr w:type="spellStart"/>
-      <w:r>
-        <w:t>href</w:t>
-      </w:r>
-      <w:proofErr w:type="spellEnd"/>
-      <w:r>
-        <w:t>="#logo-institucional"&gt;&lt;/use&gt;</w:t>
+    </w:p>
+    <w:p>
+      <w:r>
+        <w:t>&lt;header class="header"&gt;</w:t>
+      </w:r>
+    </w:p>
+    <w:p>
+      <w:r>
+        <w:t xml:space="preserve">  &lt;svg class="logo" aria-label="Logo Institucional"&gt;</w:t>
+      </w:r>
+    </w:p>
+    <w:p>
+      <w:r>
+        <w:t xml:space="preserve">    &lt;use href="#logo-institucional"&gt;&lt;/use&gt;</w:t>
       </w:r>
     </w:p>
     <w:p>
@@ -14134,73 +9619,23 @@
       </w:r>
     </w:p>
     <w:p>
-      <w:proofErr w:type="spellStart"/>
       <w:r>
         <w:t>html</w:t>
       </w:r>
-      <w:proofErr w:type="spellEnd"/>
-    </w:p>
-    <w:p>
-      <w:r>
-        <w:t>&lt;</w:t>
-      </w:r>
-      <w:proofErr w:type="spellStart"/>
-      <w:r>
-        <w:t>footer</w:t>
-      </w:r>
-      <w:proofErr w:type="spellEnd"/>
-      <w:r>
-        <w:t xml:space="preserve"> </w:t>
-      </w:r>
-      <w:proofErr w:type="spellStart"/>
-      <w:r>
-        <w:t>class</w:t>
-      </w:r>
-      <w:proofErr w:type="spellEnd"/>
-      <w:r>
-        <w:t>="</w:t>
-      </w:r>
-      <w:proofErr w:type="spellStart"/>
-      <w:r>
-        <w:t>footer</w:t>
-      </w:r>
-      <w:proofErr w:type="spellEnd"/>
-      <w:r>
-        <w:t>"&gt;</w:t>
-      </w:r>
-    </w:p>
-    <w:p>
-      <w:r>
-        <w:t xml:space="preserve">  &lt;svg </w:t>
-      </w:r>
-      <w:proofErr w:type="spellStart"/>
-      <w:r>
-        <w:t>class</w:t>
-      </w:r>
-      <w:proofErr w:type="spellEnd"/>
-      <w:r>
-        <w:t>="logo" aria-</w:t>
-      </w:r>
-      <w:proofErr w:type="spellStart"/>
-      <w:r>
-        <w:t>label</w:t>
-      </w:r>
-      <w:proofErr w:type="spellEnd"/>
-      <w:r>
-        <w:t>="Logo Leve"&gt;</w:t>
-      </w:r>
-    </w:p>
-    <w:p>
-      <w:r>
-        <w:t xml:space="preserve">    &lt;use </w:t>
-      </w:r>
-      <w:proofErr w:type="spellStart"/>
-      <w:r>
-        <w:t>href</w:t>
-      </w:r>
-      <w:proofErr w:type="spellEnd"/>
-      <w:r>
-        <w:t>="#logo-leve"&gt;&lt;/use&gt;</w:t>
+    </w:p>
+    <w:p>
+      <w:r>
+        <w:t>&lt;footer class="footer"&gt;</w:t>
+      </w:r>
+    </w:p>
+    <w:p>
+      <w:r>
+        <w:t xml:space="preserve">  &lt;svg class="logo" aria-label="Logo Leve"&gt;</w:t>
+      </w:r>
+    </w:p>
+    <w:p>
+      <w:r>
+        <w:t xml:space="preserve">    &lt;use href="#logo-leve"&gt;&lt;/use&gt;</w:t>
       </w:r>
     </w:p>
     <w:p>
@@ -14210,36 +9645,12 @@
     </w:p>
     <w:p>
       <w:r>
-        <w:t xml:space="preserve">  &lt;p&gt;© 2026 </w:t>
-      </w:r>
-      <w:proofErr w:type="spellStart"/>
-      <w:r>
-        <w:t>ShareO</w:t>
-      </w:r>
-      <w:proofErr w:type="spellEnd"/>
-      <w:r>
-        <w:t xml:space="preserve"> – Compartilhe. Economize. </w:t>
-      </w:r>
-      <w:proofErr w:type="gramStart"/>
-      <w:r>
-        <w:t>Sustentável.&lt;</w:t>
-      </w:r>
-      <w:proofErr w:type="gramEnd"/>
-      <w:r>
-        <w:t>/p&gt;</w:t>
-      </w:r>
-    </w:p>
-    <w:p>
-      <w:r>
-        <w:t>&lt;/</w:t>
-      </w:r>
-      <w:proofErr w:type="spellStart"/>
-      <w:r>
-        <w:t>footer</w:t>
-      </w:r>
-      <w:proofErr w:type="spellEnd"/>
-      <w:r>
-        <w:t>&gt;</w:t>
+        <w:t xml:space="preserve">  &lt;p&gt;© 2026 ShareO – Compartilhe. Economize. Sustentável.&lt;/p&gt;</w:t>
+      </w:r>
+    </w:p>
+    <w:p>
+      <w:r>
+        <w:t>&lt;/footer&gt;</w:t>
       </w:r>
     </w:p>
     <w:p>
@@ -14266,93 +9677,33 @@
       </w:r>
     </w:p>
     <w:p>
-      <w:proofErr w:type="spellStart"/>
       <w:r>
         <w:t>css</w:t>
       </w:r>
-      <w:proofErr w:type="spellEnd"/>
-    </w:p>
-    <w:p>
-      <w:proofErr w:type="gramStart"/>
-      <w:r>
-        <w:t>.</w:t>
-      </w:r>
-      <w:proofErr w:type="spellStart"/>
-      <w:r>
-        <w:t>icon</w:t>
-      </w:r>
-      <w:proofErr w:type="spellEnd"/>
-      <w:proofErr w:type="gramEnd"/>
-      <w:r>
-        <w:t xml:space="preserve"> {</w:t>
-      </w:r>
-    </w:p>
-    <w:p>
-      <w:r>
-        <w:t xml:space="preserve">  </w:t>
-      </w:r>
-      <w:proofErr w:type="spellStart"/>
-      <w:r>
-        <w:t>width</w:t>
-      </w:r>
-      <w:proofErr w:type="spellEnd"/>
-      <w:r>
-        <w:t>: 48px;</w:t>
-      </w:r>
-    </w:p>
-    <w:p>
-      <w:r>
-        <w:t xml:space="preserve">  </w:t>
-      </w:r>
-      <w:proofErr w:type="spellStart"/>
-      <w:r>
-        <w:t>height</w:t>
-      </w:r>
-      <w:proofErr w:type="spellEnd"/>
-      <w:r>
-        <w:t>: 48px;</w:t>
-      </w:r>
-    </w:p>
-    <w:p>
-      <w:r>
-        <w:t xml:space="preserve">  </w:t>
-      </w:r>
-      <w:proofErr w:type="spellStart"/>
-      <w:r>
-        <w:t>margin</w:t>
-      </w:r>
-      <w:proofErr w:type="spellEnd"/>
-      <w:r>
-        <w:t>: 8px;</w:t>
-      </w:r>
-    </w:p>
-    <w:p>
-      <w:r>
-        <w:t xml:space="preserve">  </w:t>
-      </w:r>
-      <w:proofErr w:type="spellStart"/>
-      <w:r>
-        <w:t>fill</w:t>
-      </w:r>
-      <w:proofErr w:type="spellEnd"/>
-      <w:r>
-        <w:t xml:space="preserve">: </w:t>
-      </w:r>
-      <w:proofErr w:type="gramStart"/>
-      <w:r>
-        <w:t>var(</w:t>
-      </w:r>
-      <w:proofErr w:type="gramEnd"/>
-      <w:r>
-        <w:t>--</w:t>
-      </w:r>
-      <w:proofErr w:type="spellStart"/>
-      <w:r>
-        <w:t>icon</w:t>
-      </w:r>
-      <w:proofErr w:type="spellEnd"/>
-      <w:r>
-        <w:t>-color);</w:t>
+    </w:p>
+    <w:p>
+      <w:r>
+        <w:t>.icon {</w:t>
+      </w:r>
+    </w:p>
+    <w:p>
+      <w:r>
+        <w:t xml:space="preserve">  width: 48px;</w:t>
+      </w:r>
+    </w:p>
+    <w:p>
+      <w:r>
+        <w:t xml:space="preserve">  height: 48px;</w:t>
+      </w:r>
+    </w:p>
+    <w:p>
+      <w:r>
+        <w:t xml:space="preserve">  margin: 8px;</w:t>
+      </w:r>
+    </w:p>
+    <w:p>
+      <w:r>
+        <w:t xml:space="preserve">  fill: var(--icon-color);</w:t>
       </w:r>
     </w:p>
     <w:p>
@@ -14362,39 +9713,18 @@
     </w:p>
     <w:p/>
     <w:p>
-      <w:proofErr w:type="gramStart"/>
-      <w:r>
-        <w:t>.logo</w:t>
-      </w:r>
-      <w:proofErr w:type="gramEnd"/>
-      <w:r>
-        <w:t xml:space="preserve"> {</w:t>
-      </w:r>
-    </w:p>
-    <w:p>
-      <w:r>
-        <w:t xml:space="preserve">  </w:t>
-      </w:r>
-      <w:proofErr w:type="spellStart"/>
-      <w:r>
-        <w:t>width</w:t>
-      </w:r>
-      <w:proofErr w:type="spellEnd"/>
-      <w:r>
-        <w:t>: 160px;</w:t>
-      </w:r>
-    </w:p>
-    <w:p>
-      <w:r>
-        <w:t xml:space="preserve">  </w:t>
-      </w:r>
-      <w:proofErr w:type="spellStart"/>
-      <w:r>
-        <w:t>height</w:t>
-      </w:r>
-      <w:proofErr w:type="spellEnd"/>
-      <w:r>
-        <w:t>: auto;</w:t>
+      <w:r>
+        <w:t>.logo {</w:t>
+      </w:r>
+    </w:p>
+    <w:p>
+      <w:r>
+        <w:t xml:space="preserve">  width: 160px;</w:t>
+      </w:r>
+    </w:p>
+    <w:p>
+      <w:r>
+        <w:t xml:space="preserve">  height: auto;</w:t>
       </w:r>
     </w:p>
     <w:p>
@@ -14404,28 +9734,13 @@
     </w:p>
     <w:p/>
     <w:p>
-      <w:proofErr w:type="spellStart"/>
-      <w:proofErr w:type="gramStart"/>
-      <w:r>
-        <w:t>body.light</w:t>
-      </w:r>
-      <w:proofErr w:type="spellEnd"/>
-      <w:proofErr w:type="gramEnd"/>
-      <w:r>
-        <w:t xml:space="preserve"> {</w:t>
-      </w:r>
-    </w:p>
-    <w:p>
-      <w:r>
-        <w:t xml:space="preserve">  --</w:t>
-      </w:r>
-      <w:proofErr w:type="spellStart"/>
-      <w:r>
-        <w:t>icon</w:t>
-      </w:r>
-      <w:proofErr w:type="spellEnd"/>
-      <w:r>
-        <w:t>-color: #007B3C;</w:t>
+      <w:r>
+        <w:t>body.light {</w:t>
+      </w:r>
+    </w:p>
+    <w:p>
+      <w:r>
+        <w:t xml:space="preserve">  --icon-color: #007B3C;</w:t>
       </w:r>
     </w:p>
     <w:p>
@@ -14436,28 +9751,13 @@
     </w:p>
     <w:p/>
     <w:p>
-      <w:proofErr w:type="spellStart"/>
-      <w:proofErr w:type="gramStart"/>
-      <w:r>
-        <w:t>body.dark</w:t>
-      </w:r>
-      <w:proofErr w:type="spellEnd"/>
-      <w:proofErr w:type="gramEnd"/>
-      <w:r>
-        <w:t xml:space="preserve"> {</w:t>
-      </w:r>
-    </w:p>
-    <w:p>
-      <w:r>
-        <w:t xml:space="preserve">  --</w:t>
-      </w:r>
-      <w:proofErr w:type="spellStart"/>
-      <w:r>
-        <w:t>icon</w:t>
-      </w:r>
-      <w:proofErr w:type="spellEnd"/>
-      <w:r>
-        <w:t>-color: #59C686;</w:t>
+      <w:r>
+        <w:t>body.dark {</w:t>
+      </w:r>
+    </w:p>
+    <w:p>
+      <w:r>
+        <w:t xml:space="preserve">  --icon-color: #59C686;</w:t>
       </w:r>
     </w:p>
     <w:p>
@@ -14503,15 +9803,7 @@
         <w:t>Menu horizontal</w:t>
       </w:r>
       <w:r>
-        <w:t xml:space="preserve"> → ícones alinhados com </w:t>
-      </w:r>
-      <w:proofErr w:type="spellStart"/>
-      <w:r>
-        <w:t>labels</w:t>
-      </w:r>
-      <w:proofErr w:type="spellEnd"/>
-      <w:r>
-        <w:t>.</w:t>
+        <w:t xml:space="preserve"> → ícones alinhados com labels.</w:t>
       </w:r>
     </w:p>
     <w:p>
@@ -14599,15 +9891,7 @@
         </w:numPr>
       </w:pPr>
       <w:r>
-        <w:t>Usar aria-</w:t>
-      </w:r>
-      <w:proofErr w:type="spellStart"/>
-      <w:r>
-        <w:t>label</w:t>
-      </w:r>
-      <w:proofErr w:type="spellEnd"/>
-      <w:r>
-        <w:t xml:space="preserve"> em cada &lt;svg&gt; para acessibilidade.</w:t>
+        <w:t>Usar aria-label em cada &lt;svg&gt; para acessibilidade.</w:t>
       </w:r>
     </w:p>
     <w:p>
@@ -14629,28 +9913,7 @@
         </w:numPr>
       </w:pPr>
       <w:r>
-        <w:t xml:space="preserve">Definir classes específicas </w:t>
-      </w:r>
-      <w:proofErr w:type="gramStart"/>
-      <w:r>
-        <w:t>(.</w:t>
-      </w:r>
-      <w:proofErr w:type="spellStart"/>
-      <w:r>
-        <w:t>icon</w:t>
-      </w:r>
-      <w:proofErr w:type="spellEnd"/>
-      <w:proofErr w:type="gramEnd"/>
-      <w:r>
-        <w:t>-menu</w:t>
-      </w:r>
-      <w:proofErr w:type="gramStart"/>
-      <w:r>
-        <w:t>, .logo</w:t>
-      </w:r>
-      <w:proofErr w:type="gramEnd"/>
-      <w:r>
-        <w:t>-header) para tamanhos diferentes.</w:t>
+        <w:t>Definir classes específicas (.icon-menu, .logo-header) para tamanhos diferentes.</w:t>
       </w:r>
     </w:p>
     <w:p>
@@ -14738,17 +10001,8 @@
           <w:b/>
           <w:bCs/>
         </w:rPr>
-        <w:t xml:space="preserve">Guia Visual de Aplicação dos Sprites </w:t>
-      </w:r>
-      <w:proofErr w:type="spellStart"/>
-      <w:r>
-        <w:rPr>
-          <w:b/>
-          <w:bCs/>
-        </w:rPr>
-        <w:t>ShareO</w:t>
-      </w:r>
-      <w:proofErr w:type="spellEnd"/>
+        <w:t>Guia Visual de Aplicação dos Sprites ShareO</w:t>
+      </w:r>
       <w:r>
         <w:t xml:space="preserve">, já em formato de protótipo navegável. Ele mostra como os ícones e logos consolidados se comportam em menus, cabeçalhos e rodapés, tanto em </w:t>
       </w:r>
@@ -14829,15 +10083,7 @@
         <w:t>Menu de categorias</w:t>
       </w:r>
       <w:r>
-        <w:t xml:space="preserve"> → ícones circulares alinhados com </w:t>
-      </w:r>
-      <w:proofErr w:type="spellStart"/>
-      <w:r>
-        <w:t>labels</w:t>
-      </w:r>
-      <w:proofErr w:type="spellEnd"/>
-      <w:r>
-        <w:t>.</w:t>
+        <w:t xml:space="preserve"> → ícones circulares alinhados com labels.</w:t>
       </w:r>
     </w:p>
     <w:p>
@@ -14918,11 +10164,9 @@
       </w:r>
     </w:p>
     <w:p>
-      <w:proofErr w:type="spellStart"/>
       <w:r>
         <w:t>html</w:t>
       </w:r>
-      <w:proofErr w:type="spellEnd"/>
     </w:p>
     <w:p>
       <w:r>
@@ -14932,36 +10176,12 @@
     </w:p>
     <w:p>
       <w:r>
-        <w:t xml:space="preserve">  &lt;svg </w:t>
-      </w:r>
-      <w:proofErr w:type="spellStart"/>
-      <w:r>
-        <w:t>class</w:t>
-      </w:r>
-      <w:proofErr w:type="spellEnd"/>
-      <w:r>
-        <w:t>="logo" aria-</w:t>
-      </w:r>
-      <w:proofErr w:type="spellStart"/>
-      <w:r>
-        <w:t>label</w:t>
-      </w:r>
-      <w:proofErr w:type="spellEnd"/>
-      <w:r>
-        <w:t>="Logo Institucional"&gt;</w:t>
-      </w:r>
-    </w:p>
-    <w:p>
-      <w:r>
-        <w:t xml:space="preserve">    &lt;use </w:t>
-      </w:r>
-      <w:proofErr w:type="spellStart"/>
-      <w:r>
-        <w:t>href</w:t>
-      </w:r>
-      <w:proofErr w:type="spellEnd"/>
-      <w:r>
-        <w:t>="#logo-institucional"&gt;&lt;/use&gt;</w:t>
+        <w:t xml:space="preserve">  &lt;svg class="logo" aria-label="Logo Institucional"&gt;</w:t>
+      </w:r>
+    </w:p>
+    <w:p>
+      <w:r>
+        <w:t xml:space="preserve">    &lt;use href="#logo-institucional"&gt;&lt;/use&gt;</w:t>
       </w:r>
     </w:p>
     <w:p>
@@ -14971,67 +10191,27 @@
     </w:p>
     <w:p>
       <w:r>
-        <w:t xml:space="preserve">  &lt;</w:t>
-      </w:r>
-      <w:proofErr w:type="spellStart"/>
-      <w:r>
-        <w:t>nav</w:t>
-      </w:r>
-      <w:proofErr w:type="spellEnd"/>
-      <w:r>
-        <w:t>&gt;</w:t>
-      </w:r>
-    </w:p>
-    <w:p>
-      <w:r>
-        <w:t xml:space="preserve">    &lt;a </w:t>
-      </w:r>
-      <w:proofErr w:type="spellStart"/>
-      <w:r>
-        <w:t>href</w:t>
-      </w:r>
-      <w:proofErr w:type="spellEnd"/>
-      <w:r>
-        <w:t>="#"&gt;Início&lt;/a&gt;</w:t>
-      </w:r>
-    </w:p>
-    <w:p>
-      <w:r>
-        <w:t xml:space="preserve">    &lt;a </w:t>
-      </w:r>
-      <w:proofErr w:type="spellStart"/>
-      <w:r>
-        <w:t>href</w:t>
-      </w:r>
-      <w:proofErr w:type="spellEnd"/>
-      <w:r>
-        <w:t>="#"&gt;Categorias&lt;/a&gt;</w:t>
-      </w:r>
-    </w:p>
-    <w:p>
-      <w:r>
-        <w:t xml:space="preserve">    &lt;a </w:t>
-      </w:r>
-      <w:proofErr w:type="spellStart"/>
-      <w:r>
-        <w:t>href</w:t>
-      </w:r>
-      <w:proofErr w:type="spellEnd"/>
-      <w:r>
-        <w:t>="#"&gt;Favoritos&lt;/a&gt;</w:t>
-      </w:r>
-    </w:p>
-    <w:p>
-      <w:r>
-        <w:t xml:space="preserve">  &lt;/</w:t>
-      </w:r>
-      <w:proofErr w:type="spellStart"/>
-      <w:r>
-        <w:t>nav</w:t>
-      </w:r>
-      <w:proofErr w:type="spellEnd"/>
-      <w:r>
-        <w:t>&gt;</w:t>
+        <w:t xml:space="preserve">  &lt;nav&gt;</w:t>
+      </w:r>
+    </w:p>
+    <w:p>
+      <w:r>
+        <w:t xml:space="preserve">    &lt;a href="#"&gt;Início&lt;/a&gt;</w:t>
+      </w:r>
+    </w:p>
+    <w:p>
+      <w:r>
+        <w:t xml:space="preserve">    &lt;a href="#"&gt;Categorias&lt;/a&gt;</w:t>
+      </w:r>
+    </w:p>
+    <w:p>
+      <w:r>
+        <w:t xml:space="preserve">    &lt;a href="#"&gt;Favoritos&lt;/a&gt;</w:t>
+      </w:r>
+    </w:p>
+    <w:p>
+      <w:r>
+        <w:t xml:space="preserve">  &lt;/nav&gt;</w:t>
       </w:r>
     </w:p>
     <w:p>
@@ -15042,65 +10222,17 @@
     <w:p/>
     <w:p>
       <w:r>
-        <w:t>&lt;</w:t>
-      </w:r>
-      <w:proofErr w:type="spellStart"/>
-      <w:r>
-        <w:t>section</w:t>
-      </w:r>
-      <w:proofErr w:type="spellEnd"/>
-      <w:r>
-        <w:t xml:space="preserve"> </w:t>
-      </w:r>
-      <w:proofErr w:type="spellStart"/>
-      <w:r>
-        <w:t>class</w:t>
-      </w:r>
-      <w:proofErr w:type="spellEnd"/>
-      <w:r>
-        <w:t>="categorias"&gt;</w:t>
-      </w:r>
-    </w:p>
-    <w:p>
-      <w:r>
-        <w:t xml:space="preserve">  &lt;svg </w:t>
-      </w:r>
-      <w:proofErr w:type="spellStart"/>
-      <w:r>
-        <w:t>class</w:t>
-      </w:r>
-      <w:proofErr w:type="spellEnd"/>
-      <w:r>
-        <w:t>="</w:t>
-      </w:r>
-      <w:proofErr w:type="spellStart"/>
-      <w:r>
-        <w:t>icon</w:t>
-      </w:r>
-      <w:proofErr w:type="spellEnd"/>
-      <w:r>
-        <w:t>" aria-</w:t>
-      </w:r>
-      <w:proofErr w:type="spellStart"/>
-      <w:r>
-        <w:t>label</w:t>
-      </w:r>
-      <w:proofErr w:type="spellEnd"/>
-      <w:r>
-        <w:t>="Casa e Jardim"&gt;</w:t>
-      </w:r>
-    </w:p>
-    <w:p>
-      <w:r>
-        <w:t xml:space="preserve">    &lt;use </w:t>
-      </w:r>
-      <w:proofErr w:type="spellStart"/>
-      <w:r>
-        <w:t>href</w:t>
-      </w:r>
-      <w:proofErr w:type="spellEnd"/>
-      <w:r>
-        <w:t>="#casa-jardim"&gt;&lt;/use&gt;</w:t>
+        <w:t>&lt;section class="categorias"&gt;</w:t>
+      </w:r>
+    </w:p>
+    <w:p>
+      <w:r>
+        <w:t xml:space="preserve">  &lt;svg class="icon" aria-label="Casa e Jardim"&gt;</w:t>
+      </w:r>
+    </w:p>
+    <w:p>
+      <w:r>
+        <w:t xml:space="preserve">    &lt;use href="#casa-jardim"&gt;&lt;/use&gt;</w:t>
       </w:r>
     </w:p>
     <w:p>
@@ -15110,84 +10242,28 @@
     </w:p>
     <w:p>
       <w:r>
-        <w:t xml:space="preserve">  &lt;</w:t>
-      </w:r>
-      <w:proofErr w:type="spellStart"/>
-      <w:r>
-        <w:t>span</w:t>
-      </w:r>
-      <w:proofErr w:type="spellEnd"/>
-      <w:r>
-        <w:t>&gt;Casa e Jardim&lt;/</w:t>
-      </w:r>
-      <w:proofErr w:type="spellStart"/>
-      <w:r>
-        <w:t>span</w:t>
-      </w:r>
-      <w:proofErr w:type="spellEnd"/>
-      <w:r>
-        <w:t>&gt;</w:t>
-      </w:r>
-    </w:p>
-    <w:p>
-      <w:r>
-        <w:t>&lt;/</w:t>
-      </w:r>
-      <w:proofErr w:type="spellStart"/>
-      <w:r>
-        <w:t>section</w:t>
-      </w:r>
-      <w:proofErr w:type="spellEnd"/>
-      <w:r>
-        <w:t>&gt;</w:t>
+        <w:t xml:space="preserve">  &lt;span&gt;Casa e Jardim&lt;/span&gt;</w:t>
+      </w:r>
+    </w:p>
+    <w:p>
+      <w:r>
+        <w:t>&lt;/section&gt;</w:t>
       </w:r>
     </w:p>
     <w:p/>
     <w:p>
       <w:r>
-        <w:t>&lt;</w:t>
-      </w:r>
-      <w:proofErr w:type="spellStart"/>
-      <w:r>
-        <w:t>footer</w:t>
-      </w:r>
-      <w:proofErr w:type="spellEnd"/>
-      <w:r>
-        <w:t>&gt;</w:t>
-      </w:r>
-    </w:p>
-    <w:p>
-      <w:r>
-        <w:t xml:space="preserve">  &lt;svg </w:t>
-      </w:r>
-      <w:proofErr w:type="spellStart"/>
-      <w:r>
-        <w:t>class</w:t>
-      </w:r>
-      <w:proofErr w:type="spellEnd"/>
-      <w:r>
-        <w:t>="logo" aria-</w:t>
-      </w:r>
-      <w:proofErr w:type="spellStart"/>
-      <w:r>
-        <w:t>label</w:t>
-      </w:r>
-      <w:proofErr w:type="spellEnd"/>
-      <w:r>
-        <w:t>="Logo Leve"&gt;</w:t>
-      </w:r>
-    </w:p>
-    <w:p>
-      <w:r>
-        <w:t xml:space="preserve">    &lt;use </w:t>
-      </w:r>
-      <w:proofErr w:type="spellStart"/>
-      <w:r>
-        <w:t>href</w:t>
-      </w:r>
-      <w:proofErr w:type="spellEnd"/>
-      <w:r>
-        <w:t>="#logo-leve"&gt;&lt;/use&gt;</w:t>
+        <w:t>&lt;footer&gt;</w:t>
+      </w:r>
+    </w:p>
+    <w:p>
+      <w:r>
+        <w:t xml:space="preserve">  &lt;svg class="logo" aria-label="Logo Leve"&gt;</w:t>
+      </w:r>
+    </w:p>
+    <w:p>
+      <w:r>
+        <w:t xml:space="preserve">    &lt;use href="#logo-leve"&gt;&lt;/use&gt;</w:t>
       </w:r>
     </w:p>
     <w:p>
@@ -15197,36 +10273,12 @@
     </w:p>
     <w:p>
       <w:r>
-        <w:t xml:space="preserve">  &lt;p&gt;© 2026 </w:t>
-      </w:r>
-      <w:proofErr w:type="spellStart"/>
-      <w:r>
-        <w:t>ShareO</w:t>
-      </w:r>
-      <w:proofErr w:type="spellEnd"/>
-      <w:r>
-        <w:t xml:space="preserve"> – Compartilhe. Economize. </w:t>
-      </w:r>
-      <w:proofErr w:type="gramStart"/>
-      <w:r>
-        <w:t>Sustentável.&lt;</w:t>
-      </w:r>
-      <w:proofErr w:type="gramEnd"/>
-      <w:r>
-        <w:t>/p&gt;</w:t>
-      </w:r>
-    </w:p>
-    <w:p>
-      <w:r>
-        <w:t>&lt;/</w:t>
-      </w:r>
-      <w:proofErr w:type="spellStart"/>
-      <w:r>
-        <w:t>footer</w:t>
-      </w:r>
-      <w:proofErr w:type="spellEnd"/>
-      <w:r>
-        <w:t>&gt;</w:t>
+        <w:t xml:space="preserve">  &lt;p&gt;© 2026 ShareO – Compartilhe. Economize. Sustentável.&lt;/p&gt;</w:t>
+      </w:r>
+    </w:p>
+    <w:p>
+      <w:r>
+        <w:t>&lt;/footer&gt;</w:t>
       </w:r>
     </w:p>
     <w:p>
@@ -15260,15 +10312,7 @@
         </w:numPr>
       </w:pPr>
       <w:r>
-        <w:t>Usar aria-</w:t>
-      </w:r>
-      <w:proofErr w:type="spellStart"/>
-      <w:r>
-        <w:t>label</w:t>
-      </w:r>
-      <w:proofErr w:type="spellEnd"/>
-      <w:r>
-        <w:t xml:space="preserve"> em cada &lt;svg&gt; para acessibilidade.</w:t>
+        <w:t>Usar aria-label em cada &lt;svg&gt; para acessibilidade.</w:t>
       </w:r>
     </w:p>
     <w:p>
@@ -15279,23 +10323,7 @@
         </w:numPr>
       </w:pPr>
       <w:r>
-        <w:t>Controlar cores via CSS (</w:t>
-      </w:r>
-      <w:proofErr w:type="spellStart"/>
-      <w:r>
-        <w:t>fill</w:t>
-      </w:r>
-      <w:proofErr w:type="spellEnd"/>
-      <w:r>
-        <w:t xml:space="preserve">, </w:t>
-      </w:r>
-      <w:proofErr w:type="spellStart"/>
-      <w:r>
-        <w:t>stroke</w:t>
-      </w:r>
-      <w:proofErr w:type="spellEnd"/>
-      <w:r>
-        <w:t>) para adaptação a temas.</w:t>
+        <w:t>Controlar cores via CSS (fill, stroke) para adaptação a temas.</w:t>
       </w:r>
     </w:p>
     <w:p>
@@ -15306,28 +10334,7 @@
         </w:numPr>
       </w:pPr>
       <w:r>
-        <w:t xml:space="preserve">Definir classes específicas </w:t>
-      </w:r>
-      <w:proofErr w:type="gramStart"/>
-      <w:r>
-        <w:t>(.</w:t>
-      </w:r>
-      <w:proofErr w:type="spellStart"/>
-      <w:r>
-        <w:t>icon</w:t>
-      </w:r>
-      <w:proofErr w:type="spellEnd"/>
-      <w:proofErr w:type="gramEnd"/>
-      <w:r>
-        <w:t>-menu</w:t>
-      </w:r>
-      <w:proofErr w:type="gramStart"/>
-      <w:r>
-        <w:t>, .logo</w:t>
-      </w:r>
-      <w:proofErr w:type="gramEnd"/>
-      <w:r>
-        <w:t>-header) para tamanhos diferentes.</w:t>
+        <w:t>Definir classes específicas (.icon-menu, .logo-header) para tamanhos diferentes.</w:t>
       </w:r>
     </w:p>
     <w:p>
@@ -15373,17 +10380,8 @@
           <w:bCs/>
         </w:rPr>
         <w:lastRenderedPageBreak/>
-        <w:t xml:space="preserve">Design System completo da </w:t>
-      </w:r>
-      <w:proofErr w:type="spellStart"/>
-      <w:r>
-        <w:rPr>
-          <w:b/>
-          <w:bCs/>
-        </w:rPr>
-        <w:t>ShareO</w:t>
-      </w:r>
-      <w:proofErr w:type="spellEnd"/>
+        <w:t>Design System completo da ShareO</w:t>
+      </w:r>
       <w:r>
         <w:t>, reunindo todos os elementos visuais e técnicos — ícones, logos, paleta de cores, tipografia e componentes — para garantir consistência entre design e desenvolvimento.</w:t>
       </w:r>
@@ -15408,35 +10406,17 @@
           <w:b/>
           <w:bCs/>
         </w:rPr>
-        <w:t xml:space="preserve"> Design System – </w:t>
-      </w:r>
-      <w:proofErr w:type="spellStart"/>
-      <w:r>
-        <w:rPr>
-          <w:b/>
-          <w:bCs/>
-        </w:rPr>
-        <w:t>ShareO</w:t>
-      </w:r>
-      <w:proofErr w:type="spellEnd"/>
-    </w:p>
-    <w:p>
-      <w:r>
-        <w:rPr>
-          <w:b/>
-          <w:bCs/>
-        </w:rPr>
-        <w:t xml:space="preserve">Versão 1.0 | Sustentável • Acessível </w:t>
-      </w:r>
-      <w:proofErr w:type="gramStart"/>
-      <w:r>
-        <w:rPr>
-          <w:b/>
-          <w:bCs/>
-        </w:rPr>
-        <w:t>• Responsivo</w:t>
-      </w:r>
-      <w:proofErr w:type="gramEnd"/>
+        <w:t xml:space="preserve"> Design System – ShareO</w:t>
+      </w:r>
+    </w:p>
+    <w:p>
+      <w:r>
+        <w:rPr>
+          <w:b/>
+          <w:bCs/>
+        </w:rPr>
+        <w:t>Versão 1.0 | Sustentável • Acessível • Responsivo</w:t>
+      </w:r>
     </w:p>
     <w:p>
       <w:pPr>
@@ -15579,8 +10559,6 @@
           <w:p>
             <w:r>
               <w:t>Azul</w:t>
-            </w:r>
-            <w:r>
               <w:noBreakHyphen/>
               <w:t>marinho</w:t>
             </w:r>
@@ -15673,8 +10651,6 @@
           <w:p>
             <w:r>
               <w:t>Verde</w:t>
-            </w:r>
-            <w:r>
               <w:noBreakHyphen/>
               <w:t>claro</w:t>
             </w:r>
@@ -15767,8 +10743,6 @@
           <w:p>
             <w:r>
               <w:t>Cinza</w:t>
-            </w:r>
-            <w:r>
               <w:noBreakHyphen/>
               <w:t>escuro</w:t>
             </w:r>
@@ -15790,15 +10764,7 @@
     </w:tbl>
     <w:p>
       <w:r>
-        <w:t xml:space="preserve">As cores refletem os valores de sustentabilidade e confiança da </w:t>
-      </w:r>
-      <w:proofErr w:type="spellStart"/>
-      <w:r>
-        <w:t>ShareO</w:t>
-      </w:r>
-      <w:proofErr w:type="spellEnd"/>
-      <w:r>
-        <w:t>.</w:t>
+        <w:t>As cores refletem os valores de sustentabilidade e confiança da ShareO.</w:t>
       </w:r>
     </w:p>
     <w:p>
@@ -16066,13 +11032,8 @@
           </w:tcPr>
           <w:p>
             <w:r>
-              <w:t>24–32 </w:t>
-            </w:r>
-            <w:proofErr w:type="spellStart"/>
-            <w:r>
-              <w:t>px</w:t>
-            </w:r>
-            <w:proofErr w:type="spellEnd"/>
+              <w:t>24–32 px</w:t>
+            </w:r>
           </w:p>
         </w:tc>
       </w:tr>
@@ -16115,28 +11076,21 @@
             <w:hideMark/>
           </w:tcPr>
           <w:p>
-            <w:proofErr w:type="spellStart"/>
             <w:r>
               <w:t>Medium</w:t>
             </w:r>
-            <w:proofErr w:type="spellEnd"/>
-          </w:p>
-        </w:tc>
-        <w:tc>
-          <w:tcPr>
-            <w:tcW w:w="0" w:type="auto"/>
-            <w:vAlign w:val="center"/>
-            <w:hideMark/>
-          </w:tcPr>
-          <w:p>
-            <w:r>
-              <w:t>18–22 </w:t>
-            </w:r>
-            <w:proofErr w:type="spellStart"/>
-            <w:r>
-              <w:t>px</w:t>
-            </w:r>
-            <w:proofErr w:type="spellEnd"/>
+          </w:p>
+        </w:tc>
+        <w:tc>
+          <w:tcPr>
+            <w:tcW w:w="0" w:type="auto"/>
+            <w:vAlign w:val="center"/>
+            <w:hideMark/>
+          </w:tcPr>
+          <w:p>
+            <w:r>
+              <w:t>18–22 px</w:t>
+            </w:r>
           </w:p>
         </w:tc>
       </w:tr>
@@ -16192,13 +11146,8 @@
           </w:tcPr>
           <w:p>
             <w:r>
-              <w:t>14–16 </w:t>
-            </w:r>
-            <w:proofErr w:type="spellStart"/>
-            <w:r>
-              <w:t>px</w:t>
-            </w:r>
-            <w:proofErr w:type="spellEnd"/>
+              <w:t>14–16 px</w:t>
+            </w:r>
           </w:p>
         </w:tc>
       </w:tr>
@@ -16241,28 +11190,21 @@
             <w:hideMark/>
           </w:tcPr>
           <w:p>
-            <w:proofErr w:type="spellStart"/>
             <w:r>
               <w:t>SemiBold</w:t>
             </w:r>
-            <w:proofErr w:type="spellEnd"/>
-          </w:p>
-        </w:tc>
-        <w:tc>
-          <w:tcPr>
-            <w:tcW w:w="0" w:type="auto"/>
-            <w:vAlign w:val="center"/>
-            <w:hideMark/>
-          </w:tcPr>
-          <w:p>
-            <w:r>
-              <w:t>14 </w:t>
-            </w:r>
-            <w:proofErr w:type="spellStart"/>
-            <w:r>
-              <w:t>px</w:t>
-            </w:r>
-            <w:proofErr w:type="spellEnd"/>
+          </w:p>
+        </w:tc>
+        <w:tc>
+          <w:tcPr>
+            <w:tcW w:w="0" w:type="auto"/>
+            <w:vAlign w:val="center"/>
+            <w:hideMark/>
+          </w:tcPr>
+          <w:p>
+            <w:r>
+              <w:t>14 px</w:t>
+            </w:r>
           </w:p>
         </w:tc>
       </w:tr>
@@ -16380,8 +11322,6 @@
       </w:pPr>
       <w:r>
         <w:t>Ícones circulares com borda azul</w:t>
-      </w:r>
-      <w:r>
         <w:noBreakHyphen/>
         <w:t>acinzentada (#144D81).</w:t>
       </w:r>
@@ -16696,13 +11636,8 @@
           </w:tcPr>
           <w:p>
             <w:r>
-              <w:t xml:space="preserve">Ícones circulares com </w:t>
-            </w:r>
-            <w:proofErr w:type="spellStart"/>
-            <w:r>
-              <w:t>labels</w:t>
-            </w:r>
-            <w:proofErr w:type="spellEnd"/>
+              <w:t>Ícones circulares com labels</w:t>
+            </w:r>
           </w:p>
         </w:tc>
       </w:tr>
@@ -16928,8 +11863,6 @@
           <w:p>
             <w:r>
               <w:t>Azul</w:t>
-            </w:r>
-            <w:r>
               <w:noBreakHyphen/>
               <w:t>marinho</w:t>
             </w:r>
@@ -16977,8 +11910,6 @@
           <w:p>
             <w:r>
               <w:t>Azul</w:t>
-            </w:r>
-            <w:r>
               <w:noBreakHyphen/>
               <w:t>marinho</w:t>
             </w:r>
@@ -17005,8 +11936,6 @@
           <w:p>
             <w:r>
               <w:t>Verde</w:t>
-            </w:r>
-            <w:r>
               <w:noBreakHyphen/>
               <w:t>claro</w:t>
             </w:r>
@@ -17354,15 +12283,7 @@
         </w:numPr>
       </w:pPr>
       <w:r>
-        <w:t>aria-</w:t>
-      </w:r>
-      <w:proofErr w:type="spellStart"/>
-      <w:r>
-        <w:t>label</w:t>
-      </w:r>
-      <w:proofErr w:type="spellEnd"/>
-      <w:r>
-        <w:t xml:space="preserve"> em todos os ícones e logos.</w:t>
+        <w:t>aria-label em todos os ícones e logos.</w:t>
       </w:r>
     </w:p>
     <w:p>
@@ -17429,15 +12350,7 @@
         </w:numPr>
       </w:pPr>
       <w:r>
-        <w:t xml:space="preserve">Usar SVG </w:t>
-      </w:r>
-      <w:proofErr w:type="spellStart"/>
-      <w:r>
-        <w:t>inline</w:t>
-      </w:r>
-      <w:proofErr w:type="spellEnd"/>
-      <w:r>
-        <w:t xml:space="preserve"> para controle de cor via CSS.</w:t>
+        <w:t>Usar SVG inline para controle de cor via CSS.</w:t>
       </w:r>
     </w:p>
     <w:p>
